--- a/tool/PMP/temp/XXVI_SNHH26_Resumen_PMax24HAutomColombia_v1.docx
+++ b/tool/PMP/temp/XXVI_SNHH26_Resumen_PMax24HAutomColombia_v1.docx
@@ -1,6 +1,6 @@
 
 <file path=word/document.xml><?xml version="1.0" encoding="utf-8"?>
-<w:document xmlns:wpc="http://schemas.microsoft.com/office/word/2010/wordprocessingCanvas" xmlns:cx="http://schemas.microsoft.com/office/drawing/2014/chartex" xmlns:cx1="http://schemas.microsoft.com/office/drawing/2015/9/8/chartex" xmlns:cx2="http://schemas.microsoft.com/office/drawing/2015/10/21/chartex" xmlns:cx3="http://schemas.microsoft.com/office/drawing/2016/5/9/chartex" xmlns:cx4="http://schemas.microsoft.com/office/drawing/2016/5/10/chartex" xmlns:cx5="http://schemas.microsoft.com/office/drawing/2016/5/11/chartex" xmlns:cx6="http://schemas.microsoft.com/office/drawing/2016/5/12/chartex" xmlns:cx7="http://schemas.microsoft.com/office/drawing/2016/5/13/chartex" xmlns:cx8="http://schemas.microsoft.com/office/drawing/2016/5/14/chartex" xmlns:mc="http://schemas.openxmlformats.org/markup-compatibility/2006" xmlns:aink="http://schemas.microsoft.com/office/drawing/2016/ink" xmlns:am3d="http://schemas.microsoft.com/office/drawing/2017/model3d" xmlns:o="urn:schemas-microsoft-com:office:office" xmlns:r="http://schemas.openxmlformats.org/officeDocument/2006/relationships" xmlns:m="http://schemas.openxmlformats.org/officeDocument/2006/math" xmlns:v="urn:schemas-microsoft-com:vml" xmlns:wp14="http://schemas.microsoft.com/office/word/2010/wordprocessingDrawing" xmlns:wp="http://schemas.openxmlformats.org/drawingml/2006/wordprocessingDrawing" xmlns:w10="urn:schemas-microsoft-com:office:word" xmlns:w="http://schemas.openxmlformats.org/wordprocessingml/2006/main" xmlns:w14="http://schemas.microsoft.com/office/word/2010/wordml" xmlns:w15="http://schemas.microsoft.com/office/word/2012/wordml" xmlns:w16cid="http://schemas.microsoft.com/office/word/2016/wordml/cid" xmlns:w16se="http://schemas.microsoft.com/office/word/2015/wordml/symex" xmlns:wpg="http://schemas.microsoft.com/office/word/2010/wordprocessingGroup" xmlns:wpi="http://schemas.microsoft.com/office/word/2010/wordprocessingInk" xmlns:wne="http://schemas.microsoft.com/office/word/2006/wordml" xmlns:wps="http://schemas.microsoft.com/office/word/2010/wordprocessingShape" mc:Ignorable="w14 w15 w16se w16cid wp14">
+<w:document xmlns:wpc="http://schemas.microsoft.com/office/word/2010/wordprocessingCanvas" xmlns:cx="http://schemas.microsoft.com/office/drawing/2014/chartex" xmlns:cx1="http://schemas.microsoft.com/office/drawing/2015/9/8/chartex" xmlns:cx2="http://schemas.microsoft.com/office/drawing/2015/10/21/chartex" xmlns:cx3="http://schemas.microsoft.com/office/drawing/2016/5/9/chartex" xmlns:cx4="http://schemas.microsoft.com/office/drawing/2016/5/10/chartex" xmlns:cx5="http://schemas.microsoft.com/office/drawing/2016/5/11/chartex" xmlns:cx6="http://schemas.microsoft.com/office/drawing/2016/5/12/chartex" xmlns:cx7="http://schemas.microsoft.com/office/drawing/2016/5/13/chartex" xmlns:cx8="http://schemas.microsoft.com/office/drawing/2016/5/14/chartex" xmlns:mc="http://schemas.openxmlformats.org/markup-compatibility/2006" xmlns:aink="http://schemas.microsoft.com/office/drawing/2016/ink" xmlns:am3d="http://schemas.microsoft.com/office/drawing/2017/model3d" xmlns:o="urn:schemas-microsoft-com:office:office" xmlns:oel="http://schemas.microsoft.com/office/2019/extlst" xmlns:r="http://schemas.openxmlformats.org/officeDocument/2006/relationships" xmlns:m="http://schemas.openxmlformats.org/officeDocument/2006/math" xmlns:v="urn:schemas-microsoft-com:vml" xmlns:wp14="http://schemas.microsoft.com/office/word/2010/wordprocessingDrawing" xmlns:wp="http://schemas.openxmlformats.org/drawingml/2006/wordprocessingDrawing" xmlns:w10="urn:schemas-microsoft-com:office:word" xmlns:w="http://schemas.openxmlformats.org/wordprocessingml/2006/main" xmlns:w14="http://schemas.microsoft.com/office/word/2010/wordml" xmlns:w15="http://schemas.microsoft.com/office/word/2012/wordml" xmlns:w16cex="http://schemas.microsoft.com/office/word/2018/wordml/cex" xmlns:w16cid="http://schemas.microsoft.com/office/word/2016/wordml/cid" xmlns:w16="http://schemas.microsoft.com/office/word/2018/wordml" xmlns:w16du="http://schemas.microsoft.com/office/word/2023/wordml/word16du" xmlns:w16sdtdh="http://schemas.microsoft.com/office/word/2020/wordml/sdtdatahash" xmlns:w16sdtfl="http://schemas.microsoft.com/office/word/2024/wordml/sdtformatlock" xmlns:w16se="http://schemas.microsoft.com/office/word/2015/wordml/symex" xmlns:wpg="http://schemas.microsoft.com/office/word/2010/wordprocessingGroup" xmlns:wpi="http://schemas.microsoft.com/office/word/2010/wordprocessingInk" xmlns:wne="http://schemas.microsoft.com/office/word/2006/wordml" xmlns:wps="http://schemas.microsoft.com/office/word/2010/wordprocessingShape" mc:Ignorable="w14 w15 w16se w16cid w16 w16cex w16sdtdh w16sdtfl w16du wp14">
   <w:body>
     <w:p>
       <w:pPr>
@@ -63,9 +63,8 @@
           <w:szCs w:val="22"/>
           <w:lang w:val="es-CO"/>
         </w:rPr>
-        <w:t xml:space="preserve">Juan David </w:t>
-      </w:r>
-      <w:proofErr w:type="spellStart"/>
+        <w:t>Juan David Rodr</w:t>
+      </w:r>
       <w:r>
         <w:rPr>
           <w:rFonts w:ascii="Arial Nova" w:hAnsi="Arial Nova"/>
@@ -73,9 +72,8 @@
           <w:szCs w:val="22"/>
           <w:lang w:val="es-CO"/>
         </w:rPr>
-        <w:t>Rodriguez</w:t>
-      </w:r>
-      <w:proofErr w:type="spellEnd"/>
+        <w:t>í</w:t>
+      </w:r>
       <w:r>
         <w:rPr>
           <w:rFonts w:ascii="Arial Nova" w:hAnsi="Arial Nova"/>
@@ -83,7 +81,7 @@
           <w:szCs w:val="22"/>
           <w:lang w:val="es-CO"/>
         </w:rPr>
-        <w:t xml:space="preserve"> Acevedo</w:t>
+        <w:t>guez Acevedo</w:t>
       </w:r>
       <w:r>
         <w:rPr>
@@ -153,7 +151,7 @@
       <w:hyperlink r:id="rId11">
         <w:r>
           <w:rPr>
-            <w:rStyle w:val="Hipervnculo"/>
+            <w:rStyle w:val="Hyperlink"/>
             <w:rFonts w:ascii="Arial Nova" w:hAnsi="Arial Nova"/>
             <w:sz w:val="16"/>
             <w:szCs w:val="16"/>
@@ -174,7 +172,7 @@
       <w:hyperlink r:id="rId12">
         <w:r>
           <w:rPr>
-            <w:rStyle w:val="Hipervnculo"/>
+            <w:rStyle w:val="Hyperlink"/>
             <w:rFonts w:ascii="Arial Nova" w:hAnsi="Arial Nova"/>
             <w:sz w:val="16"/>
             <w:szCs w:val="16"/>
@@ -204,7 +202,7 @@
       <w:hyperlink r:id="rId13">
         <w:r>
           <w:rPr>
-            <w:rStyle w:val="Hipervnculo"/>
+            <w:rStyle w:val="Hyperlink"/>
             <w:rFonts w:ascii="Arial Nova" w:hAnsi="Arial Nova"/>
             <w:sz w:val="16"/>
             <w:szCs w:val="16"/>
@@ -236,7 +234,7 @@
     </w:p>
     <w:p>
       <w:pPr>
-        <w:pStyle w:val="Prrafodelista"/>
+        <w:pStyle w:val="ListParagraph"/>
         <w:framePr w:w="9000" w:h="1742" w:hSpace="187" w:vSpace="144" w:wrap="around" w:vAnchor="text" w:hAnchor="page" w:x="1441" w:y="1"/>
         <w:jc w:val="center"/>
         <w:rPr>
@@ -322,39 +320,7 @@
           <w:rFonts w:ascii="Arial" w:hAnsi="Arial" w:cs="Arial"/>
           <w:lang w:val="es-CO"/>
         </w:rPr>
-        <w:t xml:space="preserve"> la prueba de </w:t>
-      </w:r>
-      <w:proofErr w:type="spellStart"/>
-      <w:r>
-        <w:rPr>
-          <w:rFonts w:ascii="Arial" w:hAnsi="Arial" w:cs="Arial"/>
-          <w:lang w:val="es-CO"/>
-        </w:rPr>
-        <w:t>Kolmogorov</w:t>
-      </w:r>
-      <w:proofErr w:type="spellEnd"/>
-      <w:r>
-        <w:rPr>
-          <w:rFonts w:ascii="Arial" w:hAnsi="Arial" w:cs="Arial"/>
-          <w:lang w:val="es-CO"/>
-        </w:rPr>
-        <w:t>–</w:t>
-      </w:r>
-      <w:proofErr w:type="spellStart"/>
-      <w:r>
-        <w:rPr>
-          <w:rFonts w:ascii="Arial" w:hAnsi="Arial" w:cs="Arial"/>
-          <w:lang w:val="es-CO"/>
-        </w:rPr>
-        <w:t>Smirnov</w:t>
-      </w:r>
-      <w:proofErr w:type="spellEnd"/>
-      <w:r>
-        <w:rPr>
-          <w:rFonts w:ascii="Arial" w:hAnsi="Arial" w:cs="Arial"/>
-          <w:lang w:val="es-CO"/>
-        </w:rPr>
-        <w:t xml:space="preserve"> como criterio de </w:t>
+        <w:t xml:space="preserve"> la prueba de Kolmogorov–Smirnov como criterio de </w:t>
       </w:r>
       <w:r>
         <w:rPr>
@@ -463,15 +429,7 @@
           <w:rFonts w:ascii="Arial" w:hAnsi="Arial" w:cs="Arial"/>
           <w:lang w:val="es-CO"/>
         </w:rPr>
-        <w:t xml:space="preserve">En este marco, el estudio compara de forma sistemática </w:t>
-      </w:r>
-      <w:proofErr w:type="spellStart"/>
-      <w:r>
-        <w:rPr>
-          <w:rFonts w:ascii="Arial" w:hAnsi="Arial" w:cs="Arial"/>
-          <w:lang w:val="es-CO"/>
-        </w:rPr>
-        <w:t>EDF</w:t>
+        <w:t>En este marco, el estudio compara de forma sistemática EDF</w:t>
       </w:r>
       <w:r>
         <w:rPr>
@@ -480,21 +438,12 @@
         </w:rPr>
         <w:t>’s</w:t>
       </w:r>
-      <w:proofErr w:type="spellEnd"/>
-      <w:r>
-        <w:rPr>
-          <w:rFonts w:ascii="Arial" w:hAnsi="Arial" w:cs="Arial"/>
-          <w:lang w:val="es-CO"/>
-        </w:rPr>
-        <w:t xml:space="preserve"> y </w:t>
-      </w:r>
-      <w:proofErr w:type="spellStart"/>
-      <w:r>
-        <w:rPr>
-          <w:rFonts w:ascii="Arial" w:hAnsi="Arial" w:cs="Arial"/>
-          <w:lang w:val="es-CO"/>
-        </w:rPr>
-        <w:t>PDF</w:t>
+      <w:r>
+        <w:rPr>
+          <w:rFonts w:ascii="Arial" w:hAnsi="Arial" w:cs="Arial"/>
+          <w:lang w:val="es-CO"/>
+        </w:rPr>
+        <w:t xml:space="preserve"> y PDF</w:t>
       </w:r>
       <w:r>
         <w:rPr>
@@ -503,7 +452,6 @@
         </w:rPr>
         <w:t>’s</w:t>
       </w:r>
-      <w:proofErr w:type="spellEnd"/>
       <w:r>
         <w:rPr>
           <w:rFonts w:ascii="Arial" w:hAnsi="Arial" w:cs="Arial"/>
@@ -523,39 +471,7 @@
           <w:rFonts w:ascii="Arial" w:hAnsi="Arial" w:cs="Arial"/>
           <w:lang w:val="es-CO"/>
         </w:rPr>
-        <w:t xml:space="preserve"> en hidrología, aplica la prueba de </w:t>
-      </w:r>
-      <w:proofErr w:type="spellStart"/>
-      <w:r>
-        <w:rPr>
-          <w:rFonts w:ascii="Arial" w:hAnsi="Arial" w:cs="Arial"/>
-          <w:lang w:val="es-CO"/>
-        </w:rPr>
-        <w:t>Kolmogórov</w:t>
-      </w:r>
-      <w:proofErr w:type="spellEnd"/>
-      <w:r>
-        <w:rPr>
-          <w:rFonts w:ascii="Arial" w:hAnsi="Arial" w:cs="Arial"/>
-          <w:lang w:val="es-CO"/>
-        </w:rPr>
-        <w:t>–</w:t>
-      </w:r>
-      <w:proofErr w:type="spellStart"/>
-      <w:r>
-        <w:rPr>
-          <w:rFonts w:ascii="Arial" w:hAnsi="Arial" w:cs="Arial"/>
-          <w:lang w:val="es-CO"/>
-        </w:rPr>
-        <w:t>Smirnov</w:t>
-      </w:r>
-      <w:proofErr w:type="spellEnd"/>
-      <w:r>
-        <w:rPr>
-          <w:rFonts w:ascii="Arial" w:hAnsi="Arial" w:cs="Arial"/>
-          <w:lang w:val="es-CO"/>
-        </w:rPr>
-        <w:t xml:space="preserve"> para la selección del </w:t>
+        <w:t xml:space="preserve"> en hidrología, aplica la prueba de Kolmogórov–Smirnov para la selección del </w:t>
       </w:r>
       <w:r>
         <w:rPr>
@@ -572,6 +488,9 @@
         <w:t>mejor ajuste y sintetiza los resultados por áreas hidrográficas. El flujo</w:t>
       </w:r>
       <w:r>
+        <w:rPr>
+          <w:lang w:val="es-CO"/>
+        </w:rPr>
         <w:t xml:space="preserve"> </w:t>
       </w:r>
       <w:r>
@@ -629,7 +548,7 @@
     </w:p>
     <w:p>
       <w:pPr>
-        <w:pStyle w:val="Prrafodelista"/>
+        <w:pStyle w:val="ListParagraph"/>
         <w:widowControl/>
         <w:ind w:left="0"/>
         <w:jc w:val="both"/>
@@ -657,23 +576,7 @@
           <w:rFonts w:ascii="Arial" w:hAnsi="Arial" w:cs="Arial"/>
           <w:lang w:val="es-CO"/>
         </w:rPr>
-        <w:t>comprendió: (i) identificación de estaciones automáticas en el territorio nacional; (</w:t>
-      </w:r>
-      <w:proofErr w:type="spellStart"/>
-      <w:r>
-        <w:rPr>
-          <w:rFonts w:ascii="Arial" w:hAnsi="Arial" w:cs="Arial"/>
-          <w:lang w:val="es-CO"/>
-        </w:rPr>
-        <w:t>ii</w:t>
-      </w:r>
-      <w:proofErr w:type="spellEnd"/>
-      <w:r>
-        <w:rPr>
-          <w:rFonts w:ascii="Arial" w:hAnsi="Arial" w:cs="Arial"/>
-          <w:lang w:val="es-CO"/>
-        </w:rPr>
-        <w:t xml:space="preserve">) análisis y evaluación de la integridad y calidad de </w:t>
+        <w:t xml:space="preserve">comprendió: (i) identificación de estaciones automáticas en el territorio nacional; (ii) análisis y evaluación de la integridad y calidad de </w:t>
       </w:r>
       <w:r>
         <w:rPr>
@@ -687,71 +590,7 @@
           <w:rFonts w:ascii="Arial" w:hAnsi="Arial" w:cs="Arial"/>
           <w:lang w:val="es-CO"/>
         </w:rPr>
-        <w:t>serie; (</w:t>
-      </w:r>
-      <w:proofErr w:type="spellStart"/>
-      <w:r>
-        <w:rPr>
-          <w:rFonts w:ascii="Arial" w:hAnsi="Arial" w:cs="Arial"/>
-          <w:lang w:val="es-CO"/>
-        </w:rPr>
-        <w:t>iii</w:t>
-      </w:r>
-      <w:proofErr w:type="spellEnd"/>
-      <w:r>
-        <w:rPr>
-          <w:rFonts w:ascii="Arial" w:hAnsi="Arial" w:cs="Arial"/>
-          <w:lang w:val="es-CO"/>
-        </w:rPr>
-        <w:t>) clasificación de registros por tipología y por área hidrográfica; (</w:t>
-      </w:r>
-      <w:proofErr w:type="spellStart"/>
-      <w:r>
-        <w:rPr>
-          <w:rFonts w:ascii="Arial" w:hAnsi="Arial" w:cs="Arial"/>
-          <w:lang w:val="es-CO"/>
-        </w:rPr>
-        <w:t>iv</w:t>
-      </w:r>
-      <w:proofErr w:type="spellEnd"/>
-      <w:r>
-        <w:rPr>
-          <w:rFonts w:ascii="Arial" w:hAnsi="Arial" w:cs="Arial"/>
-          <w:lang w:val="es-CO"/>
-        </w:rPr>
-        <w:t xml:space="preserve">) identificación de funciones EDF y PDF candidatas; (v) estimación de parámetros y evaluación de bondad de ajuste en cada estación válida mediante </w:t>
-      </w:r>
-      <w:proofErr w:type="spellStart"/>
-      <w:r>
-        <w:rPr>
-          <w:rFonts w:ascii="Arial" w:hAnsi="Arial" w:cs="Arial"/>
-          <w:lang w:val="es-CO"/>
-        </w:rPr>
-        <w:t>Kolmogorov</w:t>
-      </w:r>
-      <w:proofErr w:type="spellEnd"/>
-      <w:r>
-        <w:rPr>
-          <w:rFonts w:ascii="Arial" w:hAnsi="Arial" w:cs="Arial"/>
-          <w:lang w:val="es-CO"/>
-        </w:rPr>
-        <w:t>–</w:t>
-      </w:r>
-      <w:proofErr w:type="spellStart"/>
-      <w:r>
-        <w:rPr>
-          <w:rFonts w:ascii="Arial" w:hAnsi="Arial" w:cs="Arial"/>
-          <w:lang w:val="es-CO"/>
-        </w:rPr>
-        <w:t>Smirnov</w:t>
-      </w:r>
-      <w:proofErr w:type="spellEnd"/>
-      <w:r>
-        <w:rPr>
-          <w:rFonts w:ascii="Arial" w:hAnsi="Arial" w:cs="Arial"/>
-          <w:lang w:val="es-CO"/>
-        </w:rPr>
-        <w:t xml:space="preserve">; (vi) síntesis de los mejores ajustes a escala nacional y por </w:t>
+        <w:t xml:space="preserve">serie; (iii) clasificación de registros por tipología y por área hidrográfica; (iv) identificación de funciones EDF y PDF candidatas; (v) estimación de parámetros y evaluación de bondad de ajuste en cada estación válida mediante Kolmogorov–Smirnov; (vi) síntesis de los mejores ajustes a escala nacional y por </w:t>
       </w:r>
       <w:r>
         <w:rPr>
@@ -765,23 +604,7 @@
           <w:rFonts w:ascii="Arial" w:hAnsi="Arial" w:cs="Arial"/>
           <w:lang w:val="es-CO"/>
         </w:rPr>
-        <w:t>; y (</w:t>
-      </w:r>
-      <w:proofErr w:type="spellStart"/>
-      <w:r>
-        <w:rPr>
-          <w:rFonts w:ascii="Arial" w:hAnsi="Arial" w:cs="Arial"/>
-          <w:lang w:val="es-CO"/>
-        </w:rPr>
-        <w:t>vii</w:t>
-      </w:r>
-      <w:proofErr w:type="spellEnd"/>
-      <w:r>
-        <w:rPr>
-          <w:rFonts w:ascii="Arial" w:hAnsi="Arial" w:cs="Arial"/>
-          <w:lang w:val="es-CO"/>
-        </w:rPr>
-        <w:t xml:space="preserve">) contraste frente a distribuciones tradicionalmente empleadas en hidrología. </w:t>
+        <w:t xml:space="preserve">; y (vii) contraste frente a distribuciones tradicionalmente empleadas en hidrología. </w:t>
       </w:r>
       <w:r>
         <w:rPr>
@@ -842,7 +665,7 @@
     </w:p>
     <w:p>
       <w:pPr>
-        <w:pStyle w:val="Prrafodelista"/>
+        <w:pStyle w:val="ListParagraph"/>
         <w:widowControl/>
         <w:ind w:left="0"/>
         <w:jc w:val="both"/>
@@ -854,7 +677,7 @@
     </w:p>
     <w:p>
       <w:pPr>
-        <w:pStyle w:val="Prrafodelista"/>
+        <w:pStyle w:val="ListParagraph"/>
         <w:widowControl/>
         <w:ind w:left="0"/>
         <w:jc w:val="both"/>
@@ -1011,7 +834,7 @@
           <w:noProof/>
         </w:rPr>
         <w:drawing>
-          <wp:inline distT="0" distB="0" distL="0" distR="0" wp14:anchorId="18F3C555" wp14:editId="73F22E00">
+          <wp:inline distT="0" distB="0" distL="0" distR="0" wp14:anchorId="18F3C555" wp14:editId="0221472E">
             <wp:extent cx="2335390" cy="3054849"/>
             <wp:effectExtent l="0" t="0" r="8255" b="0"/>
             <wp:docPr id="1433376950" name="Imagen 1" descr="R.HydroTools"/>
@@ -1072,112 +895,54 @@
           <w:rFonts w:ascii="Arial" w:hAnsi="Arial" w:cs="Arial"/>
           <w:sz w:val="18"/>
           <w:szCs w:val="18"/>
-        </w:rPr>
-      </w:pPr>
-      <w:proofErr w:type="spellStart"/>
+          <w:lang w:val="es-CO"/>
+        </w:rPr>
+      </w:pPr>
       <w:r>
         <w:rPr>
           <w:rStyle w:val="FiguraCar"/>
-          <w:lang w:val="en-US"/>
-        </w:rPr>
-        <w:t>Figura</w:t>
-      </w:r>
-      <w:proofErr w:type="spellEnd"/>
-      <w:r>
-        <w:rPr>
-          <w:rStyle w:val="FiguraCar"/>
-          <w:lang w:val="en-US"/>
-        </w:rPr>
-        <w:t xml:space="preserve"> 1.</w:t>
-      </w:r>
-      <w:r>
+          <w:lang w:val="es-CO"/>
+        </w:rPr>
+        <w:t>Figura 1.</w:t>
+      </w:r>
+      <w:r>
+        <w:rPr>
+          <w:lang w:val="es-CO"/>
+        </w:rPr>
         <w:t xml:space="preserve"> </w:t>
       </w:r>
-      <w:proofErr w:type="spellStart"/>
-      <w:r>
-        <w:rPr>
-          <w:rFonts w:ascii="Arial" w:hAnsi="Arial" w:cs="Arial"/>
-        </w:rPr>
-        <w:t>Mapa</w:t>
-      </w:r>
-      <w:proofErr w:type="spellEnd"/>
-      <w:r>
-        <w:rPr>
-          <w:rFonts w:ascii="Arial" w:hAnsi="Arial" w:cs="Arial"/>
-        </w:rPr>
-        <w:t xml:space="preserve"> de </w:t>
-      </w:r>
-      <w:proofErr w:type="spellStart"/>
-      <w:r>
-        <w:rPr>
-          <w:rFonts w:ascii="Arial" w:hAnsi="Arial" w:cs="Arial"/>
-        </w:rPr>
-        <w:t>estaciones</w:t>
-      </w:r>
-      <w:proofErr w:type="spellEnd"/>
-      <w:r>
-        <w:rPr>
-          <w:rFonts w:ascii="Arial" w:hAnsi="Arial" w:cs="Arial"/>
-        </w:rPr>
-        <w:t xml:space="preserve"> </w:t>
-      </w:r>
-      <w:proofErr w:type="spellStart"/>
-      <w:r>
-        <w:rPr>
-          <w:rFonts w:ascii="Arial" w:hAnsi="Arial" w:cs="Arial"/>
-        </w:rPr>
-        <w:t>automáticas</w:t>
-      </w:r>
-      <w:proofErr w:type="spellEnd"/>
-      <w:r>
-        <w:rPr>
-          <w:rFonts w:ascii="Arial" w:hAnsi="Arial" w:cs="Arial"/>
-        </w:rPr>
-        <w:t xml:space="preserve"> por </w:t>
-      </w:r>
-      <w:r>
-        <w:rPr>
-          <w:rFonts w:ascii="Arial" w:hAnsi="Arial" w:cs="Arial"/>
+      <w:r>
+        <w:rPr>
+          <w:rFonts w:ascii="Arial" w:hAnsi="Arial" w:cs="Arial"/>
+          <w:lang w:val="es-CO"/>
+        </w:rPr>
+        <w:t xml:space="preserve">Mapa de estaciones automáticas por </w:t>
+      </w:r>
+      <w:r>
+        <w:rPr>
+          <w:rFonts w:ascii="Arial" w:hAnsi="Arial" w:cs="Arial"/>
+          <w:lang w:val="es-CO"/>
         </w:rPr>
         <w:t>zonas</w:t>
       </w:r>
       <w:r>
         <w:rPr>
           <w:rFonts w:ascii="Arial" w:hAnsi="Arial" w:cs="Arial"/>
-        </w:rPr>
-        <w:t xml:space="preserve"> </w:t>
-      </w:r>
-      <w:proofErr w:type="spellStart"/>
-      <w:r>
-        <w:rPr>
-          <w:rFonts w:ascii="Arial" w:hAnsi="Arial" w:cs="Arial"/>
-        </w:rPr>
-        <w:t>hidrográficas</w:t>
-      </w:r>
-      <w:proofErr w:type="spellEnd"/>
-      <w:r>
-        <w:rPr>
-          <w:rFonts w:ascii="Arial" w:hAnsi="Arial" w:cs="Arial"/>
-        </w:rPr>
-        <w:t xml:space="preserve"> </w:t>
-      </w:r>
-      <w:proofErr w:type="spellStart"/>
-      <w:r>
-        <w:rPr>
-          <w:rFonts w:ascii="Arial" w:hAnsi="Arial" w:cs="Arial"/>
-        </w:rPr>
-        <w:t>en</w:t>
-      </w:r>
-      <w:proofErr w:type="spellEnd"/>
-      <w:r>
-        <w:rPr>
-          <w:rFonts w:ascii="Arial" w:hAnsi="Arial" w:cs="Arial"/>
-        </w:rPr>
-        <w:t xml:space="preserve"> Colombia</w:t>
-      </w:r>
-      <w:r>
-        <w:rPr>
-          <w:rFonts w:ascii="Arial" w:hAnsi="Arial" w:cs="Arial"/>
+          <w:lang w:val="es-CO"/>
+        </w:rPr>
+        <w:t xml:space="preserve"> hidrográficas</w:t>
+      </w:r>
+      <w:r>
+        <w:rPr>
+          <w:rFonts w:ascii="Arial" w:hAnsi="Arial" w:cs="Arial"/>
+          <w:lang w:val="es-CO"/>
+        </w:rPr>
+        <w:t xml:space="preserve"> en Colombia</w:t>
+      </w:r>
+      <w:r>
+        <w:rPr>
+          <w:rFonts w:ascii="Arial" w:hAnsi="Arial" w:cs="Arial"/>
+          <w:lang w:val="es-CO"/>
         </w:rPr>
         <w:t>.</w:t>
       </w:r>
@@ -1262,51 +1027,7 @@
           <w:szCs w:val="20"/>
           <w:lang w:val="es-CO"/>
         </w:rPr>
-        <w:t xml:space="preserve"> </w:t>
-      </w:r>
-      <w:r>
-        <w:rPr>
-          <w:rFonts w:cs="Arial"/>
-          <w:b w:val="0"/>
-          <w:color w:val="auto"/>
-          <w:sz w:val="20"/>
-          <w:szCs w:val="20"/>
-          <w:lang w:val="es-CO"/>
-        </w:rPr>
-        <w:t xml:space="preserve">(Figura </w:t>
-      </w:r>
-      <w:r>
-        <w:rPr>
-          <w:rFonts w:cs="Arial"/>
-          <w:b w:val="0"/>
-          <w:color w:val="auto"/>
-          <w:sz w:val="20"/>
-          <w:szCs w:val="20"/>
-          <w:lang w:val="es-CO"/>
-        </w:rPr>
-        <w:t>2</w:t>
-      </w:r>
-      <w:r>
-        <w:rPr>
-          <w:rFonts w:cs="Arial"/>
-          <w:b w:val="0"/>
-          <w:color w:val="auto"/>
-          <w:sz w:val="20"/>
-          <w:szCs w:val="20"/>
-          <w:lang w:val="es-CO"/>
-        </w:rPr>
-        <w:t>)</w:t>
-      </w:r>
-      <w:r>
-        <w:rPr>
-          <w:rFonts w:cs="Arial"/>
-          <w:b w:val="0"/>
-          <w:color w:val="auto"/>
-          <w:sz w:val="20"/>
-          <w:szCs w:val="20"/>
-          <w:lang w:val="es-CO"/>
-        </w:rPr>
-        <w:t>.</w:t>
+        <w:t xml:space="preserve"> (Figura 2).</w:t>
       </w:r>
     </w:p>
     <w:p>
@@ -1453,29 +1174,16 @@
         </w:rPr>
         <w:t>(</w:t>
       </w:r>
-      <w:proofErr w:type="spellStart"/>
-      <w:r>
-        <w:rPr>
-          <w:rFonts w:cs="Arial"/>
-          <w:b w:val="0"/>
-          <w:color w:val="auto"/>
-          <w:sz w:val="20"/>
-          <w:szCs w:val="20"/>
-          <w:lang w:val="es-CO"/>
-        </w:rPr>
-        <w:t>p.e</w:t>
-      </w:r>
-      <w:proofErr w:type="spellEnd"/>
-      <w:r>
-        <w:rPr>
-          <w:rFonts w:cs="Arial"/>
-          <w:b w:val="0"/>
-          <w:color w:val="auto"/>
-          <w:sz w:val="20"/>
-          <w:szCs w:val="20"/>
-          <w:lang w:val="es-CO"/>
-        </w:rPr>
-        <w:t>.,</w:t>
+      <w:r>
+        <w:rPr>
+          <w:rFonts w:cs="Arial"/>
+          <w:b w:val="0"/>
+          <w:color w:val="auto"/>
+          <w:sz w:val="20"/>
+          <w:szCs w:val="20"/>
+          <w:lang w:val="es-CO"/>
+        </w:rPr>
+        <w:t>p.e.,</w:t>
       </w:r>
       <w:r>
         <w:rPr>
@@ -1825,21 +1533,8 @@
           <w:szCs w:val="20"/>
           <w:lang w:val="es-CO"/>
         </w:rPr>
-        <w:t xml:space="preserve">de Python dentro de la biblioteca </w:t>
-      </w:r>
-      <w:proofErr w:type="spellStart"/>
-      <w:r>
-        <w:rPr>
-          <w:rFonts w:cs="Arial"/>
-          <w:b w:val="0"/>
-          <w:color w:val="auto"/>
-          <w:sz w:val="20"/>
-          <w:szCs w:val="20"/>
-          <w:lang w:val="es-CO"/>
-        </w:rPr>
-        <w:t>SciPy</w:t>
-      </w:r>
-      <w:proofErr w:type="spellEnd"/>
+        <w:t>de Python dentro de la biblioteca SciPy</w:t>
+      </w:r>
       <w:r>
         <w:rPr>
           <w:rFonts w:cs="Arial"/>
@@ -2015,38 +1710,7 @@
           <w:iCs/>
           <w:lang w:val="es-VE"/>
         </w:rPr>
-        <w:t xml:space="preserve">Tomado de </w:t>
-      </w:r>
-      <w:proofErr w:type="spellStart"/>
-      <w:proofErr w:type="gramStart"/>
-      <w:r>
-        <w:rPr>
-          <w:rFonts w:ascii="Arial" w:hAnsi="Arial" w:cs="Arial"/>
-          <w:i/>
-          <w:iCs/>
-          <w:lang w:val="es-VE"/>
-        </w:rPr>
-        <w:t>scipy.stats</w:t>
-      </w:r>
-      <w:proofErr w:type="gramEnd"/>
-      <w:r>
-        <w:rPr>
-          <w:rFonts w:ascii="Arial" w:hAnsi="Arial" w:cs="Arial"/>
-          <w:i/>
-          <w:iCs/>
-          <w:lang w:val="es-VE"/>
-        </w:rPr>
-        <w:t>.gumbel_r</w:t>
-      </w:r>
-      <w:proofErr w:type="spellEnd"/>
-      <w:r>
-        <w:rPr>
-          <w:rFonts w:ascii="Arial" w:hAnsi="Arial" w:cs="Arial"/>
-          <w:i/>
-          <w:iCs/>
-          <w:lang w:val="es-VE"/>
-        </w:rPr>
-        <w:t>.</w:t>
+        <w:t>Tomado de scipy.stats.gumbel_r.</w:t>
       </w:r>
     </w:p>
     <w:p>
@@ -2243,25 +1907,14 @@
         </w:rPr>
         <w:t> (</w:t>
       </w:r>
-      <w:proofErr w:type="spellStart"/>
-      <w:r>
-        <w:rPr>
-          <w:rFonts w:ascii="Arial" w:hAnsi="Arial" w:cs="Arial"/>
-          <w:color w:val="auto"/>
-          <w:sz w:val="20"/>
-          <w:lang w:val="es-CO"/>
-        </w:rPr>
-        <w:t>p.e</w:t>
-      </w:r>
-      <w:proofErr w:type="spellEnd"/>
-      <w:r>
-        <w:rPr>
-          <w:rFonts w:ascii="Arial" w:hAnsi="Arial" w:cs="Arial"/>
-          <w:color w:val="auto"/>
-          <w:sz w:val="20"/>
-          <w:lang w:val="es-CO"/>
-        </w:rPr>
-        <w:t>.</w:t>
+      <w:r>
+        <w:rPr>
+          <w:rFonts w:ascii="Arial" w:hAnsi="Arial" w:cs="Arial"/>
+          <w:color w:val="auto"/>
+          <w:sz w:val="20"/>
+          <w:lang w:val="es-CO"/>
+        </w:rPr>
+        <w:t>p.e.</w:t>
       </w:r>
       <w:r>
         <w:rPr>
@@ -2829,47 +2482,7 @@
           <w:lang w:val="es-CO"/>
         </w:rPr>
         <w:lastRenderedPageBreak/>
-        <w:t xml:space="preserve">Hazen, Weibull, </w:t>
-      </w:r>
-      <w:proofErr w:type="spellStart"/>
-      <w:r>
-        <w:rPr>
-          <w:rFonts w:ascii="Arial" w:hAnsi="Arial" w:cs="Arial"/>
-          <w:color w:val="auto"/>
-          <w:sz w:val="20"/>
-          <w:lang w:val="es-CO"/>
-        </w:rPr>
-        <w:t>Beard</w:t>
-      </w:r>
-      <w:proofErr w:type="spellEnd"/>
-      <w:r>
-        <w:rPr>
-          <w:rFonts w:ascii="Arial" w:hAnsi="Arial" w:cs="Arial"/>
-          <w:color w:val="auto"/>
-          <w:sz w:val="20"/>
-          <w:lang w:val="es-CO"/>
-        </w:rPr>
-        <w:t xml:space="preserve">, </w:t>
-      </w:r>
-      <w:proofErr w:type="spellStart"/>
-      <w:r>
-        <w:rPr>
-          <w:rFonts w:ascii="Arial" w:hAnsi="Arial" w:cs="Arial"/>
-          <w:color w:val="auto"/>
-          <w:sz w:val="20"/>
-          <w:lang w:val="es-CO"/>
-        </w:rPr>
-        <w:t>Gringorten</w:t>
-      </w:r>
-      <w:proofErr w:type="spellEnd"/>
-      <w:r>
-        <w:rPr>
-          <w:rFonts w:ascii="Arial" w:hAnsi="Arial" w:cs="Arial"/>
-          <w:color w:val="auto"/>
-          <w:sz w:val="20"/>
-          <w:lang w:val="es-CO"/>
-        </w:rPr>
-        <w:t>, entre otras</w:t>
+        <w:t>Hazen, Weibull, Beard, Gringorten, entre otras</w:t>
       </w:r>
       <w:r>
         <w:rPr>
@@ -3019,57 +2632,48 @@
           <w:rFonts w:ascii="Arial" w:hAnsi="Arial" w:cs="Arial"/>
           <w:lang w:val="es-VE"/>
         </w:rPr>
-        <w:t>CDF con la función log-</w:t>
-      </w:r>
-      <w:proofErr w:type="spellStart"/>
+        <w:t>CDF con la función log-Angli</w:t>
+      </w:r>
       <w:r>
         <w:rPr>
           <w:rFonts w:ascii="Arial" w:hAnsi="Arial" w:cs="Arial"/>
           <w:lang w:val="es-VE"/>
         </w:rPr>
-        <w:t>Angli</w:t>
+        <w:t>y</w:t>
       </w:r>
       <w:r>
         <w:rPr>
           <w:rFonts w:ascii="Arial" w:hAnsi="Arial" w:cs="Arial"/>
           <w:lang w:val="es-VE"/>
         </w:rPr>
-        <w:t>y</w:t>
-      </w:r>
-      <w:proofErr w:type="spellEnd"/>
+        <w:t xml:space="preserve"> y EDF</w:t>
+      </w:r>
       <w:r>
         <w:rPr>
           <w:rFonts w:ascii="Arial" w:hAnsi="Arial" w:cs="Arial"/>
           <w:lang w:val="es-VE"/>
         </w:rPr>
-        <w:t xml:space="preserve"> y EDF</w:t>
+        <w:t xml:space="preserve"> California para la estación </w:t>
       </w:r>
       <w:r>
         <w:rPr>
           <w:rFonts w:ascii="Arial" w:hAnsi="Arial" w:cs="Arial"/>
           <w:lang w:val="es-VE"/>
         </w:rPr>
-        <w:t xml:space="preserve"> California para la estación </w:t>
+        <w:t>Paramo Guerrero (</w:t>
       </w:r>
       <w:r>
         <w:rPr>
           <w:rFonts w:ascii="Arial" w:hAnsi="Arial" w:cs="Arial"/>
           <w:lang w:val="es-VE"/>
         </w:rPr>
-        <w:t>Paramo Guerrero (</w:t>
+        <w:t>21206930</w:t>
       </w:r>
       <w:r>
         <w:rPr>
           <w:rFonts w:ascii="Arial" w:hAnsi="Arial" w:cs="Arial"/>
           <w:lang w:val="es-VE"/>
         </w:rPr>
-        <w:t>21206930</w:t>
-      </w:r>
-      <w:r>
-        <w:rPr>
-          <w:rFonts w:ascii="Arial" w:hAnsi="Arial" w:cs="Arial"/>
-          <w:lang w:val="es-VE"/>
-        </w:rPr>
         <w:t>).</w:t>
       </w:r>
     </w:p>
@@ -3221,39 +2825,7 @@
           <w:rFonts w:ascii="Arial" w:hAnsi="Arial" w:cs="Arial"/>
           <w:lang w:val="es-CO"/>
         </w:rPr>
-        <w:t xml:space="preserve">de </w:t>
-      </w:r>
-      <w:proofErr w:type="spellStart"/>
-      <w:r>
-        <w:rPr>
-          <w:rFonts w:ascii="Arial" w:hAnsi="Arial" w:cs="Arial"/>
-          <w:lang w:val="es-CO"/>
-        </w:rPr>
-        <w:t>Kolmogórov</w:t>
-      </w:r>
-      <w:proofErr w:type="spellEnd"/>
-      <w:r>
-        <w:rPr>
-          <w:rFonts w:ascii="Arial" w:hAnsi="Arial" w:cs="Arial"/>
-          <w:lang w:val="es-CO"/>
-        </w:rPr>
-        <w:t>–</w:t>
-      </w:r>
-      <w:proofErr w:type="spellStart"/>
-      <w:r>
-        <w:rPr>
-          <w:rFonts w:ascii="Arial" w:hAnsi="Arial" w:cs="Arial"/>
-          <w:lang w:val="es-CO"/>
-        </w:rPr>
-        <w:t>Smirnov</w:t>
-      </w:r>
-      <w:proofErr w:type="spellEnd"/>
-      <w:r>
-        <w:rPr>
-          <w:rFonts w:ascii="Arial" w:hAnsi="Arial" w:cs="Arial"/>
-          <w:lang w:val="es-CO"/>
-        </w:rPr>
-        <w:t xml:space="preserve"> (K</w:t>
+        <w:t>de Kolmogórov–Smirnov (K</w:t>
       </w:r>
       <w:r>
         <w:rPr>
@@ -3351,7 +2923,7 @@
     </w:p>
     <w:p>
       <w:pPr>
-        <w:pStyle w:val="Prrafodelista"/>
+        <w:pStyle w:val="ListParagraph"/>
         <w:ind w:left="0"/>
         <w:jc w:val="both"/>
         <w:rPr>
@@ -3399,23 +2971,7 @@
           <w:rFonts w:ascii="Arial" w:hAnsi="Arial" w:cs="Arial"/>
           <w:lang w:val="es-CO"/>
         </w:rPr>
-        <w:t xml:space="preserve">Hazen (27.27 %), seguida por Weibull (18.56 %), </w:t>
-      </w:r>
-      <w:proofErr w:type="spellStart"/>
-      <w:r>
-        <w:rPr>
-          <w:rFonts w:ascii="Arial" w:hAnsi="Arial" w:cs="Arial"/>
-          <w:lang w:val="es-CO"/>
-        </w:rPr>
-        <w:t>Adamowski</w:t>
-      </w:r>
-      <w:proofErr w:type="spellEnd"/>
-      <w:r>
-        <w:rPr>
-          <w:rFonts w:ascii="Arial" w:hAnsi="Arial" w:cs="Arial"/>
-          <w:lang w:val="es-CO"/>
-        </w:rPr>
-        <w:t xml:space="preserve"> (16.67 %) y California (13.26 %)</w:t>
+        <w:t>Hazen (27.27 %), seguida por Weibull (18.56 %), Adamowski (16.67 %) y California (13.26 %)</w:t>
       </w:r>
       <w:r>
         <w:rPr>
@@ -3562,23 +3118,7 @@
           <w:rFonts w:ascii="Arial" w:hAnsi="Arial" w:cs="Arial"/>
           <w:lang w:val="es-CO"/>
         </w:rPr>
-        <w:t xml:space="preserve"> con presencia relevante fueron Gamma, </w:t>
-      </w:r>
-      <w:proofErr w:type="spellStart"/>
-      <w:r>
-        <w:rPr>
-          <w:rFonts w:ascii="Arial" w:hAnsi="Arial" w:cs="Arial"/>
-          <w:lang w:val="es-CO"/>
-        </w:rPr>
-        <w:t>Generalized</w:t>
-      </w:r>
-      <w:proofErr w:type="spellEnd"/>
-      <w:r>
-        <w:rPr>
-          <w:rFonts w:ascii="Arial" w:hAnsi="Arial" w:cs="Arial"/>
-          <w:lang w:val="es-CO"/>
-        </w:rPr>
-        <w:t xml:space="preserve"> Normal y Weibull (≈3–3.5 % cada una)</w:t>
+        <w:t xml:space="preserve"> con presencia relevante fueron Gamma, Generalized Normal y Weibull (≈3–3.5 % cada una)</w:t>
       </w:r>
       <w:r>
         <w:rPr>
@@ -3632,7 +3172,7 @@
     </w:p>
     <w:p>
       <w:pPr>
-        <w:pStyle w:val="Prrafodelista"/>
+        <w:pStyle w:val="ListParagraph"/>
         <w:ind w:left="0"/>
         <w:jc w:val="both"/>
         <w:rPr>
@@ -3709,129 +3249,47 @@
           <w:rFonts w:ascii="Arial" w:hAnsi="Arial" w:cs="Arial"/>
           <w:sz w:val="18"/>
           <w:szCs w:val="18"/>
-        </w:rPr>
-      </w:pPr>
-      <w:proofErr w:type="spellStart"/>
+          <w:lang w:val="es-CO"/>
+        </w:rPr>
+      </w:pPr>
       <w:r>
         <w:rPr>
           <w:rStyle w:val="FiguraCar"/>
-          <w:lang w:val="en-US"/>
-        </w:rPr>
-        <w:t>Figura</w:t>
-      </w:r>
-      <w:proofErr w:type="spellEnd"/>
+          <w:lang w:val="es-CO"/>
+        </w:rPr>
+        <w:t xml:space="preserve">Figura </w:t>
+      </w:r>
       <w:r>
         <w:rPr>
           <w:rStyle w:val="FiguraCar"/>
-          <w:lang w:val="en-US"/>
+          <w:lang w:val="es-CO"/>
+        </w:rPr>
+        <w:t>4</w:t>
+      </w:r>
+      <w:r>
+        <w:rPr>
+          <w:rStyle w:val="FiguraCar"/>
+          <w:lang w:val="es-CO"/>
+        </w:rPr>
+        <w:t>.</w:t>
+      </w:r>
+      <w:r>
+        <w:rPr>
+          <w:lang w:val="es-CO"/>
         </w:rPr>
         <w:t xml:space="preserve"> </w:t>
       </w:r>
       <w:r>
         <w:rPr>
-          <w:rStyle w:val="FiguraCar"/>
-          <w:lang w:val="en-US"/>
-        </w:rPr>
-        <w:t>4</w:t>
-      </w:r>
-      <w:r>
-        <w:rPr>
-          <w:rStyle w:val="FiguraCar"/>
-          <w:lang w:val="en-US"/>
-        </w:rPr>
-        <w:t>.</w:t>
-      </w:r>
-      <w:r>
-        <w:t xml:space="preserve"> </w:t>
-      </w:r>
-      <w:proofErr w:type="spellStart"/>
-      <w:r>
-        <w:rPr>
-          <w:rFonts w:ascii="Arial" w:hAnsi="Arial" w:cs="Arial"/>
-        </w:rPr>
-        <w:t>Clasificación</w:t>
-      </w:r>
-      <w:proofErr w:type="spellEnd"/>
-      <w:r>
-        <w:rPr>
-          <w:rFonts w:ascii="Arial" w:hAnsi="Arial" w:cs="Arial"/>
-        </w:rPr>
-        <w:t xml:space="preserve"> de EDF con </w:t>
-      </w:r>
-      <w:proofErr w:type="spellStart"/>
-      <w:r>
-        <w:rPr>
-          <w:rFonts w:ascii="Arial" w:hAnsi="Arial" w:cs="Arial"/>
-        </w:rPr>
-        <w:t>mejor</w:t>
-      </w:r>
-      <w:proofErr w:type="spellEnd"/>
-      <w:r>
-        <w:rPr>
-          <w:rFonts w:ascii="Arial" w:hAnsi="Arial" w:cs="Arial"/>
-        </w:rPr>
-        <w:t xml:space="preserve"> </w:t>
-      </w:r>
-      <w:proofErr w:type="spellStart"/>
-      <w:r>
-        <w:rPr>
-          <w:rFonts w:ascii="Arial" w:hAnsi="Arial" w:cs="Arial"/>
-        </w:rPr>
-        <w:t>ajuste</w:t>
-      </w:r>
-      <w:proofErr w:type="spellEnd"/>
-      <w:r>
-        <w:rPr>
-          <w:rFonts w:ascii="Arial" w:hAnsi="Arial" w:cs="Arial"/>
-        </w:rPr>
-        <w:t xml:space="preserve"> global para las 264 </w:t>
-      </w:r>
-      <w:proofErr w:type="spellStart"/>
-      <w:r>
-        <w:rPr>
-          <w:rFonts w:ascii="Arial" w:hAnsi="Arial" w:cs="Arial"/>
-        </w:rPr>
-        <w:t>estaciones</w:t>
-      </w:r>
-      <w:proofErr w:type="spellEnd"/>
-      <w:r>
-        <w:rPr>
-          <w:rFonts w:ascii="Arial" w:hAnsi="Arial" w:cs="Arial"/>
-        </w:rPr>
-        <w:t xml:space="preserve"> </w:t>
-      </w:r>
-      <w:proofErr w:type="spellStart"/>
-      <w:r>
-        <w:rPr>
-          <w:rFonts w:ascii="Arial" w:hAnsi="Arial" w:cs="Arial"/>
-        </w:rPr>
-        <w:t>evaluadas</w:t>
-      </w:r>
-      <w:proofErr w:type="spellEnd"/>
-      <w:r>
-        <w:rPr>
-          <w:rFonts w:ascii="Arial" w:hAnsi="Arial" w:cs="Arial"/>
-        </w:rPr>
-        <w:t xml:space="preserve"> </w:t>
-      </w:r>
-      <w:proofErr w:type="spellStart"/>
-      <w:r>
-        <w:rPr>
-          <w:rFonts w:ascii="Arial" w:hAnsi="Arial" w:cs="Arial"/>
-        </w:rPr>
-        <w:t>en</w:t>
-      </w:r>
-      <w:proofErr w:type="spellEnd"/>
-      <w:r>
-        <w:rPr>
-          <w:rFonts w:ascii="Arial" w:hAnsi="Arial" w:cs="Arial"/>
-        </w:rPr>
-        <w:t xml:space="preserve"> Colombia.</w:t>
-      </w:r>
-    </w:p>
-    <w:p>
-      <w:pPr>
-        <w:pStyle w:val="Prrafodelista"/>
+          <w:rFonts w:ascii="Arial" w:hAnsi="Arial" w:cs="Arial"/>
+          <w:lang w:val="es-CO"/>
+        </w:rPr>
+        <w:t>Clasificación de EDF con mejor ajuste global para las 264 estaciones evaluadas en Colombia.</w:t>
+      </w:r>
+    </w:p>
+    <w:p>
+      <w:pPr>
+        <w:pStyle w:val="ListParagraph"/>
         <w:ind w:left="0"/>
         <w:jc w:val="both"/>
         <w:rPr>
@@ -3900,115 +3358,33 @@
           <w:rFonts w:ascii="Arial" w:hAnsi="Arial" w:cs="Arial"/>
           <w:sz w:val="18"/>
           <w:szCs w:val="18"/>
-        </w:rPr>
-      </w:pPr>
-      <w:proofErr w:type="spellStart"/>
+          <w:lang w:val="es-CO"/>
+        </w:rPr>
+      </w:pPr>
       <w:r>
         <w:rPr>
           <w:rStyle w:val="FiguraCar"/>
-          <w:lang w:val="en-US"/>
-        </w:rPr>
-        <w:t>Figura</w:t>
-      </w:r>
-      <w:proofErr w:type="spellEnd"/>
-      <w:r>
-        <w:rPr>
-          <w:rStyle w:val="FiguraCar"/>
-          <w:lang w:val="en-US"/>
-        </w:rPr>
-        <w:t xml:space="preserve"> 5.</w:t>
-      </w:r>
-      <w:r>
+          <w:lang w:val="es-CO"/>
+        </w:rPr>
+        <w:t>Figura 5.</w:t>
+      </w:r>
+      <w:r>
+        <w:rPr>
+          <w:lang w:val="es-CO"/>
+        </w:rPr>
         <w:t xml:space="preserve"> </w:t>
       </w:r>
-      <w:proofErr w:type="spellStart"/>
-      <w:r>
-        <w:rPr>
-          <w:rFonts w:ascii="Arial" w:hAnsi="Arial" w:cs="Arial"/>
-        </w:rPr>
-        <w:t>Clasificación</w:t>
-      </w:r>
-      <w:proofErr w:type="spellEnd"/>
-      <w:r>
-        <w:rPr>
-          <w:rFonts w:ascii="Arial" w:hAnsi="Arial" w:cs="Arial"/>
-        </w:rPr>
-        <w:t xml:space="preserve"> de PDF con </w:t>
-      </w:r>
-      <w:proofErr w:type="spellStart"/>
-      <w:r>
-        <w:rPr>
-          <w:rFonts w:ascii="Arial" w:hAnsi="Arial" w:cs="Arial"/>
-        </w:rPr>
-        <w:t>mejor</w:t>
-      </w:r>
-      <w:proofErr w:type="spellEnd"/>
-      <w:r>
-        <w:rPr>
-          <w:rFonts w:ascii="Arial" w:hAnsi="Arial" w:cs="Arial"/>
-        </w:rPr>
-        <w:t xml:space="preserve"> </w:t>
-      </w:r>
-      <w:proofErr w:type="spellStart"/>
-      <w:r>
-        <w:rPr>
-          <w:rFonts w:ascii="Arial" w:hAnsi="Arial" w:cs="Arial"/>
-        </w:rPr>
-        <w:t>ajuste</w:t>
-      </w:r>
-      <w:proofErr w:type="spellEnd"/>
-      <w:r>
-        <w:rPr>
-          <w:rFonts w:ascii="Arial" w:hAnsi="Arial" w:cs="Arial"/>
-        </w:rPr>
-        <w:t xml:space="preserve"> global para las 264 </w:t>
-      </w:r>
-      <w:proofErr w:type="spellStart"/>
-      <w:r>
-        <w:rPr>
-          <w:rFonts w:ascii="Arial" w:hAnsi="Arial" w:cs="Arial"/>
-        </w:rPr>
-        <w:t>estaciones</w:t>
-      </w:r>
-      <w:proofErr w:type="spellEnd"/>
-      <w:r>
-        <w:rPr>
-          <w:rFonts w:ascii="Arial" w:hAnsi="Arial" w:cs="Arial"/>
-        </w:rPr>
-        <w:t xml:space="preserve"> </w:t>
-      </w:r>
-      <w:proofErr w:type="spellStart"/>
-      <w:r>
-        <w:rPr>
-          <w:rFonts w:ascii="Arial" w:hAnsi="Arial" w:cs="Arial"/>
-        </w:rPr>
-        <w:t>evaluadas</w:t>
-      </w:r>
-      <w:proofErr w:type="spellEnd"/>
-      <w:r>
-        <w:rPr>
-          <w:rFonts w:ascii="Arial" w:hAnsi="Arial" w:cs="Arial"/>
-        </w:rPr>
-        <w:t xml:space="preserve"> </w:t>
-      </w:r>
-      <w:proofErr w:type="spellStart"/>
-      <w:r>
-        <w:rPr>
-          <w:rFonts w:ascii="Arial" w:hAnsi="Arial" w:cs="Arial"/>
-        </w:rPr>
-        <w:t>en</w:t>
-      </w:r>
-      <w:proofErr w:type="spellEnd"/>
-      <w:r>
-        <w:rPr>
-          <w:rFonts w:ascii="Arial" w:hAnsi="Arial" w:cs="Arial"/>
-        </w:rPr>
-        <w:t xml:space="preserve"> Colombia.</w:t>
-      </w:r>
-    </w:p>
-    <w:p>
-      <w:pPr>
-        <w:pStyle w:val="Prrafodelista"/>
+      <w:r>
+        <w:rPr>
+          <w:rFonts w:ascii="Arial" w:hAnsi="Arial" w:cs="Arial"/>
+          <w:lang w:val="es-CO"/>
+        </w:rPr>
+        <w:t>Clasificación de PDF con mejor ajuste global para las 264 estaciones evaluadas en Colombia.</w:t>
+      </w:r>
+    </w:p>
+    <w:p>
+      <w:pPr>
+        <w:pStyle w:val="ListParagraph"/>
         <w:ind w:left="0"/>
         <w:jc w:val="both"/>
         <w:rPr>
@@ -4090,7 +3466,7 @@
     </w:p>
     <w:p>
       <w:pPr>
-        <w:pStyle w:val="Prrafodelista"/>
+        <w:pStyle w:val="ListParagraph"/>
         <w:ind w:left="0"/>
         <w:jc w:val="both"/>
         <w:rPr>
@@ -4101,7 +3477,7 @@
     </w:p>
     <w:p>
       <w:pPr>
-        <w:pStyle w:val="Prrafodelista"/>
+        <w:pStyle w:val="ListParagraph"/>
         <w:ind w:left="0"/>
         <w:jc w:val="both"/>
         <w:rPr>
@@ -4352,31 +3728,7 @@
           <w:szCs w:val="20"/>
           <w:lang w:val="es-CO"/>
         </w:rPr>
-        <w:t xml:space="preserve"> (</w:t>
-      </w:r>
-      <w:proofErr w:type="spellStart"/>
-      <w:r>
-        <w:rPr>
-          <w:rFonts w:cs="Arial"/>
-          <w:b w:val="0"/>
-          <w:color w:val="auto"/>
-          <w:sz w:val="20"/>
-          <w:szCs w:val="20"/>
-          <w:lang w:val="es-CO"/>
-        </w:rPr>
-        <w:t>pdiff</w:t>
-      </w:r>
-      <w:proofErr w:type="spellEnd"/>
-      <w:r>
-        <w:rPr>
-          <w:rFonts w:cs="Arial"/>
-          <w:b w:val="0"/>
-          <w:color w:val="auto"/>
-          <w:sz w:val="20"/>
-          <w:szCs w:val="20"/>
-          <w:lang w:val="es-CO"/>
-        </w:rPr>
-        <w:t>)</w:t>
+        <w:t xml:space="preserve"> (pdiff)</w:t>
       </w:r>
       <w:r>
         <w:rPr>
@@ -4508,19 +3860,7 @@
           <w:szCs w:val="20"/>
           <w:lang w:val="es-CO"/>
         </w:rPr>
-        <w:t>de mejor ajuste (</w:t>
-      </w:r>
-      <w:proofErr w:type="spellStart"/>
-      <w:r>
-        <w:rPr>
-          <w:rFonts w:cs="Arial"/>
-          <w:b w:val="0"/>
-          <w:color w:val="auto"/>
-          <w:sz w:val="20"/>
-          <w:szCs w:val="20"/>
-          <w:lang w:val="es-CO"/>
-        </w:rPr>
-        <w:t>best</w:t>
+        <w:t>de mejor ajuste (best</w:t>
       </w:r>
       <w:r>
         <w:rPr>
@@ -4532,19 +3872,7 @@
           <w:lang w:val="es-CO"/>
         </w:rPr>
         <w:noBreakHyphen/>
-        <w:t>fit</w:t>
-      </w:r>
-      <w:proofErr w:type="spellEnd"/>
-      <w:r>
-        <w:rPr>
-          <w:rFonts w:cs="Arial"/>
-          <w:b w:val="0"/>
-          <w:color w:val="auto"/>
-          <w:sz w:val="20"/>
-          <w:szCs w:val="20"/>
-          <w:lang w:val="es-CO"/>
-        </w:rPr>
-        <w:t xml:space="preserve">, </w:t>
+        <w:t xml:space="preserve">fit, </w:t>
       </w:r>
       <m:oMath>
         <m:sSub>
@@ -5168,19 +4496,7 @@
           <w:szCs w:val="20"/>
           <w:lang w:val="es-CO"/>
         </w:rPr>
-        <w:t>(</w:t>
-      </w:r>
-      <w:proofErr w:type="spellStart"/>
-      <w:r>
-        <w:rPr>
-          <w:rFonts w:cs="Arial"/>
-          <w:b w:val="0"/>
-          <w:color w:val="auto"/>
-          <w:sz w:val="20"/>
-          <w:szCs w:val="20"/>
-          <w:lang w:val="es-CO"/>
-        </w:rPr>
-        <w:t>sobre</w:t>
+        <w:t>(sobre</w:t>
       </w:r>
       <w:r>
         <w:rPr>
@@ -5192,19 +4508,7 @@
           <w:lang w:val="es-CO"/>
         </w:rPr>
         <w:noBreakHyphen/>
-        <w:t>estimación</w:t>
-      </w:r>
-      <w:proofErr w:type="spellEnd"/>
-      <w:r>
-        <w:rPr>
-          <w:rFonts w:cs="Arial"/>
-          <w:b w:val="0"/>
-          <w:color w:val="auto"/>
-          <w:sz w:val="20"/>
-          <w:szCs w:val="20"/>
-          <w:lang w:val="es-CO"/>
-        </w:rPr>
-        <w:t xml:space="preserve"> relativa de la PDF tradicional), mientras que </w:t>
+        <w:t xml:space="preserve">estimación relativa de la PDF tradicional), mientras que </w:t>
       </w:r>
       <w:r>
         <w:rPr>
@@ -5287,19 +4591,7 @@
           <w:szCs w:val="20"/>
           <w:lang w:val="es-CO"/>
         </w:rPr>
-        <w:t>mayor (</w:t>
-      </w:r>
-      <w:proofErr w:type="spellStart"/>
-      <w:r>
-        <w:rPr>
-          <w:rFonts w:cs="Arial"/>
-          <w:b w:val="0"/>
-          <w:color w:val="auto"/>
-          <w:sz w:val="20"/>
-          <w:szCs w:val="20"/>
-          <w:lang w:val="es-CO"/>
-        </w:rPr>
-        <w:t>sub</w:t>
+        <w:t>mayor (sub</w:t>
       </w:r>
       <w:r>
         <w:rPr>
@@ -5311,19 +4603,7 @@
           <w:lang w:val="es-CO"/>
         </w:rPr>
         <w:noBreakHyphen/>
-        <w:t>estimación</w:t>
-      </w:r>
-      <w:proofErr w:type="spellEnd"/>
-      <w:r>
-        <w:rPr>
-          <w:rFonts w:cs="Arial"/>
-          <w:b w:val="0"/>
-          <w:color w:val="auto"/>
-          <w:sz w:val="20"/>
-          <w:szCs w:val="20"/>
-          <w:lang w:val="es-CO"/>
-        </w:rPr>
-        <w:t xml:space="preserve"> relativa de la PDF tradicional). </w:t>
+        <w:t xml:space="preserve">estimación relativa de la PDF tradicional). </w:t>
       </w:r>
     </w:p>
     <w:p>
@@ -5402,19 +4682,7 @@
           <w:szCs w:val="20"/>
           <w:lang w:val="es-CO"/>
         </w:rPr>
-        <w:t xml:space="preserve"> tales como las </w:t>
-      </w:r>
-      <w:proofErr w:type="gramStart"/>
-      <w:r>
-        <w:rPr>
-          <w:rFonts w:cs="Arial"/>
-          <w:b w:val="0"/>
-          <w:color w:val="auto"/>
-          <w:sz w:val="20"/>
-          <w:szCs w:val="20"/>
-          <w:lang w:val="es-CO"/>
-        </w:rPr>
-        <w:t>funciones</w:t>
+        <w:t xml:space="preserve"> tales como las funciones</w:t>
       </w:r>
       <w:r>
         <w:rPr>
@@ -5438,7 +4706,6 @@
         </w:rPr>
         <w:t>al</w:t>
       </w:r>
-      <w:proofErr w:type="gramEnd"/>
       <w:r>
         <w:rPr>
           <w:rFonts w:cs="Arial"/>
@@ -5492,69 +4759,8 @@
           <w:szCs w:val="20"/>
           <w:lang w:val="es-CO"/>
         </w:rPr>
-        <w:t xml:space="preserve">, </w:t>
-      </w:r>
-      <w:proofErr w:type="spellStart"/>
-      <w:r>
-        <w:rPr>
-          <w:rFonts w:cs="Arial"/>
-          <w:b w:val="0"/>
-          <w:color w:val="auto"/>
-          <w:sz w:val="20"/>
-          <w:szCs w:val="20"/>
-          <w:lang w:val="es-CO"/>
-        </w:rPr>
-        <w:t>gumbel_l</w:t>
-      </w:r>
-      <w:proofErr w:type="spellEnd"/>
-      <w:r>
-        <w:rPr>
-          <w:rFonts w:cs="Arial"/>
-          <w:b w:val="0"/>
-          <w:color w:val="auto"/>
-          <w:sz w:val="20"/>
-          <w:szCs w:val="20"/>
-          <w:lang w:val="es-CO"/>
-        </w:rPr>
-        <w:t xml:space="preserve">, </w:t>
-      </w:r>
-      <w:proofErr w:type="spellStart"/>
-      <w:r>
-        <w:rPr>
-          <w:rFonts w:cs="Arial"/>
-          <w:b w:val="0"/>
-          <w:color w:val="auto"/>
-          <w:sz w:val="20"/>
-          <w:szCs w:val="20"/>
-          <w:lang w:val="es-CO"/>
-        </w:rPr>
-        <w:t>gumbel_r</w:t>
-      </w:r>
-      <w:proofErr w:type="spellEnd"/>
-      <w:r>
-        <w:rPr>
-          <w:rFonts w:cs="Arial"/>
-          <w:b w:val="0"/>
-          <w:color w:val="auto"/>
-          <w:sz w:val="20"/>
-          <w:szCs w:val="20"/>
-          <w:lang w:val="es-CO"/>
-        </w:rPr>
-        <w:t xml:space="preserve">, gamma, pearson3, logpearson3, </w:t>
-      </w:r>
-      <w:proofErr w:type="spellStart"/>
-      <w:r>
-        <w:rPr>
-          <w:rFonts w:cs="Arial"/>
-          <w:b w:val="0"/>
-          <w:color w:val="auto"/>
-          <w:sz w:val="20"/>
-          <w:szCs w:val="20"/>
-          <w:lang w:val="es-CO"/>
-        </w:rPr>
-        <w:t>dweibull</w:t>
-      </w:r>
-      <w:proofErr w:type="spellEnd"/>
+        <w:t>, gumbel_l, gumbel_r, gamma, pearson3, logpearson3, dweibull</w:t>
+      </w:r>
       <w:r>
         <w:rPr>
           <w:rFonts w:cs="Arial"/>
@@ -5965,23 +5171,7 @@
           <w:rFonts w:ascii="Arial" w:hAnsi="Arial" w:cs="Arial"/>
           <w:lang w:val="es-VE"/>
         </w:rPr>
-        <w:t xml:space="preserve">y </w:t>
-      </w:r>
-      <w:proofErr w:type="spellStart"/>
-      <w:r>
-        <w:rPr>
-          <w:rFonts w:ascii="Arial" w:hAnsi="Arial" w:cs="Arial"/>
-          <w:lang w:val="es-VE"/>
-        </w:rPr>
-        <w:t>PDF’s</w:t>
-      </w:r>
-      <w:proofErr w:type="spellEnd"/>
-      <w:r>
-        <w:rPr>
-          <w:rFonts w:ascii="Arial" w:hAnsi="Arial" w:cs="Arial"/>
-          <w:lang w:val="es-VE"/>
-        </w:rPr>
-        <w:t xml:space="preserve"> comúnmente utilizadas en hidrología </w:t>
+        <w:t xml:space="preserve">y PDF’s comúnmente utilizadas en hidrología </w:t>
       </w:r>
       <w:r>
         <w:rPr>
@@ -6051,7 +5241,6 @@
         </w:rPr>
         <w:t xml:space="preserve">para periodos de retorno, </w:t>
       </w:r>
-      <w:proofErr w:type="spellStart"/>
       <w:r>
         <w:rPr>
           <w:rFonts w:cs="Arial"/>
@@ -6063,7 +5252,6 @@
         </w:rPr>
         <w:t>Tr</w:t>
       </w:r>
-      <w:proofErr w:type="spellEnd"/>
       <w:r>
         <w:rPr>
           <w:rFonts w:cs="Arial"/>
@@ -6230,29 +5418,16 @@
         </w:rPr>
         <w:t xml:space="preserve">La distribución </w:t>
       </w:r>
-      <w:proofErr w:type="spellStart"/>
-      <w:r>
-        <w:rPr>
-          <w:rFonts w:cs="Arial"/>
-          <w:b w:val="0"/>
-          <w:color w:val="auto"/>
-          <w:sz w:val="20"/>
-          <w:szCs w:val="20"/>
-          <w:lang w:val="es-CO"/>
-        </w:rPr>
-        <w:t>lognorm</w:t>
-      </w:r>
-      <w:proofErr w:type="spellEnd"/>
-      <w:r>
-        <w:rPr>
-          <w:rFonts w:cs="Arial"/>
-          <w:b w:val="0"/>
-          <w:color w:val="auto"/>
-          <w:sz w:val="20"/>
-          <w:szCs w:val="20"/>
-          <w:lang w:val="es-CO"/>
-        </w:rPr>
-        <w:t xml:space="preserve"> mantiene </w:t>
+      <w:r>
+        <w:rPr>
+          <w:rFonts w:cs="Arial"/>
+          <w:b w:val="0"/>
+          <w:color w:val="auto"/>
+          <w:sz w:val="20"/>
+          <w:szCs w:val="20"/>
+          <w:lang w:val="es-CO"/>
+        </w:rPr>
+        <w:t xml:space="preserve">lognorm mantiene </w:t>
       </w:r>
       <m:oMath>
         <m:r>
@@ -6422,67 +5597,7 @@
           <w:szCs w:val="20"/>
           <w:lang w:val="es-CO"/>
         </w:rPr>
-        <w:t xml:space="preserve"> positiva en </w:t>
-      </w:r>
-      <w:proofErr w:type="spellStart"/>
-      <w:r>
-        <w:rPr>
-          <w:rFonts w:cs="Arial"/>
-          <w:b w:val="0"/>
-          <w:color w:val="auto"/>
-          <w:sz w:val="20"/>
-          <w:szCs w:val="20"/>
-          <w:lang w:val="es-CO"/>
-        </w:rPr>
-        <w:t>Tr</w:t>
-      </w:r>
-      <w:proofErr w:type="spellEnd"/>
-      <w:r>
-        <w:rPr>
-          <w:rFonts w:cs="Arial"/>
-          <w:b w:val="0"/>
-          <w:color w:val="auto"/>
-          <w:sz w:val="20"/>
-          <w:szCs w:val="20"/>
-          <w:lang w:val="es-CO"/>
-        </w:rPr>
-        <w:t xml:space="preserve"> cortos pero negativa en </w:t>
-      </w:r>
-      <w:proofErr w:type="spellStart"/>
-      <w:r>
-        <w:rPr>
-          <w:rFonts w:cs="Arial"/>
-          <w:b w:val="0"/>
-          <w:color w:val="auto"/>
-          <w:sz w:val="20"/>
-          <w:szCs w:val="20"/>
-          <w:lang w:val="es-CO"/>
-        </w:rPr>
-        <w:t>Tr</w:t>
-      </w:r>
-      <w:proofErr w:type="spellEnd"/>
-      <w:r>
-        <w:rPr>
-          <w:rFonts w:cs="Arial"/>
-          <w:b w:val="0"/>
-          <w:color w:val="auto"/>
-          <w:sz w:val="20"/>
-          <w:szCs w:val="20"/>
-          <w:lang w:val="es-CO"/>
-        </w:rPr>
-        <w:t xml:space="preserve"> altos (−18 % a −38 %), lo que sugiere </w:t>
-      </w:r>
-      <w:proofErr w:type="spellStart"/>
-      <w:r>
-        <w:rPr>
-          <w:rFonts w:cs="Arial"/>
-          <w:b w:val="0"/>
-          <w:color w:val="auto"/>
-          <w:sz w:val="20"/>
-          <w:szCs w:val="20"/>
-          <w:lang w:val="es-CO"/>
-        </w:rPr>
-        <w:t>sub</w:t>
+        <w:t xml:space="preserve"> positiva en Tr cortos pero negativa en Tr altos (−18 % a −38 %), lo que sugiere sub</w:t>
       </w:r>
       <w:r>
         <w:rPr>
@@ -6504,19 +5619,7 @@
           <w:szCs w:val="20"/>
           <w:lang w:val="es-CO"/>
         </w:rPr>
-        <w:t>estimación</w:t>
-      </w:r>
-      <w:proofErr w:type="spellEnd"/>
-      <w:r>
-        <w:rPr>
-          <w:rFonts w:cs="Arial"/>
-          <w:b w:val="0"/>
-          <w:color w:val="auto"/>
-          <w:sz w:val="20"/>
-          <w:szCs w:val="20"/>
-          <w:lang w:val="es-CO"/>
-        </w:rPr>
-        <w:t xml:space="preserve"> creciente frente al </w:t>
+        <w:t xml:space="preserve">estimación creciente frente al </w:t>
       </w:r>
       <w:r>
         <w:rPr>
@@ -6538,31 +5641,7 @@
           <w:szCs w:val="20"/>
           <w:lang w:val="es-CO"/>
         </w:rPr>
-        <w:t xml:space="preserve"> a medida que aumenta </w:t>
-      </w:r>
-      <w:proofErr w:type="spellStart"/>
-      <w:r>
-        <w:rPr>
-          <w:rFonts w:cs="Arial"/>
-          <w:b w:val="0"/>
-          <w:color w:val="auto"/>
-          <w:sz w:val="20"/>
-          <w:szCs w:val="20"/>
-          <w:lang w:val="es-CO"/>
-        </w:rPr>
-        <w:t>Tr</w:t>
-      </w:r>
-      <w:proofErr w:type="spellEnd"/>
-      <w:r>
-        <w:rPr>
-          <w:rFonts w:cs="Arial"/>
-          <w:b w:val="0"/>
-          <w:color w:val="auto"/>
-          <w:sz w:val="20"/>
-          <w:szCs w:val="20"/>
-          <w:lang w:val="es-CO"/>
-        </w:rPr>
-        <w:t>.</w:t>
+        <w:t xml:space="preserve"> a medida que aumenta Tr.</w:t>
       </w:r>
     </w:p>
     <w:p>
@@ -6596,9 +5675,19 @@
           <w:szCs w:val="20"/>
           <w:lang w:val="es-CO"/>
         </w:rPr>
-        <w:t xml:space="preserve">Las distribuciones </w:t>
-      </w:r>
-      <w:proofErr w:type="spellStart"/>
+        <w:t>Las distribuciones G</w:t>
+      </w:r>
+      <w:r>
+        <w:rPr>
+          <w:rFonts w:cs="Arial"/>
+          <w:b w:val="0"/>
+          <w:color w:val="auto"/>
+          <w:sz w:val="20"/>
+          <w:szCs w:val="20"/>
+          <w:lang w:val="es-CO"/>
+        </w:rPr>
+        <w:t xml:space="preserve">umbel_l y </w:t>
+      </w:r>
       <w:r>
         <w:rPr>
           <w:rFonts w:cs="Arial"/>
@@ -6619,78 +5708,7 @@
           <w:szCs w:val="20"/>
           <w:lang w:val="es-CO"/>
         </w:rPr>
-        <w:t>umbel_l</w:t>
-      </w:r>
-      <w:proofErr w:type="spellEnd"/>
-      <w:r>
-        <w:rPr>
-          <w:rFonts w:cs="Arial"/>
-          <w:b w:val="0"/>
-          <w:color w:val="auto"/>
-          <w:sz w:val="20"/>
-          <w:szCs w:val="20"/>
-          <w:lang w:val="es-CO"/>
-        </w:rPr>
-        <w:t xml:space="preserve"> y </w:t>
-      </w:r>
-      <w:proofErr w:type="spellStart"/>
-      <w:r>
-        <w:rPr>
-          <w:rFonts w:cs="Arial"/>
-          <w:b w:val="0"/>
-          <w:color w:val="auto"/>
-          <w:sz w:val="20"/>
-          <w:szCs w:val="20"/>
-          <w:lang w:val="es-CO"/>
-        </w:rPr>
-        <w:t>G</w:t>
-      </w:r>
-      <w:r>
-        <w:rPr>
-          <w:rFonts w:cs="Arial"/>
-          <w:b w:val="0"/>
-          <w:color w:val="auto"/>
-          <w:sz w:val="20"/>
-          <w:szCs w:val="20"/>
-          <w:lang w:val="es-CO"/>
-        </w:rPr>
-        <w:t>umbel_r</w:t>
-      </w:r>
-      <w:proofErr w:type="spellEnd"/>
-      <w:r>
-        <w:rPr>
-          <w:rFonts w:cs="Arial"/>
-          <w:b w:val="0"/>
-          <w:color w:val="auto"/>
-          <w:sz w:val="20"/>
-          <w:szCs w:val="20"/>
-          <w:lang w:val="es-CO"/>
-        </w:rPr>
-        <w:t xml:space="preserve"> tienden a volverse negativas con </w:t>
-      </w:r>
-      <w:proofErr w:type="spellStart"/>
-      <w:r>
-        <w:rPr>
-          <w:rFonts w:cs="Arial"/>
-          <w:b w:val="0"/>
-          <w:color w:val="auto"/>
-          <w:sz w:val="20"/>
-          <w:szCs w:val="20"/>
-          <w:lang w:val="es-CO"/>
-        </w:rPr>
-        <w:t>Tr</w:t>
-      </w:r>
-      <w:proofErr w:type="spellEnd"/>
-      <w:r>
-        <w:rPr>
-          <w:rFonts w:cs="Arial"/>
-          <w:b w:val="0"/>
-          <w:color w:val="auto"/>
-          <w:sz w:val="20"/>
-          <w:szCs w:val="20"/>
-          <w:lang w:val="es-CO"/>
-        </w:rPr>
-        <w:t xml:space="preserve">, señalando </w:t>
+        <w:t xml:space="preserve">umbel_r tienden a volverse negativas con Tr, señalando </w:t>
       </w:r>
       <w:r>
         <w:rPr>
@@ -6848,7 +5866,6 @@
           <w:lang w:val="es-CO"/>
         </w:rPr>
       </w:pPr>
-      <w:proofErr w:type="spellStart"/>
       <w:r>
         <w:rPr>
           <w:rFonts w:cs="Arial"/>
@@ -6880,19 +5897,7 @@
           <w:szCs w:val="20"/>
           <w:lang w:val="es-CO"/>
         </w:rPr>
-        <w:t>III</w:t>
-      </w:r>
-      <w:proofErr w:type="spellEnd"/>
-      <w:r>
-        <w:rPr>
-          <w:rFonts w:cs="Arial"/>
-          <w:b w:val="0"/>
-          <w:color w:val="auto"/>
-          <w:sz w:val="20"/>
-          <w:szCs w:val="20"/>
-          <w:lang w:val="es-CO"/>
-        </w:rPr>
-        <w:t xml:space="preserve"> y su versión logarítmica </w:t>
+        <w:t xml:space="preserve">III y su versión logarítmica </w:t>
       </w:r>
       <w:r>
         <w:rPr>
@@ -7076,7 +6081,7 @@
     </w:p>
     <w:p>
       <w:pPr>
-        <w:pStyle w:val="Prrafodelista"/>
+        <w:pStyle w:val="ListParagraph"/>
         <w:ind w:left="0"/>
         <w:jc w:val="both"/>
         <w:rPr>
@@ -7084,8 +6089,6 @@
           <w:lang w:val="es-CO"/>
         </w:rPr>
       </w:pPr>
-      <w:bookmarkStart w:id="0" w:name="_GoBack"/>
-      <w:bookmarkEnd w:id="0"/>
       <w:r>
         <w:rPr>
           <w:rFonts w:ascii="Arial" w:hAnsi="Arial" w:cs="Arial"/>
@@ -7128,31 +6131,13 @@
         </w:rPr>
         <w:t xml:space="preserve">, desempeño evaluado a partir del test de </w:t>
       </w:r>
-      <w:proofErr w:type="spellStart"/>
-      <w:r>
-        <w:rPr>
-          <w:rFonts w:ascii="Arial" w:hAnsi="Arial" w:cs="Arial"/>
-          <w:lang w:val="es-CO"/>
-        </w:rPr>
-        <w:t>Kolmogorov</w:t>
-      </w:r>
-      <w:proofErr w:type="spellEnd"/>
-      <w:r>
-        <w:rPr>
-          <w:rFonts w:ascii="Arial" w:hAnsi="Arial" w:cs="Arial"/>
-          <w:lang w:val="es-CO"/>
-        </w:rPr>
-        <w:t>–</w:t>
-      </w:r>
-      <w:proofErr w:type="spellStart"/>
-      <w:r>
-        <w:rPr>
-          <w:rFonts w:ascii="Arial" w:hAnsi="Arial" w:cs="Arial"/>
-          <w:lang w:val="es-CO"/>
-        </w:rPr>
-        <w:t>Smirnov</w:t>
-      </w:r>
-      <w:proofErr w:type="spellEnd"/>
+      <w:r>
+        <w:rPr>
+          <w:rFonts w:ascii="Arial" w:hAnsi="Arial" w:cs="Arial"/>
+          <w:lang w:val="es-CO"/>
+        </w:rPr>
+        <w:t>Kolmogorov–Smirnov</w:t>
+      </w:r>
       <w:r>
         <w:rPr>
           <w:rFonts w:ascii="Arial" w:hAnsi="Arial" w:cs="Arial"/>
@@ -7163,7 +6148,7 @@
     </w:p>
     <w:p>
       <w:pPr>
-        <w:pStyle w:val="Prrafodelista"/>
+        <w:pStyle w:val="ListParagraph"/>
         <w:ind w:left="0"/>
         <w:jc w:val="both"/>
         <w:rPr>
@@ -7174,7 +6159,7 @@
     </w:p>
     <w:p>
       <w:pPr>
-        <w:pStyle w:val="Prrafodelista"/>
+        <w:pStyle w:val="ListParagraph"/>
         <w:ind w:left="0"/>
         <w:jc w:val="both"/>
         <w:rPr>
@@ -7276,7 +6261,7 @@
     </w:p>
     <w:p>
       <w:pPr>
-        <w:pStyle w:val="Prrafodelista"/>
+        <w:pStyle w:val="ListParagraph"/>
         <w:ind w:left="0"/>
         <w:jc w:val="both"/>
         <w:rPr>
@@ -7287,7 +6272,7 @@
     </w:p>
     <w:p>
       <w:pPr>
-        <w:pStyle w:val="Prrafodelista"/>
+        <w:pStyle w:val="ListParagraph"/>
         <w:ind w:left="0"/>
         <w:jc w:val="both"/>
         <w:rPr>
@@ -7305,7 +6290,7 @@
     </w:p>
     <w:p>
       <w:pPr>
-        <w:pStyle w:val="Prrafodelista"/>
+        <w:pStyle w:val="ListParagraph"/>
         <w:ind w:left="0"/>
         <w:jc w:val="both"/>
         <w:rPr>
@@ -7316,7 +6301,7 @@
     </w:p>
     <w:p>
       <w:pPr>
-        <w:pStyle w:val="Prrafodelista"/>
+        <w:pStyle w:val="ListParagraph"/>
         <w:ind w:left="0"/>
         <w:jc w:val="both"/>
         <w:rPr>
@@ -7343,39 +6328,7 @@
           <w:rFonts w:ascii="Arial" w:hAnsi="Arial" w:cs="Arial"/>
           <w:lang w:val="es-CO"/>
         </w:rPr>
-        <w:t xml:space="preserve">desde la depuración y clasificación de series hasta la evaluación con </w:t>
-      </w:r>
-      <w:proofErr w:type="spellStart"/>
-      <w:r>
-        <w:rPr>
-          <w:rFonts w:ascii="Arial" w:hAnsi="Arial" w:cs="Arial"/>
-          <w:lang w:val="es-CO"/>
-        </w:rPr>
-        <w:t>Kolmogorov</w:t>
-      </w:r>
-      <w:proofErr w:type="spellEnd"/>
-      <w:r>
-        <w:rPr>
-          <w:rFonts w:ascii="Arial" w:hAnsi="Arial" w:cs="Arial"/>
-          <w:lang w:val="es-CO"/>
-        </w:rPr>
-        <w:t>–</w:t>
-      </w:r>
-      <w:proofErr w:type="spellStart"/>
-      <w:r>
-        <w:rPr>
-          <w:rFonts w:ascii="Arial" w:hAnsi="Arial" w:cs="Arial"/>
-          <w:lang w:val="es-CO"/>
-        </w:rPr>
-        <w:t>Smirnov</w:t>
-      </w:r>
-      <w:proofErr w:type="spellEnd"/>
-      <w:r>
-        <w:rPr>
-          <w:rFonts w:ascii="Arial" w:hAnsi="Arial" w:cs="Arial"/>
-          <w:lang w:val="es-CO"/>
-        </w:rPr>
-        <w:t xml:space="preserve"> y la síntesis por regiones</w:t>
+        <w:t>desde la depuración y clasificación de series hasta la evaluación con Kolmogorov–Smirnov y la síntesis por regiones</w:t>
       </w:r>
       <w:r>
         <w:rPr>
@@ -7408,7 +6361,7 @@
     </w:p>
     <w:p>
       <w:pPr>
-        <w:pStyle w:val="Prrafodelista"/>
+        <w:pStyle w:val="ListParagraph"/>
         <w:widowControl/>
         <w:ind w:left="180"/>
         <w:jc w:val="both"/>
@@ -7431,7 +6384,7 @@
     </w:p>
     <w:p>
       <w:pPr>
-        <w:pStyle w:val="Textoindependiente"/>
+        <w:pStyle w:val="BodyText"/>
         <w:tabs>
           <w:tab w:val="left" w:pos="0"/>
           <w:tab w:val="left" w:pos="1091"/>
@@ -7455,46 +6408,27 @@
           <w:sz w:val="16"/>
         </w:rPr>
       </w:pPr>
-      <w:proofErr w:type="spellStart"/>
       <w:r>
         <w:rPr>
           <w:rFonts w:ascii="Arial" w:hAnsi="Arial" w:cs="Arial"/>
           <w:bCs/>
           <w:sz w:val="16"/>
-        </w:rPr>
-        <w:t>Gründemann</w:t>
-      </w:r>
-      <w:proofErr w:type="spellEnd"/>
+          <w:lang w:val="es-CO"/>
+        </w:rPr>
+        <w:t xml:space="preserve">Gründemann, G. J., et al. (2023). </w:t>
+      </w:r>
       <w:r>
         <w:rPr>
           <w:rFonts w:ascii="Arial" w:hAnsi="Arial" w:cs="Arial"/>
           <w:bCs/>
           <w:sz w:val="16"/>
         </w:rPr>
-        <w:t xml:space="preserve">, G. J., et al. (2023). Extreme precipitation </w:t>
-      </w:r>
-      <w:proofErr w:type="gramStart"/>
-      <w:r>
-        <w:rPr>
-          <w:rFonts w:ascii="Arial" w:hAnsi="Arial" w:cs="Arial"/>
-          <w:bCs/>
-          <w:sz w:val="16"/>
-        </w:rPr>
-        <w:t>return</w:t>
-      </w:r>
-      <w:proofErr w:type="gramEnd"/>
-      <w:r>
-        <w:rPr>
-          <w:rFonts w:ascii="Arial" w:hAnsi="Arial" w:cs="Arial"/>
-          <w:bCs/>
-          <w:sz w:val="16"/>
-        </w:rPr>
-        <w:t xml:space="preserve"> levels for multiple durations on a global scale. Journal of Hydrology, 621, 129558. https://www.sciencedirect.com/science/article/pii/S0022169423005000 </w:t>
-      </w:r>
-    </w:p>
-    <w:p>
-      <w:pPr>
-        <w:pStyle w:val="Textoindependiente"/>
+        <w:t xml:space="preserve">Extreme precipitation return levels for multiple durations on a global scale. Journal of Hydrology, 621, 129558. https://www.sciencedirect.com/science/article/pii/S0022169423005000 </w:t>
+      </w:r>
+    </w:p>
+    <w:p>
+      <w:pPr>
+        <w:pStyle w:val="BodyText"/>
         <w:tabs>
           <w:tab w:val="left" w:pos="0"/>
           <w:tab w:val="left" w:pos="1091"/>
@@ -7521,7 +6455,7 @@
     </w:p>
     <w:p>
       <w:pPr>
-        <w:pStyle w:val="Textoindependiente"/>
+        <w:pStyle w:val="BodyText"/>
         <w:tabs>
           <w:tab w:val="left" w:pos="0"/>
           <w:tab w:val="left" w:pos="1091"/>
@@ -7545,7 +6479,6 @@
           <w:sz w:val="16"/>
         </w:rPr>
       </w:pPr>
-      <w:proofErr w:type="spellStart"/>
       <w:r>
         <w:rPr>
           <w:rFonts w:ascii="Arial" w:hAnsi="Arial" w:cs="Arial"/>
@@ -7553,71 +6486,21 @@
           <w:sz w:val="16"/>
           <w:lang w:val="es-CO"/>
         </w:rPr>
-        <w:t>Karami</w:t>
-      </w:r>
-      <w:proofErr w:type="spellEnd"/>
+        <w:t xml:space="preserve">Karami, H., Ghazvinian, H., &amp; Dadrasajirlou, Y. (2023). </w:t>
+      </w:r>
       <w:r>
         <w:rPr>
           <w:rFonts w:ascii="Arial" w:hAnsi="Arial" w:cs="Arial"/>
           <w:bCs/>
           <w:sz w:val="16"/>
-          <w:lang w:val="es-CO"/>
-        </w:rPr>
-        <w:t xml:space="preserve">, H., </w:t>
-      </w:r>
-      <w:proofErr w:type="spellStart"/>
+        </w:rPr>
+        <w:t xml:space="preserve">Application of statistical and geostatistical approaches in temporal and spatial </w:t>
+      </w:r>
       <w:r>
         <w:rPr>
           <w:rFonts w:ascii="Arial" w:hAnsi="Arial" w:cs="Arial"/>
           <w:bCs/>
           <w:sz w:val="16"/>
-          <w:lang w:val="es-CO"/>
-        </w:rPr>
-        <w:t>Ghazvinian</w:t>
-      </w:r>
-      <w:proofErr w:type="spellEnd"/>
-      <w:r>
-        <w:rPr>
-          <w:rFonts w:ascii="Arial" w:hAnsi="Arial" w:cs="Arial"/>
-          <w:bCs/>
-          <w:sz w:val="16"/>
-          <w:lang w:val="es-CO"/>
-        </w:rPr>
-        <w:t xml:space="preserve">, H., &amp; </w:t>
-      </w:r>
-      <w:proofErr w:type="spellStart"/>
-      <w:r>
-        <w:rPr>
-          <w:rFonts w:ascii="Arial" w:hAnsi="Arial" w:cs="Arial"/>
-          <w:bCs/>
-          <w:sz w:val="16"/>
-          <w:lang w:val="es-CO"/>
-        </w:rPr>
-        <w:t>Dadrasajirlou</w:t>
-      </w:r>
-      <w:proofErr w:type="spellEnd"/>
-      <w:r>
-        <w:rPr>
-          <w:rFonts w:ascii="Arial" w:hAnsi="Arial" w:cs="Arial"/>
-          <w:bCs/>
-          <w:sz w:val="16"/>
-          <w:lang w:val="es-CO"/>
-        </w:rPr>
-        <w:t xml:space="preserve">, Y. (2023). </w:t>
-      </w:r>
-      <w:r>
-        <w:rPr>
-          <w:rFonts w:ascii="Arial" w:hAnsi="Arial" w:cs="Arial"/>
-          <w:bCs/>
-          <w:sz w:val="16"/>
-        </w:rPr>
-        <w:t xml:space="preserve">Application of statistical and geostatistical approaches in temporal and spatial </w:t>
-      </w:r>
-      <w:r>
-        <w:rPr>
-          <w:rFonts w:ascii="Arial" w:hAnsi="Arial" w:cs="Arial"/>
-          <w:bCs/>
-          <w:sz w:val="16"/>
         </w:rPr>
         <w:lastRenderedPageBreak/>
         <w:t xml:space="preserve">estimations of rainfall. Journal of Water and Climate Change, 14(5), 1696–1722. https://doi.org/10.2166/wcc.2023.034 </w:t>
@@ -7625,7 +6508,7 @@
     </w:p>
     <w:p>
       <w:pPr>
-        <w:pStyle w:val="Textoindependiente"/>
+        <w:pStyle w:val="BodyText"/>
         <w:tabs>
           <w:tab w:val="left" w:pos="0"/>
           <w:tab w:val="left" w:pos="1091"/>
@@ -7652,7 +6535,7 @@
     </w:p>
     <w:p>
       <w:pPr>
-        <w:pStyle w:val="Textoindependiente"/>
+        <w:pStyle w:val="BodyText"/>
         <w:tabs>
           <w:tab w:val="left" w:pos="0"/>
           <w:tab w:val="left" w:pos="1091"/>
@@ -7687,7 +6570,7 @@
     </w:p>
     <w:p>
       <w:pPr>
-        <w:pStyle w:val="Textoindependiente"/>
+        <w:pStyle w:val="BodyText"/>
         <w:tabs>
           <w:tab w:val="left" w:pos="0"/>
           <w:tab w:val="left" w:pos="1091"/>
@@ -7714,7 +6597,7 @@
     </w:p>
     <w:p>
       <w:pPr>
-        <w:pStyle w:val="Textoindependiente"/>
+        <w:pStyle w:val="BodyText"/>
         <w:tabs>
           <w:tab w:val="left" w:pos="0"/>
           <w:tab w:val="left" w:pos="1091"/>
@@ -7749,7 +6632,7 @@
     </w:p>
     <w:p>
       <w:pPr>
-        <w:pStyle w:val="Textoindependiente"/>
+        <w:pStyle w:val="BodyText"/>
         <w:tabs>
           <w:tab w:val="left" w:pos="0"/>
           <w:tab w:val="left" w:pos="1091"/>
@@ -7776,7 +6659,7 @@
     </w:p>
     <w:p>
       <w:pPr>
-        <w:pStyle w:val="Textoindependiente"/>
+        <w:pStyle w:val="BodyText"/>
         <w:tabs>
           <w:tab w:val="left" w:pos="0"/>
           <w:tab w:val="left" w:pos="1091"/>
@@ -7831,7 +6714,7 @@
     </w:p>
     <w:p>
       <w:pPr>
-        <w:pStyle w:val="Textoindependiente"/>
+        <w:pStyle w:val="BodyText"/>
         <w:tabs>
           <w:tab w:val="left" w:pos="0"/>
           <w:tab w:val="left" w:pos="1091"/>
@@ -7895,7 +6778,7 @@
     </w:p>
     <w:p>
       <w:pPr>
-        <w:pStyle w:val="Textoindependiente"/>
+        <w:pStyle w:val="BodyText"/>
         <w:tabs>
           <w:tab w:val="left" w:pos="0"/>
           <w:tab w:val="left" w:pos="1091"/>
@@ -7923,7 +6806,7 @@
     </w:p>
     <w:p>
       <w:pPr>
-        <w:pStyle w:val="Textoindependiente"/>
+        <w:pStyle w:val="BodyText"/>
         <w:tabs>
           <w:tab w:val="left" w:pos="0"/>
           <w:tab w:val="left" w:pos="1091"/>
@@ -7978,7 +6861,7 @@
     </w:p>
     <w:p>
       <w:pPr>
-        <w:pStyle w:val="Textoindependiente"/>
+        <w:pStyle w:val="BodyText"/>
         <w:tabs>
           <w:tab w:val="left" w:pos="0"/>
           <w:tab w:val="left" w:pos="1091"/>
@@ -8006,7 +6889,7 @@
     </w:p>
     <w:p>
       <w:pPr>
-        <w:pStyle w:val="Textoindependiente"/>
+        <w:pStyle w:val="BodyText"/>
         <w:tabs>
           <w:tab w:val="left" w:pos="0"/>
           <w:tab w:val="left" w:pos="1091"/>
@@ -8043,7 +6926,7 @@
     </w:p>
     <w:p>
       <w:pPr>
-        <w:pStyle w:val="Textoindependiente"/>
+        <w:pStyle w:val="BodyText"/>
         <w:tabs>
           <w:tab w:val="left" w:pos="0"/>
           <w:tab w:val="left" w:pos="1091"/>
@@ -8086,7 +6969,7 @@
     </w:p>
     <w:p>
       <w:pPr>
-        <w:pStyle w:val="Textoindependiente"/>
+        <w:pStyle w:val="BodyText"/>
         <w:tabs>
           <w:tab w:val="left" w:pos="0"/>
           <w:tab w:val="left" w:pos="1091"/>
@@ -8145,7 +7028,7 @@
     </w:p>
     <w:p>
       <w:pPr>
-        <w:pStyle w:val="Textoindependiente"/>
+        <w:pStyle w:val="BodyText"/>
         <w:tabs>
           <w:tab w:val="left" w:pos="0"/>
           <w:tab w:val="left" w:pos="1091"/>
@@ -8172,7 +7055,7 @@
     </w:p>
     <w:p>
       <w:pPr>
-        <w:pStyle w:val="Textoindependiente"/>
+        <w:pStyle w:val="BodyText"/>
         <w:tabs>
           <w:tab w:val="left" w:pos="0"/>
           <w:tab w:val="left" w:pos="1091"/>
@@ -8210,30 +7093,12 @@
           <w:bCs/>
           <w:sz w:val="16"/>
         </w:rPr>
-        <w:t xml:space="preserve">. (s. f.). WMO Climatological </w:t>
-      </w:r>
-      <w:proofErr w:type="spellStart"/>
-      <w:r>
-        <w:rPr>
-          <w:rFonts w:ascii="Arial" w:hAnsi="Arial" w:cs="Arial"/>
-          <w:bCs/>
-          <w:sz w:val="16"/>
-        </w:rPr>
-        <w:t>Normals</w:t>
-      </w:r>
-      <w:proofErr w:type="spellEnd"/>
-      <w:r>
-        <w:rPr>
-          <w:rFonts w:ascii="Arial" w:hAnsi="Arial" w:cs="Arial"/>
-          <w:bCs/>
-          <w:sz w:val="16"/>
-        </w:rPr>
-        <w:t xml:space="preserve"> (Knowledge Hub). https://community.wmo.int/site/knowledge-hub/programmes-and-initiatives/climate-services/wmo-climatological-normals [community.wmo.int]</w:t>
-      </w:r>
-    </w:p>
-    <w:p>
-      <w:pPr>
-        <w:pStyle w:val="Textoindependiente"/>
+        <w:t>. (s. f.). WMO Climatological Normals (Knowledge Hub). https://community.wmo.int/site/knowledge-hub/programmes-and-initiatives/climate-services/wmo-climatological-normals [community.wmo.int]</w:t>
+      </w:r>
+    </w:p>
+    <w:p>
+      <w:pPr>
+        <w:pStyle w:val="BodyText"/>
         <w:tabs>
           <w:tab w:val="left" w:pos="0"/>
           <w:tab w:val="left" w:pos="1091"/>
@@ -8276,7 +7141,7 @@
     </w:p>
     <w:p>
       <w:pPr>
-        <w:pStyle w:val="Textoindependiente"/>
+        <w:pStyle w:val="BodyText"/>
         <w:tabs>
           <w:tab w:val="left" w:pos="0"/>
           <w:tab w:val="left" w:pos="1091"/>
@@ -8303,7 +7168,7 @@
     </w:p>
     <w:p>
       <w:pPr>
-        <w:pStyle w:val="Textoindependiente"/>
+        <w:pStyle w:val="BodyText"/>
         <w:tabs>
           <w:tab w:val="left" w:pos="0"/>
           <w:tab w:val="left" w:pos="1091"/>
@@ -8338,7 +7203,7 @@
       <w:hyperlink r:id="rId20" w:history="1">
         <w:r>
           <w:rPr>
-            <w:rStyle w:val="Hipervnculo"/>
+            <w:rStyle w:val="Hyperlink"/>
             <w:rFonts w:ascii="Arial" w:hAnsi="Arial" w:cs="Arial"/>
             <w:bCs/>
             <w:sz w:val="16"/>
@@ -8349,7 +7214,7 @@
     </w:p>
     <w:p>
       <w:pPr>
-        <w:pStyle w:val="Textoindependiente"/>
+        <w:pStyle w:val="BodyText"/>
         <w:tabs>
           <w:tab w:val="left" w:pos="0"/>
           <w:tab w:val="left" w:pos="1091"/>
@@ -8376,7 +7241,7 @@
     </w:p>
     <w:p>
       <w:pPr>
-        <w:pStyle w:val="Textoindependiente"/>
+        <w:pStyle w:val="BodyText"/>
         <w:tabs>
           <w:tab w:val="left" w:pos="0"/>
           <w:tab w:val="left" w:pos="1091"/>
@@ -8406,32 +7271,12 @@
           <w:bCs/>
           <w:sz w:val="16"/>
         </w:rPr>
-        <w:t>SciPy Developers. (2026). Statistical functions (</w:t>
-      </w:r>
-      <w:proofErr w:type="spellStart"/>
-      <w:proofErr w:type="gramStart"/>
-      <w:r>
-        <w:rPr>
-          <w:rFonts w:ascii="Arial" w:hAnsi="Arial" w:cs="Arial"/>
-          <w:bCs/>
-          <w:sz w:val="16"/>
-        </w:rPr>
-        <w:t>scipy.stats</w:t>
-      </w:r>
-      <w:proofErr w:type="spellEnd"/>
-      <w:proofErr w:type="gramEnd"/>
-      <w:r>
-        <w:rPr>
-          <w:rFonts w:ascii="Arial" w:hAnsi="Arial" w:cs="Arial"/>
-          <w:bCs/>
-          <w:sz w:val="16"/>
-        </w:rPr>
-        <w:t>) (v1.17). https://docs.scipy.org/doc/scipy/reference/stats.htm</w:t>
-      </w:r>
-    </w:p>
-    <w:p>
-      <w:pPr>
-        <w:pStyle w:val="Textoindependiente"/>
+        <w:t>SciPy Developers. (2026). Statistical functions (scipy.stats) (v1.17). https://docs.scipy.org/doc/scipy/reference/stats.htm</w:t>
+      </w:r>
+    </w:p>
+    <w:p>
+      <w:pPr>
+        <w:pStyle w:val="BodyText"/>
         <w:tabs>
           <w:tab w:val="left" w:pos="0"/>
           <w:tab w:val="left" w:pos="1091"/>
@@ -8458,7 +7303,7 @@
     </w:p>
     <w:p>
       <w:pPr>
-        <w:pStyle w:val="Textoindependiente"/>
+        <w:pStyle w:val="BodyText"/>
         <w:tabs>
           <w:tab w:val="left" w:pos="0"/>
           <w:tab w:val="left" w:pos="1091"/>
@@ -8482,46 +7327,18 @@
           <w:sz w:val="16"/>
         </w:rPr>
       </w:pPr>
-      <w:proofErr w:type="spellStart"/>
       <w:r>
         <w:rPr>
           <w:rFonts w:ascii="Arial" w:hAnsi="Arial" w:cs="Arial"/>
           <w:bCs/>
           <w:sz w:val="16"/>
         </w:rPr>
-        <w:t>Openmeteo</w:t>
-      </w:r>
-      <w:proofErr w:type="spellEnd"/>
-      <w:r>
-        <w:rPr>
-          <w:rFonts w:ascii="Arial" w:hAnsi="Arial" w:cs="Arial"/>
-          <w:bCs/>
-          <w:sz w:val="16"/>
-        </w:rPr>
-        <w:t xml:space="preserve">. (2016). </w:t>
-      </w:r>
-      <w:proofErr w:type="spellStart"/>
-      <w:r>
-        <w:rPr>
-          <w:rFonts w:ascii="Arial" w:hAnsi="Arial" w:cs="Arial"/>
-          <w:bCs/>
-          <w:sz w:val="16"/>
-        </w:rPr>
-        <w:t>Hydrognomon</w:t>
-      </w:r>
-      <w:proofErr w:type="spellEnd"/>
-      <w:r>
-        <w:rPr>
-          <w:rFonts w:ascii="Arial" w:hAnsi="Arial" w:cs="Arial"/>
-          <w:bCs/>
-          <w:sz w:val="16"/>
-        </w:rPr>
-        <w:t xml:space="preserve"> — Hydrological time series analysis (releases). https://github.com/openmeteo/hydrognomon/releases [github.com]</w:t>
-      </w:r>
-    </w:p>
-    <w:p>
-      <w:pPr>
-        <w:pStyle w:val="Textoindependiente"/>
+        <w:t>Openmeteo. (2016). Hydrognomon — Hydrological time series analysis (releases). https://github.com/openmeteo/hydrognomon/releases [github.com]</w:t>
+      </w:r>
+    </w:p>
+    <w:p>
+      <w:pPr>
+        <w:pStyle w:val="BodyText"/>
         <w:tabs>
           <w:tab w:val="left" w:pos="0"/>
           <w:tab w:val="left" w:pos="1091"/>
@@ -8548,7 +7365,7 @@
     </w:p>
     <w:p>
       <w:pPr>
-        <w:pStyle w:val="Textoindependiente"/>
+        <w:pStyle w:val="BodyText"/>
         <w:tabs>
           <w:tab w:val="left" w:pos="0"/>
           <w:tab w:val="left" w:pos="1091"/>
@@ -8572,46 +7389,18 @@
           <w:sz w:val="16"/>
         </w:rPr>
       </w:pPr>
-      <w:proofErr w:type="spellStart"/>
       <w:r>
         <w:rPr>
           <w:rFonts w:ascii="Arial" w:hAnsi="Arial" w:cs="Arial"/>
           <w:bCs/>
           <w:sz w:val="16"/>
         </w:rPr>
-        <w:t>Statgraphics</w:t>
-      </w:r>
-      <w:proofErr w:type="spellEnd"/>
-      <w:r>
-        <w:rPr>
-          <w:rFonts w:ascii="Arial" w:hAnsi="Arial" w:cs="Arial"/>
-          <w:bCs/>
-          <w:sz w:val="16"/>
-        </w:rPr>
-        <w:t xml:space="preserve">. (s. f.). Statistical Probability Distributions — Examples in </w:t>
-      </w:r>
-      <w:proofErr w:type="spellStart"/>
-      <w:r>
-        <w:rPr>
-          <w:rFonts w:ascii="Arial" w:hAnsi="Arial" w:cs="Arial"/>
-          <w:bCs/>
-          <w:sz w:val="16"/>
-        </w:rPr>
-        <w:t>Statgraphics</w:t>
-      </w:r>
-      <w:proofErr w:type="spellEnd"/>
-      <w:r>
-        <w:rPr>
-          <w:rFonts w:ascii="Arial" w:hAnsi="Arial" w:cs="Arial"/>
-          <w:bCs/>
-          <w:sz w:val="16"/>
-        </w:rPr>
-        <w:t>. https://www.statgraphics.com/probability-distributions [statgraphics.com]</w:t>
-      </w:r>
-    </w:p>
-    <w:p>
-      <w:pPr>
-        <w:pStyle w:val="Textoindependiente"/>
+        <w:t>Statgraphics. (s. f.). Statistical Probability Distributions — Examples in Statgraphics. https://www.statgraphics.com/probability-distributions [statgraphics.com]</w:t>
+      </w:r>
+    </w:p>
+    <w:p>
+      <w:pPr>
+        <w:pStyle w:val="BodyText"/>
         <w:tabs>
           <w:tab w:val="left" w:pos="0"/>
           <w:tab w:val="left" w:pos="1091"/>
@@ -8638,7 +7427,7 @@
     </w:p>
     <w:p>
       <w:pPr>
-        <w:pStyle w:val="Textoindependiente"/>
+        <w:pStyle w:val="BodyText"/>
         <w:tabs>
           <w:tab w:val="left" w:pos="0"/>
           <w:tab w:val="left" w:pos="1091"/>
@@ -8668,30 +7457,12 @@
           <w:bCs/>
           <w:sz w:val="16"/>
         </w:rPr>
-        <w:t>He, X. (2025). SciPy (</w:t>
-      </w:r>
-      <w:proofErr w:type="spellStart"/>
-      <w:r>
-        <w:rPr>
-          <w:rFonts w:ascii="Arial" w:hAnsi="Arial" w:cs="Arial"/>
-          <w:bCs/>
-          <w:sz w:val="16"/>
-        </w:rPr>
-        <w:t>básico</w:t>
-      </w:r>
-      <w:proofErr w:type="spellEnd"/>
-      <w:r>
-        <w:rPr>
-          <w:rFonts w:ascii="Arial" w:hAnsi="Arial" w:cs="Arial"/>
-          <w:bCs/>
-          <w:sz w:val="16"/>
-        </w:rPr>
-        <w:t>) — Python Climate Visuals. https://xiaoganghe.github.io/python-climate-visuals/chapters/data-analytics/scipy-basic.html [xiaoganghe.github.io]</w:t>
-      </w:r>
-    </w:p>
-    <w:p>
-      <w:pPr>
-        <w:pStyle w:val="Textoindependiente"/>
+        <w:t>He, X. (2025). SciPy (básico) — Python Climate Visuals. https://xiaoganghe.github.io/python-climate-visuals/chapters/data-analytics/scipy-basic.html [xiaoganghe.github.io]</w:t>
+      </w:r>
+    </w:p>
+    <w:p>
+      <w:pPr>
+        <w:pStyle w:val="BodyText"/>
         <w:tabs>
           <w:tab w:val="left" w:pos="0"/>
           <w:tab w:val="left" w:pos="1091"/>
@@ -8733,19 +7504,8 @@
 </w:document>
 </file>
 
-<file path=word/commentsExtensible.xml><?xml version="1.0" encoding="utf-8"?>
-<w16cex:commentsExtensible xmlns:w16="http://schemas.microsoft.com/office/word/2018/wordml" xmlns:w16cex="http://schemas.microsoft.com/office/word/2018/wordml/cex" xmlns:mc="http://schemas.openxmlformats.org/markup-compatibility/2006" mc:Ignorable="w16 w16cex">
-  <w16cex:commentExtensible w16cex:durableId="5DCE6C6E" w16cex:dateUtc="2026-02-26T22:14:53.463Z"/>
-  <w16cex:commentExtensible w16cex:durableId="73AAE4D8" w16cex:dateUtc="2026-02-26T22:15:21.831Z"/>
-  <w16cex:commentExtensible w16cex:durableId="7C5E70C0" w16cex:dateUtc="2026-02-26T22:20:14.881Z"/>
-  <w16cex:commentExtensible w16cex:durableId="1E958593" w16cex:dateUtc="2026-02-26T22:24:36.109Z"/>
-  <w16cex:commentExtensible w16cex:durableId="62C928CA" w16cex:dateUtc="2026-02-26T22:25:44.4Z"/>
-  <w16cex:commentExtensible w16cex:durableId="284807C4" w16cex:dateUtc="2026-02-26T22:26:41.597Z"/>
-</w16cex:commentsExtensible>
-</file>
-
 <file path=word/endnotes.xml><?xml version="1.0" encoding="utf-8"?>
-<w:endnotes xmlns:wpc="http://schemas.microsoft.com/office/word/2010/wordprocessingCanvas" xmlns:cx="http://schemas.microsoft.com/office/drawing/2014/chartex" xmlns:cx1="http://schemas.microsoft.com/office/drawing/2015/9/8/chartex" xmlns:cx2="http://schemas.microsoft.com/office/drawing/2015/10/21/chartex" xmlns:cx3="http://schemas.microsoft.com/office/drawing/2016/5/9/chartex" xmlns:cx4="http://schemas.microsoft.com/office/drawing/2016/5/10/chartex" xmlns:cx5="http://schemas.microsoft.com/office/drawing/2016/5/11/chartex" xmlns:cx6="http://schemas.microsoft.com/office/drawing/2016/5/12/chartex" xmlns:cx7="http://schemas.microsoft.com/office/drawing/2016/5/13/chartex" xmlns:cx8="http://schemas.microsoft.com/office/drawing/2016/5/14/chartex" xmlns:mc="http://schemas.openxmlformats.org/markup-compatibility/2006" xmlns:aink="http://schemas.microsoft.com/office/drawing/2016/ink" xmlns:am3d="http://schemas.microsoft.com/office/drawing/2017/model3d" xmlns:o="urn:schemas-microsoft-com:office:office" xmlns:r="http://schemas.openxmlformats.org/officeDocument/2006/relationships" xmlns:m="http://schemas.openxmlformats.org/officeDocument/2006/math" xmlns:v="urn:schemas-microsoft-com:vml" xmlns:wp14="http://schemas.microsoft.com/office/word/2010/wordprocessingDrawing" xmlns:wp="http://schemas.openxmlformats.org/drawingml/2006/wordprocessingDrawing" xmlns:w10="urn:schemas-microsoft-com:office:word" xmlns:w="http://schemas.openxmlformats.org/wordprocessingml/2006/main" xmlns:w14="http://schemas.microsoft.com/office/word/2010/wordml" xmlns:w15="http://schemas.microsoft.com/office/word/2012/wordml" xmlns:w16cid="http://schemas.microsoft.com/office/word/2016/wordml/cid" xmlns:w16se="http://schemas.microsoft.com/office/word/2015/wordml/symex" xmlns:wpg="http://schemas.microsoft.com/office/word/2010/wordprocessingGroup" xmlns:wpi="http://schemas.microsoft.com/office/word/2010/wordprocessingInk" xmlns:wne="http://schemas.microsoft.com/office/word/2006/wordml" xmlns:wps="http://schemas.microsoft.com/office/word/2010/wordprocessingShape" mc:Ignorable="w14 w15 w16se w16cid wp14">
+<w:endnotes xmlns:wpc="http://schemas.microsoft.com/office/word/2010/wordprocessingCanvas" xmlns:cx="http://schemas.microsoft.com/office/drawing/2014/chartex" xmlns:cx1="http://schemas.microsoft.com/office/drawing/2015/9/8/chartex" xmlns:cx2="http://schemas.microsoft.com/office/drawing/2015/10/21/chartex" xmlns:cx3="http://schemas.microsoft.com/office/drawing/2016/5/9/chartex" xmlns:cx4="http://schemas.microsoft.com/office/drawing/2016/5/10/chartex" xmlns:cx5="http://schemas.microsoft.com/office/drawing/2016/5/11/chartex" xmlns:cx6="http://schemas.microsoft.com/office/drawing/2016/5/12/chartex" xmlns:cx7="http://schemas.microsoft.com/office/drawing/2016/5/13/chartex" xmlns:cx8="http://schemas.microsoft.com/office/drawing/2016/5/14/chartex" xmlns:mc="http://schemas.openxmlformats.org/markup-compatibility/2006" xmlns:aink="http://schemas.microsoft.com/office/drawing/2016/ink" xmlns:am3d="http://schemas.microsoft.com/office/drawing/2017/model3d" xmlns:o="urn:schemas-microsoft-com:office:office" xmlns:oel="http://schemas.microsoft.com/office/2019/extlst" xmlns:r="http://schemas.openxmlformats.org/officeDocument/2006/relationships" xmlns:m="http://schemas.openxmlformats.org/officeDocument/2006/math" xmlns:v="urn:schemas-microsoft-com:vml" xmlns:wp14="http://schemas.microsoft.com/office/word/2010/wordprocessingDrawing" xmlns:wp="http://schemas.openxmlformats.org/drawingml/2006/wordprocessingDrawing" xmlns:w10="urn:schemas-microsoft-com:office:word" xmlns:w="http://schemas.openxmlformats.org/wordprocessingml/2006/main" xmlns:w14="http://schemas.microsoft.com/office/word/2010/wordml" xmlns:w15="http://schemas.microsoft.com/office/word/2012/wordml" xmlns:w16cex="http://schemas.microsoft.com/office/word/2018/wordml/cex" xmlns:w16cid="http://schemas.microsoft.com/office/word/2016/wordml/cid" xmlns:w16="http://schemas.microsoft.com/office/word/2018/wordml" xmlns:w16du="http://schemas.microsoft.com/office/word/2023/wordml/word16du" xmlns:w16sdtdh="http://schemas.microsoft.com/office/word/2020/wordml/sdtdatahash" xmlns:w16sdtfl="http://schemas.microsoft.com/office/word/2024/wordml/sdtformatlock" xmlns:w16se="http://schemas.microsoft.com/office/word/2015/wordml/symex" xmlns:wpg="http://schemas.microsoft.com/office/word/2010/wordprocessingGroup" xmlns:wpi="http://schemas.microsoft.com/office/word/2010/wordprocessingInk" xmlns:wne="http://schemas.microsoft.com/office/word/2006/wordml" xmlns:wps="http://schemas.microsoft.com/office/word/2010/wordprocessingShape" mc:Ignorable="w14 w15 w16se w16cid w16 w16cex w16sdtdh w16sdtfl w16du wp14">
   <w:endnote w:type="separator" w:id="-1">
     <w:p>
       <w:r>
@@ -8764,50 +7524,50 @@
 </file>
 
 <file path=word/footer1.xml><?xml version="1.0" encoding="utf-8"?>
-<w:ftr xmlns:wpc="http://schemas.microsoft.com/office/word/2010/wordprocessingCanvas" xmlns:cx="http://schemas.microsoft.com/office/drawing/2014/chartex" xmlns:cx1="http://schemas.microsoft.com/office/drawing/2015/9/8/chartex" xmlns:cx2="http://schemas.microsoft.com/office/drawing/2015/10/21/chartex" xmlns:cx3="http://schemas.microsoft.com/office/drawing/2016/5/9/chartex" xmlns:cx4="http://schemas.microsoft.com/office/drawing/2016/5/10/chartex" xmlns:cx5="http://schemas.microsoft.com/office/drawing/2016/5/11/chartex" xmlns:cx6="http://schemas.microsoft.com/office/drawing/2016/5/12/chartex" xmlns:cx7="http://schemas.microsoft.com/office/drawing/2016/5/13/chartex" xmlns:cx8="http://schemas.microsoft.com/office/drawing/2016/5/14/chartex" xmlns:mc="http://schemas.openxmlformats.org/markup-compatibility/2006" xmlns:aink="http://schemas.microsoft.com/office/drawing/2016/ink" xmlns:am3d="http://schemas.microsoft.com/office/drawing/2017/model3d" xmlns:o="urn:schemas-microsoft-com:office:office" xmlns:r="http://schemas.openxmlformats.org/officeDocument/2006/relationships" xmlns:m="http://schemas.openxmlformats.org/officeDocument/2006/math" xmlns:v="urn:schemas-microsoft-com:vml" xmlns:wp14="http://schemas.microsoft.com/office/word/2010/wordprocessingDrawing" xmlns:wp="http://schemas.openxmlformats.org/drawingml/2006/wordprocessingDrawing" xmlns:w10="urn:schemas-microsoft-com:office:word" xmlns:w="http://schemas.openxmlformats.org/wordprocessingml/2006/main" xmlns:w14="http://schemas.microsoft.com/office/word/2010/wordml" xmlns:w15="http://schemas.microsoft.com/office/word/2012/wordml" xmlns:w16cid="http://schemas.microsoft.com/office/word/2016/wordml/cid" xmlns:w16se="http://schemas.microsoft.com/office/word/2015/wordml/symex" xmlns:wpg="http://schemas.microsoft.com/office/word/2010/wordprocessingGroup" xmlns:wpi="http://schemas.microsoft.com/office/word/2010/wordprocessingInk" xmlns:wne="http://schemas.microsoft.com/office/word/2006/wordml" xmlns:wps="http://schemas.microsoft.com/office/word/2010/wordprocessingShape" mc:Ignorable="w14 w15 w16se w16cid wp14">
+<w:ftr xmlns:wpc="http://schemas.microsoft.com/office/word/2010/wordprocessingCanvas" xmlns:cx="http://schemas.microsoft.com/office/drawing/2014/chartex" xmlns:cx1="http://schemas.microsoft.com/office/drawing/2015/9/8/chartex" xmlns:cx2="http://schemas.microsoft.com/office/drawing/2015/10/21/chartex" xmlns:cx3="http://schemas.microsoft.com/office/drawing/2016/5/9/chartex" xmlns:cx4="http://schemas.microsoft.com/office/drawing/2016/5/10/chartex" xmlns:cx5="http://schemas.microsoft.com/office/drawing/2016/5/11/chartex" xmlns:cx6="http://schemas.microsoft.com/office/drawing/2016/5/12/chartex" xmlns:cx7="http://schemas.microsoft.com/office/drawing/2016/5/13/chartex" xmlns:cx8="http://schemas.microsoft.com/office/drawing/2016/5/14/chartex" xmlns:mc="http://schemas.openxmlformats.org/markup-compatibility/2006" xmlns:aink="http://schemas.microsoft.com/office/drawing/2016/ink" xmlns:am3d="http://schemas.microsoft.com/office/drawing/2017/model3d" xmlns:o="urn:schemas-microsoft-com:office:office" xmlns:oel="http://schemas.microsoft.com/office/2019/extlst" xmlns:r="http://schemas.openxmlformats.org/officeDocument/2006/relationships" xmlns:m="http://schemas.openxmlformats.org/officeDocument/2006/math" xmlns:v="urn:schemas-microsoft-com:vml" xmlns:wp14="http://schemas.microsoft.com/office/word/2010/wordprocessingDrawing" xmlns:wp="http://schemas.openxmlformats.org/drawingml/2006/wordprocessingDrawing" xmlns:w10="urn:schemas-microsoft-com:office:word" xmlns:w="http://schemas.openxmlformats.org/wordprocessingml/2006/main" xmlns:w14="http://schemas.microsoft.com/office/word/2010/wordml" xmlns:w15="http://schemas.microsoft.com/office/word/2012/wordml" xmlns:w16cex="http://schemas.microsoft.com/office/word/2018/wordml/cex" xmlns:w16cid="http://schemas.microsoft.com/office/word/2016/wordml/cid" xmlns:w16="http://schemas.microsoft.com/office/word/2018/wordml" xmlns:w16du="http://schemas.microsoft.com/office/word/2023/wordml/word16du" xmlns:w16sdtdh="http://schemas.microsoft.com/office/word/2020/wordml/sdtdatahash" xmlns:w16sdtfl="http://schemas.microsoft.com/office/word/2024/wordml/sdtformatlock" xmlns:w16se="http://schemas.microsoft.com/office/word/2015/wordml/symex" xmlns:wpg="http://schemas.microsoft.com/office/word/2010/wordprocessingGroup" xmlns:wpi="http://schemas.microsoft.com/office/word/2010/wordprocessingInk" xmlns:wne="http://schemas.microsoft.com/office/word/2006/wordml" xmlns:wps="http://schemas.microsoft.com/office/word/2010/wordprocessingShape" mc:Ignorable="w14 w15 w16se w16cid w16 w16cex w16sdtdh w16sdtfl w16du wp14">
   <w:p>
     <w:pPr>
-      <w:pStyle w:val="Piedepgina"/>
+      <w:pStyle w:val="Footer"/>
       <w:framePr w:wrap="around" w:vAnchor="text" w:hAnchor="margin" w:xAlign="center" w:y="1"/>
       <w:rPr>
-        <w:rStyle w:val="Nmerodepgina"/>
+        <w:rStyle w:val="PageNumber"/>
       </w:rPr>
     </w:pPr>
     <w:r>
       <w:rPr>
-        <w:rStyle w:val="Nmerodepgina"/>
+        <w:rStyle w:val="PageNumber"/>
       </w:rPr>
       <w:fldChar w:fldCharType="begin"/>
     </w:r>
     <w:r>
       <w:rPr>
-        <w:rStyle w:val="Nmerodepgina"/>
+        <w:rStyle w:val="PageNumber"/>
       </w:rPr>
       <w:instrText xml:space="preserve">PAGE  </w:instrText>
     </w:r>
     <w:r>
       <w:rPr>
-        <w:rStyle w:val="Nmerodepgina"/>
+        <w:rStyle w:val="PageNumber"/>
       </w:rPr>
       <w:fldChar w:fldCharType="separate"/>
     </w:r>
     <w:r>
       <w:rPr>
-        <w:rStyle w:val="Nmerodepgina"/>
+        <w:rStyle w:val="PageNumber"/>
         <w:noProof/>
       </w:rPr>
       <w:t>1</w:t>
     </w:r>
     <w:r>
       <w:rPr>
-        <w:rStyle w:val="Nmerodepgina"/>
+        <w:rStyle w:val="PageNumber"/>
       </w:rPr>
       <w:fldChar w:fldCharType="end"/>
     </w:r>
   </w:p>
   <w:p>
     <w:pPr>
-      <w:pStyle w:val="Piedepgina"/>
+      <w:pStyle w:val="Footer"/>
       <w:ind w:right="360" w:firstLine="360"/>
     </w:pPr>
   </w:p>
@@ -8815,19 +7575,19 @@
 </file>
 
 <file path=word/footer2.xml><?xml version="1.0" encoding="utf-8"?>
-<w:ftr xmlns:wpc="http://schemas.microsoft.com/office/word/2010/wordprocessingCanvas" xmlns:cx="http://schemas.microsoft.com/office/drawing/2014/chartex" xmlns:cx1="http://schemas.microsoft.com/office/drawing/2015/9/8/chartex" xmlns:cx2="http://schemas.microsoft.com/office/drawing/2015/10/21/chartex" xmlns:cx3="http://schemas.microsoft.com/office/drawing/2016/5/9/chartex" xmlns:cx4="http://schemas.microsoft.com/office/drawing/2016/5/10/chartex" xmlns:cx5="http://schemas.microsoft.com/office/drawing/2016/5/11/chartex" xmlns:cx6="http://schemas.microsoft.com/office/drawing/2016/5/12/chartex" xmlns:cx7="http://schemas.microsoft.com/office/drawing/2016/5/13/chartex" xmlns:cx8="http://schemas.microsoft.com/office/drawing/2016/5/14/chartex" xmlns:mc="http://schemas.openxmlformats.org/markup-compatibility/2006" xmlns:aink="http://schemas.microsoft.com/office/drawing/2016/ink" xmlns:am3d="http://schemas.microsoft.com/office/drawing/2017/model3d" xmlns:o="urn:schemas-microsoft-com:office:office" xmlns:r="http://schemas.openxmlformats.org/officeDocument/2006/relationships" xmlns:m="http://schemas.openxmlformats.org/officeDocument/2006/math" xmlns:v="urn:schemas-microsoft-com:vml" xmlns:wp14="http://schemas.microsoft.com/office/word/2010/wordprocessingDrawing" xmlns:wp="http://schemas.openxmlformats.org/drawingml/2006/wordprocessingDrawing" xmlns:w10="urn:schemas-microsoft-com:office:word" xmlns:w="http://schemas.openxmlformats.org/wordprocessingml/2006/main" xmlns:w14="http://schemas.microsoft.com/office/word/2010/wordml" xmlns:w15="http://schemas.microsoft.com/office/word/2012/wordml" xmlns:w16cid="http://schemas.microsoft.com/office/word/2016/wordml/cid" xmlns:w16se="http://schemas.microsoft.com/office/word/2015/wordml/symex" xmlns:wpg="http://schemas.microsoft.com/office/word/2010/wordprocessingGroup" xmlns:wpi="http://schemas.microsoft.com/office/word/2010/wordprocessingInk" xmlns:wne="http://schemas.microsoft.com/office/word/2006/wordml" xmlns:wps="http://schemas.microsoft.com/office/word/2010/wordprocessingShape" mc:Ignorable="w14 w15 w16se w16cid wp14">
+<w:ftr xmlns:wpc="http://schemas.microsoft.com/office/word/2010/wordprocessingCanvas" xmlns:cx="http://schemas.microsoft.com/office/drawing/2014/chartex" xmlns:cx1="http://schemas.microsoft.com/office/drawing/2015/9/8/chartex" xmlns:cx2="http://schemas.microsoft.com/office/drawing/2015/10/21/chartex" xmlns:cx3="http://schemas.microsoft.com/office/drawing/2016/5/9/chartex" xmlns:cx4="http://schemas.microsoft.com/office/drawing/2016/5/10/chartex" xmlns:cx5="http://schemas.microsoft.com/office/drawing/2016/5/11/chartex" xmlns:cx6="http://schemas.microsoft.com/office/drawing/2016/5/12/chartex" xmlns:cx7="http://schemas.microsoft.com/office/drawing/2016/5/13/chartex" xmlns:cx8="http://schemas.microsoft.com/office/drawing/2016/5/14/chartex" xmlns:mc="http://schemas.openxmlformats.org/markup-compatibility/2006" xmlns:aink="http://schemas.microsoft.com/office/drawing/2016/ink" xmlns:am3d="http://schemas.microsoft.com/office/drawing/2017/model3d" xmlns:o="urn:schemas-microsoft-com:office:office" xmlns:oel="http://schemas.microsoft.com/office/2019/extlst" xmlns:r="http://schemas.openxmlformats.org/officeDocument/2006/relationships" xmlns:m="http://schemas.openxmlformats.org/officeDocument/2006/math" xmlns:v="urn:schemas-microsoft-com:vml" xmlns:wp14="http://schemas.microsoft.com/office/word/2010/wordprocessingDrawing" xmlns:wp="http://schemas.openxmlformats.org/drawingml/2006/wordprocessingDrawing" xmlns:w10="urn:schemas-microsoft-com:office:word" xmlns:w="http://schemas.openxmlformats.org/wordprocessingml/2006/main" xmlns:w14="http://schemas.microsoft.com/office/word/2010/wordml" xmlns:w15="http://schemas.microsoft.com/office/word/2012/wordml" xmlns:w16cex="http://schemas.microsoft.com/office/word/2018/wordml/cex" xmlns:w16cid="http://schemas.microsoft.com/office/word/2016/wordml/cid" xmlns:w16="http://schemas.microsoft.com/office/word/2018/wordml" xmlns:w16du="http://schemas.microsoft.com/office/word/2023/wordml/word16du" xmlns:w16sdtdh="http://schemas.microsoft.com/office/word/2020/wordml/sdtdatahash" xmlns:w16sdtfl="http://schemas.microsoft.com/office/word/2024/wordml/sdtformatlock" xmlns:w16se="http://schemas.microsoft.com/office/word/2015/wordml/symex" xmlns:wpg="http://schemas.microsoft.com/office/word/2010/wordprocessingGroup" xmlns:wpi="http://schemas.microsoft.com/office/word/2010/wordprocessingInk" xmlns:wne="http://schemas.microsoft.com/office/word/2006/wordml" xmlns:wps="http://schemas.microsoft.com/office/word/2010/wordprocessingShape" mc:Ignorable="w14 w15 w16se w16cid w16 w16cex w16sdtdh w16sdtfl w16du wp14">
   <w:p>
     <w:pPr>
-      <w:pStyle w:val="Piedepgina"/>
+      <w:pStyle w:val="Footer"/>
       <w:framePr w:wrap="around" w:vAnchor="text" w:hAnchor="margin" w:xAlign="center" w:y="-354"/>
       <w:rPr>
-        <w:rStyle w:val="Nmerodepgina"/>
+        <w:rStyle w:val="PageNumber"/>
       </w:rPr>
     </w:pPr>
   </w:p>
   <w:p>
     <w:pPr>
-      <w:pStyle w:val="Piedepgina"/>
+      <w:pStyle w:val="Footer"/>
       <w:framePr w:w="9532" w:h="286" w:hRule="exact" w:wrap="around" w:vAnchor="text" w:hAnchor="page" w:x="1009" w:y="-207"/>
       <w:ind w:right="360" w:firstLine="360"/>
       <w:jc w:val="center"/>
@@ -8837,7 +7597,7 @@
 </file>
 
 <file path=word/footnotes.xml><?xml version="1.0" encoding="utf-8"?>
-<w:footnotes xmlns:wpc="http://schemas.microsoft.com/office/word/2010/wordprocessingCanvas" xmlns:cx="http://schemas.microsoft.com/office/drawing/2014/chartex" xmlns:cx1="http://schemas.microsoft.com/office/drawing/2015/9/8/chartex" xmlns:cx2="http://schemas.microsoft.com/office/drawing/2015/10/21/chartex" xmlns:cx3="http://schemas.microsoft.com/office/drawing/2016/5/9/chartex" xmlns:cx4="http://schemas.microsoft.com/office/drawing/2016/5/10/chartex" xmlns:cx5="http://schemas.microsoft.com/office/drawing/2016/5/11/chartex" xmlns:cx6="http://schemas.microsoft.com/office/drawing/2016/5/12/chartex" xmlns:cx7="http://schemas.microsoft.com/office/drawing/2016/5/13/chartex" xmlns:cx8="http://schemas.microsoft.com/office/drawing/2016/5/14/chartex" xmlns:mc="http://schemas.openxmlformats.org/markup-compatibility/2006" xmlns:aink="http://schemas.microsoft.com/office/drawing/2016/ink" xmlns:am3d="http://schemas.microsoft.com/office/drawing/2017/model3d" xmlns:o="urn:schemas-microsoft-com:office:office" xmlns:r="http://schemas.openxmlformats.org/officeDocument/2006/relationships" xmlns:m="http://schemas.openxmlformats.org/officeDocument/2006/math" xmlns:v="urn:schemas-microsoft-com:vml" xmlns:wp14="http://schemas.microsoft.com/office/word/2010/wordprocessingDrawing" xmlns:wp="http://schemas.openxmlformats.org/drawingml/2006/wordprocessingDrawing" xmlns:w10="urn:schemas-microsoft-com:office:word" xmlns:w="http://schemas.openxmlformats.org/wordprocessingml/2006/main" xmlns:w14="http://schemas.microsoft.com/office/word/2010/wordml" xmlns:w15="http://schemas.microsoft.com/office/word/2012/wordml" xmlns:w16cid="http://schemas.microsoft.com/office/word/2016/wordml/cid" xmlns:w16se="http://schemas.microsoft.com/office/word/2015/wordml/symex" xmlns:wpg="http://schemas.microsoft.com/office/word/2010/wordprocessingGroup" xmlns:wpi="http://schemas.microsoft.com/office/word/2010/wordprocessingInk" xmlns:wne="http://schemas.microsoft.com/office/word/2006/wordml" xmlns:wps="http://schemas.microsoft.com/office/word/2010/wordprocessingShape" mc:Ignorable="w14 w15 w16se w16cid wp14">
+<w:footnotes xmlns:wpc="http://schemas.microsoft.com/office/word/2010/wordprocessingCanvas" xmlns:cx="http://schemas.microsoft.com/office/drawing/2014/chartex" xmlns:cx1="http://schemas.microsoft.com/office/drawing/2015/9/8/chartex" xmlns:cx2="http://schemas.microsoft.com/office/drawing/2015/10/21/chartex" xmlns:cx3="http://schemas.microsoft.com/office/drawing/2016/5/9/chartex" xmlns:cx4="http://schemas.microsoft.com/office/drawing/2016/5/10/chartex" xmlns:cx5="http://schemas.microsoft.com/office/drawing/2016/5/11/chartex" xmlns:cx6="http://schemas.microsoft.com/office/drawing/2016/5/12/chartex" xmlns:cx7="http://schemas.microsoft.com/office/drawing/2016/5/13/chartex" xmlns:cx8="http://schemas.microsoft.com/office/drawing/2016/5/14/chartex" xmlns:mc="http://schemas.openxmlformats.org/markup-compatibility/2006" xmlns:aink="http://schemas.microsoft.com/office/drawing/2016/ink" xmlns:am3d="http://schemas.microsoft.com/office/drawing/2017/model3d" xmlns:o="urn:schemas-microsoft-com:office:office" xmlns:oel="http://schemas.microsoft.com/office/2019/extlst" xmlns:r="http://schemas.openxmlformats.org/officeDocument/2006/relationships" xmlns:m="http://schemas.openxmlformats.org/officeDocument/2006/math" xmlns:v="urn:schemas-microsoft-com:vml" xmlns:wp14="http://schemas.microsoft.com/office/word/2010/wordprocessingDrawing" xmlns:wp="http://schemas.openxmlformats.org/drawingml/2006/wordprocessingDrawing" xmlns:w10="urn:schemas-microsoft-com:office:word" xmlns:w="http://schemas.openxmlformats.org/wordprocessingml/2006/main" xmlns:w14="http://schemas.microsoft.com/office/word/2010/wordml" xmlns:w15="http://schemas.microsoft.com/office/word/2012/wordml" xmlns:w16cex="http://schemas.microsoft.com/office/word/2018/wordml/cex" xmlns:w16cid="http://schemas.microsoft.com/office/word/2016/wordml/cid" xmlns:w16="http://schemas.microsoft.com/office/word/2018/wordml" xmlns:w16du="http://schemas.microsoft.com/office/word/2023/wordml/word16du" xmlns:w16sdtdh="http://schemas.microsoft.com/office/word/2020/wordml/sdtdatahash" xmlns:w16sdtfl="http://schemas.microsoft.com/office/word/2024/wordml/sdtformatlock" xmlns:w16se="http://schemas.microsoft.com/office/word/2015/wordml/symex" xmlns:wpg="http://schemas.microsoft.com/office/word/2010/wordprocessingGroup" xmlns:wpi="http://schemas.microsoft.com/office/word/2010/wordprocessingInk" xmlns:wne="http://schemas.microsoft.com/office/word/2006/wordml" xmlns:wps="http://schemas.microsoft.com/office/word/2010/wordprocessingShape" mc:Ignorable="w14 w15 w16se w16cid w16 w16cex w16sdtdh w16sdtfl w16du wp14">
   <w:footnote w:type="separator" w:id="-1">
     <w:p>
       <w:r>
@@ -8856,10 +7616,10 @@
 </file>
 
 <file path=word/header1.xml><?xml version="1.0" encoding="utf-8"?>
-<w:hdr xmlns:wpc="http://schemas.microsoft.com/office/word/2010/wordprocessingCanvas" xmlns:cx="http://schemas.microsoft.com/office/drawing/2014/chartex" xmlns:cx1="http://schemas.microsoft.com/office/drawing/2015/9/8/chartex" xmlns:cx2="http://schemas.microsoft.com/office/drawing/2015/10/21/chartex" xmlns:cx3="http://schemas.microsoft.com/office/drawing/2016/5/9/chartex" xmlns:cx4="http://schemas.microsoft.com/office/drawing/2016/5/10/chartex" xmlns:cx5="http://schemas.microsoft.com/office/drawing/2016/5/11/chartex" xmlns:cx6="http://schemas.microsoft.com/office/drawing/2016/5/12/chartex" xmlns:cx7="http://schemas.microsoft.com/office/drawing/2016/5/13/chartex" xmlns:cx8="http://schemas.microsoft.com/office/drawing/2016/5/14/chartex" xmlns:mc="http://schemas.openxmlformats.org/markup-compatibility/2006" xmlns:aink="http://schemas.microsoft.com/office/drawing/2016/ink" xmlns:am3d="http://schemas.microsoft.com/office/drawing/2017/model3d" xmlns:o="urn:schemas-microsoft-com:office:office" xmlns:r="http://schemas.openxmlformats.org/officeDocument/2006/relationships" xmlns:m="http://schemas.openxmlformats.org/officeDocument/2006/math" xmlns:v="urn:schemas-microsoft-com:vml" xmlns:wp14="http://schemas.microsoft.com/office/word/2010/wordprocessingDrawing" xmlns:wp="http://schemas.openxmlformats.org/drawingml/2006/wordprocessingDrawing" xmlns:w10="urn:schemas-microsoft-com:office:word" xmlns:w="http://schemas.openxmlformats.org/wordprocessingml/2006/main" xmlns:w14="http://schemas.microsoft.com/office/word/2010/wordml" xmlns:w15="http://schemas.microsoft.com/office/word/2012/wordml" xmlns:w16cid="http://schemas.microsoft.com/office/word/2016/wordml/cid" xmlns:w16se="http://schemas.microsoft.com/office/word/2015/wordml/symex" xmlns:wpg="http://schemas.microsoft.com/office/word/2010/wordprocessingGroup" xmlns:wpi="http://schemas.microsoft.com/office/word/2010/wordprocessingInk" xmlns:wne="http://schemas.microsoft.com/office/word/2006/wordml" xmlns:wps="http://schemas.microsoft.com/office/word/2010/wordprocessingShape" mc:Ignorable="w14 w15 w16se w16cid wp14">
+<w:hdr xmlns:wpc="http://schemas.microsoft.com/office/word/2010/wordprocessingCanvas" xmlns:cx="http://schemas.microsoft.com/office/drawing/2014/chartex" xmlns:cx1="http://schemas.microsoft.com/office/drawing/2015/9/8/chartex" xmlns:cx2="http://schemas.microsoft.com/office/drawing/2015/10/21/chartex" xmlns:cx3="http://schemas.microsoft.com/office/drawing/2016/5/9/chartex" xmlns:cx4="http://schemas.microsoft.com/office/drawing/2016/5/10/chartex" xmlns:cx5="http://schemas.microsoft.com/office/drawing/2016/5/11/chartex" xmlns:cx6="http://schemas.microsoft.com/office/drawing/2016/5/12/chartex" xmlns:cx7="http://schemas.microsoft.com/office/drawing/2016/5/13/chartex" xmlns:cx8="http://schemas.microsoft.com/office/drawing/2016/5/14/chartex" xmlns:mc="http://schemas.openxmlformats.org/markup-compatibility/2006" xmlns:aink="http://schemas.microsoft.com/office/drawing/2016/ink" xmlns:am3d="http://schemas.microsoft.com/office/drawing/2017/model3d" xmlns:o="urn:schemas-microsoft-com:office:office" xmlns:oel="http://schemas.microsoft.com/office/2019/extlst" xmlns:r="http://schemas.openxmlformats.org/officeDocument/2006/relationships" xmlns:m="http://schemas.openxmlformats.org/officeDocument/2006/math" xmlns:v="urn:schemas-microsoft-com:vml" xmlns:wp14="http://schemas.microsoft.com/office/word/2010/wordprocessingDrawing" xmlns:wp="http://schemas.openxmlformats.org/drawingml/2006/wordprocessingDrawing" xmlns:w10="urn:schemas-microsoft-com:office:word" xmlns:w="http://schemas.openxmlformats.org/wordprocessingml/2006/main" xmlns:w14="http://schemas.microsoft.com/office/word/2010/wordml" xmlns:w15="http://schemas.microsoft.com/office/word/2012/wordml" xmlns:w16cex="http://schemas.microsoft.com/office/word/2018/wordml/cex" xmlns:w16cid="http://schemas.microsoft.com/office/word/2016/wordml/cid" xmlns:w16="http://schemas.microsoft.com/office/word/2018/wordml" xmlns:w16du="http://schemas.microsoft.com/office/word/2023/wordml/word16du" xmlns:w16sdtdh="http://schemas.microsoft.com/office/word/2020/wordml/sdtdatahash" xmlns:w16sdtfl="http://schemas.microsoft.com/office/word/2024/wordml/sdtformatlock" xmlns:w16se="http://schemas.microsoft.com/office/word/2015/wordml/symex" xmlns:wpg="http://schemas.microsoft.com/office/word/2010/wordprocessingGroup" xmlns:wpi="http://schemas.microsoft.com/office/word/2010/wordprocessingInk" xmlns:wne="http://schemas.microsoft.com/office/word/2006/wordml" xmlns:wps="http://schemas.microsoft.com/office/word/2010/wordprocessingShape" mc:Ignorable="w14 w15 w16se w16cid w16 w16cex w16sdtdh w16sdtfl w16du wp14">
   <w:p>
     <w:pPr>
-      <w:pStyle w:val="Encabezado"/>
+      <w:pStyle w:val="Header"/>
       <w:jc w:val="center"/>
       <w:rPr>
         <w:rFonts w:ascii="Arial" w:hAnsi="Arial"/>
@@ -8943,7 +7703,7 @@
   </w:p>
   <w:p>
     <w:pPr>
-      <w:pStyle w:val="Encabezado"/>
+      <w:pStyle w:val="Header"/>
       <w:jc w:val="center"/>
       <w:rPr>
         <w:rFonts w:ascii="Arial" w:hAnsi="Arial"/>
@@ -8954,14 +7714,14 @@
   </w:p>
   <w:p>
     <w:pPr>
-      <w:pStyle w:val="Encabezado"/>
+      <w:pStyle w:val="Header"/>
     </w:pPr>
   </w:p>
 </w:hdr>
 </file>
 
 <file path=word/numbering.xml><?xml version="1.0" encoding="utf-8"?>
-<w:numbering xmlns:wpc="http://schemas.microsoft.com/office/word/2010/wordprocessingCanvas" xmlns:cx="http://schemas.microsoft.com/office/drawing/2014/chartex" xmlns:cx1="http://schemas.microsoft.com/office/drawing/2015/9/8/chartex" xmlns:cx2="http://schemas.microsoft.com/office/drawing/2015/10/21/chartex" xmlns:cx3="http://schemas.microsoft.com/office/drawing/2016/5/9/chartex" xmlns:cx4="http://schemas.microsoft.com/office/drawing/2016/5/10/chartex" xmlns:cx5="http://schemas.microsoft.com/office/drawing/2016/5/11/chartex" xmlns:cx6="http://schemas.microsoft.com/office/drawing/2016/5/12/chartex" xmlns:cx7="http://schemas.microsoft.com/office/drawing/2016/5/13/chartex" xmlns:cx8="http://schemas.microsoft.com/office/drawing/2016/5/14/chartex" xmlns:mc="http://schemas.openxmlformats.org/markup-compatibility/2006" xmlns:aink="http://schemas.microsoft.com/office/drawing/2016/ink" xmlns:am3d="http://schemas.microsoft.com/office/drawing/2017/model3d" xmlns:o="urn:schemas-microsoft-com:office:office" xmlns:r="http://schemas.openxmlformats.org/officeDocument/2006/relationships" xmlns:m="http://schemas.openxmlformats.org/officeDocument/2006/math" xmlns:v="urn:schemas-microsoft-com:vml" xmlns:wp14="http://schemas.microsoft.com/office/word/2010/wordprocessingDrawing" xmlns:wp="http://schemas.openxmlformats.org/drawingml/2006/wordprocessingDrawing" xmlns:w10="urn:schemas-microsoft-com:office:word" xmlns:w="http://schemas.openxmlformats.org/wordprocessingml/2006/main" xmlns:w14="http://schemas.microsoft.com/office/word/2010/wordml" xmlns:w15="http://schemas.microsoft.com/office/word/2012/wordml" xmlns:w16cid="http://schemas.microsoft.com/office/word/2016/wordml/cid" xmlns:w16se="http://schemas.microsoft.com/office/word/2015/wordml/symex" xmlns:wpg="http://schemas.microsoft.com/office/word/2010/wordprocessingGroup" xmlns:wpi="http://schemas.microsoft.com/office/word/2010/wordprocessingInk" xmlns:wne="http://schemas.microsoft.com/office/word/2006/wordml" xmlns:wps="http://schemas.microsoft.com/office/word/2010/wordprocessingShape" mc:Ignorable="w14 w15 w16se w16cid wp14">
+<w:numbering xmlns:wpc="http://schemas.microsoft.com/office/word/2010/wordprocessingCanvas" xmlns:cx="http://schemas.microsoft.com/office/drawing/2014/chartex" xmlns:cx1="http://schemas.microsoft.com/office/drawing/2015/9/8/chartex" xmlns:cx2="http://schemas.microsoft.com/office/drawing/2015/10/21/chartex" xmlns:cx3="http://schemas.microsoft.com/office/drawing/2016/5/9/chartex" xmlns:cx4="http://schemas.microsoft.com/office/drawing/2016/5/10/chartex" xmlns:cx5="http://schemas.microsoft.com/office/drawing/2016/5/11/chartex" xmlns:cx6="http://schemas.microsoft.com/office/drawing/2016/5/12/chartex" xmlns:cx7="http://schemas.microsoft.com/office/drawing/2016/5/13/chartex" xmlns:cx8="http://schemas.microsoft.com/office/drawing/2016/5/14/chartex" xmlns:mc="http://schemas.openxmlformats.org/markup-compatibility/2006" xmlns:aink="http://schemas.microsoft.com/office/drawing/2016/ink" xmlns:am3d="http://schemas.microsoft.com/office/drawing/2017/model3d" xmlns:o="urn:schemas-microsoft-com:office:office" xmlns:oel="http://schemas.microsoft.com/office/2019/extlst" xmlns:r="http://schemas.openxmlformats.org/officeDocument/2006/relationships" xmlns:m="http://schemas.openxmlformats.org/officeDocument/2006/math" xmlns:v="urn:schemas-microsoft-com:vml" xmlns:wp14="http://schemas.microsoft.com/office/word/2010/wordprocessingDrawing" xmlns:wp="http://schemas.openxmlformats.org/drawingml/2006/wordprocessingDrawing" xmlns:w10="urn:schemas-microsoft-com:office:word" xmlns:w="http://schemas.openxmlformats.org/wordprocessingml/2006/main" xmlns:w14="http://schemas.microsoft.com/office/word/2010/wordml" xmlns:w15="http://schemas.microsoft.com/office/word/2012/wordml" xmlns:w16cex="http://schemas.microsoft.com/office/word/2018/wordml/cex" xmlns:w16cid="http://schemas.microsoft.com/office/word/2016/wordml/cid" xmlns:w16="http://schemas.microsoft.com/office/word/2018/wordml" xmlns:w16du="http://schemas.microsoft.com/office/word/2023/wordml/word16du" xmlns:w16sdtdh="http://schemas.microsoft.com/office/word/2020/wordml/sdtdatahash" xmlns:w16sdtfl="http://schemas.microsoft.com/office/word/2024/wordml/sdtformatlock" xmlns:w16se="http://schemas.microsoft.com/office/word/2015/wordml/symex" xmlns:wpg="http://schemas.microsoft.com/office/word/2010/wordprocessingGroup" xmlns:wpi="http://schemas.microsoft.com/office/word/2010/wordprocessingInk" xmlns:wne="http://schemas.microsoft.com/office/word/2006/wordml" xmlns:wps="http://schemas.microsoft.com/office/word/2010/wordprocessingShape" mc:Ignorable="w14 w15 w16se w16cid w16 w16cex w16sdtdh w16sdtfl w16du wp14">
   <w:abstractNum w:abstractNumId="0" w15:restartNumberingAfterBreak="0">
     <w:nsid w:val="011B29C2"/>
     <w:multiLevelType w:val="hybridMultilevel"/>
@@ -10133,47 +8893,47 @@
       </w:rPr>
     </w:lvl>
   </w:abstractNum>
-  <w:num w:numId="1">
+  <w:num w:numId="1" w16cid:durableId="1579746552">
     <w:abstractNumId w:val="3"/>
   </w:num>
-  <w:num w:numId="2">
+  <w:num w:numId="2" w16cid:durableId="208228388">
     <w:abstractNumId w:val="4"/>
   </w:num>
-  <w:num w:numId="3">
+  <w:num w:numId="3" w16cid:durableId="983198163">
     <w:abstractNumId w:val="7"/>
   </w:num>
-  <w:num w:numId="4">
+  <w:num w:numId="4" w16cid:durableId="1618441535">
     <w:abstractNumId w:val="0"/>
   </w:num>
-  <w:num w:numId="5">
+  <w:num w:numId="5" w16cid:durableId="1938100245">
     <w:abstractNumId w:val="6"/>
   </w:num>
-  <w:num w:numId="6">
+  <w:num w:numId="6" w16cid:durableId="1633174705">
     <w:abstractNumId w:val="9"/>
   </w:num>
-  <w:num w:numId="7">
+  <w:num w:numId="7" w16cid:durableId="1840581934">
     <w:abstractNumId w:val="8"/>
   </w:num>
-  <w:num w:numId="8">
+  <w:num w:numId="8" w16cid:durableId="100734857">
     <w:abstractNumId w:val="2"/>
   </w:num>
-  <w:num w:numId="9">
+  <w:num w:numId="9" w16cid:durableId="2020621815">
     <w:abstractNumId w:val="1"/>
   </w:num>
-  <w:num w:numId="10">
+  <w:num w:numId="10" w16cid:durableId="1049301379">
     <w:abstractNumId w:val="5"/>
   </w:num>
-  <w:num w:numId="11">
+  <w:num w:numId="11" w16cid:durableId="196552237">
     <w:abstractNumId w:val="10"/>
   </w:num>
-  <w:num w:numId="12">
+  <w:num w:numId="12" w16cid:durableId="1671449535">
     <w:abstractNumId w:val="11"/>
   </w:num>
 </w:numbering>
 </file>
 
 <file path=word/styles.xml><?xml version="1.0" encoding="utf-8"?>
-<w:styles xmlns:mc="http://schemas.openxmlformats.org/markup-compatibility/2006" xmlns:r="http://schemas.openxmlformats.org/officeDocument/2006/relationships" xmlns:w="http://schemas.openxmlformats.org/wordprocessingml/2006/main" xmlns:w14="http://schemas.microsoft.com/office/word/2010/wordml" xmlns:w15="http://schemas.microsoft.com/office/word/2012/wordml" xmlns:w16cid="http://schemas.microsoft.com/office/word/2016/wordml/cid" xmlns:w16se="http://schemas.microsoft.com/office/word/2015/wordml/symex" mc:Ignorable="w14 w15 w16se w16cid">
+<w:styles xmlns:mc="http://schemas.openxmlformats.org/markup-compatibility/2006" xmlns:r="http://schemas.openxmlformats.org/officeDocument/2006/relationships" xmlns:w="http://schemas.openxmlformats.org/wordprocessingml/2006/main" xmlns:w14="http://schemas.microsoft.com/office/word/2010/wordml" xmlns:w15="http://schemas.microsoft.com/office/word/2012/wordml" xmlns:w16cex="http://schemas.microsoft.com/office/word/2018/wordml/cex" xmlns:w16cid="http://schemas.microsoft.com/office/word/2016/wordml/cid" xmlns:w16="http://schemas.microsoft.com/office/word/2018/wordml" xmlns:w16du="http://schemas.microsoft.com/office/word/2023/wordml/word16du" xmlns:w16sdtdh="http://schemas.microsoft.com/office/word/2020/wordml/sdtdatahash" xmlns:w16sdtfl="http://schemas.microsoft.com/office/word/2024/wordml/sdtformatlock" xmlns:w16se="http://schemas.microsoft.com/office/word/2015/wordml/symex" mc:Ignorable="w14 w15 w16se w16cid w16 w16cex w16sdtdh w16sdtfl w16du">
   <w:docDefaults>
     <w:rPrDefault>
       <w:rPr>
@@ -10183,7 +8943,7 @@
     </w:rPrDefault>
     <w:pPrDefault/>
   </w:docDefaults>
-  <w:latentStyles w:defLockedState="0" w:defUIPriority="99" w:defSemiHidden="0" w:defUnhideWhenUsed="0" w:defQFormat="0" w:count="375">
+  <w:latentStyles w:defLockedState="0" w:defUIPriority="99" w:defSemiHidden="0" w:defUnhideWhenUsed="0" w:defQFormat="0" w:count="376">
     <w:lsdException w:name="Normal" w:uiPriority="0" w:qFormat="1"/>
     <w:lsdException w:name="heading 1" w:uiPriority="9" w:qFormat="1"/>
     <w:lsdException w:name="heading 2" w:semiHidden="1" w:uiPriority="9" w:unhideWhenUsed="1" w:qFormat="1"/>
@@ -10559,6 +9319,7 @@
     <w:lsdException w:name="Smart Hyperlink" w:semiHidden="1" w:unhideWhenUsed="1"/>
     <w:lsdException w:name="Hashtag" w:semiHidden="1" w:unhideWhenUsed="1"/>
     <w:lsdException w:name="Unresolved Mention" w:semiHidden="1" w:unhideWhenUsed="1"/>
+    <w:lsdException w:name="Smart Link" w:semiHidden="1" w:unhideWhenUsed="1"/>
   </w:latentStyles>
   <w:style w:type="paragraph" w:default="1" w:styleId="Normal">
     <w:name w:val="Normal"/>
@@ -10570,11 +9331,11 @@
       <w:lang w:val="en-US" w:eastAsia="es-VE"/>
     </w:rPr>
   </w:style>
-  <w:style w:type="paragraph" w:styleId="Ttulo1">
+  <w:style w:type="paragraph" w:styleId="Heading1">
     <w:name w:val="heading 1"/>
     <w:basedOn w:val="Normal"/>
     <w:next w:val="Normal"/>
-    <w:link w:val="Ttulo1Car"/>
+    <w:link w:val="Heading1Char"/>
     <w:qFormat/>
     <w:pPr>
       <w:keepNext/>
@@ -10601,11 +9362,11 @@
       <w:color w:val="000000"/>
     </w:rPr>
   </w:style>
-  <w:style w:type="paragraph" w:styleId="Ttulo3">
+  <w:style w:type="paragraph" w:styleId="Heading3">
     <w:name w:val="heading 3"/>
     <w:basedOn w:val="Normal"/>
     <w:next w:val="Normal"/>
-    <w:link w:val="Ttulo3Car"/>
+    <w:link w:val="Heading3Char"/>
     <w:qFormat/>
     <w:pPr>
       <w:keepNext/>
@@ -10617,13 +9378,13 @@
       <w:sz w:val="24"/>
     </w:rPr>
   </w:style>
-  <w:style w:type="character" w:default="1" w:styleId="Fuentedeprrafopredeter">
+  <w:style w:type="character" w:default="1" w:styleId="DefaultParagraphFont">
     <w:name w:val="Default Paragraph Font"/>
     <w:uiPriority w:val="1"/>
     <w:semiHidden/>
     <w:unhideWhenUsed/>
   </w:style>
-  <w:style w:type="table" w:default="1" w:styleId="Tablanormal">
+  <w:style w:type="table" w:default="1" w:styleId="TableNormal">
     <w:name w:val="Normal Table"/>
     <w:uiPriority w:val="99"/>
     <w:semiHidden/>
@@ -10638,13 +9399,13 @@
       </w:tblCellMar>
     </w:tblPr>
   </w:style>
-  <w:style w:type="numbering" w:default="1" w:styleId="Sinlista">
+  <w:style w:type="numbering" w:default="1" w:styleId="NoList">
     <w:name w:val="No List"/>
     <w:uiPriority w:val="99"/>
     <w:semiHidden/>
     <w:unhideWhenUsed/>
   </w:style>
-  <w:style w:type="paragraph" w:styleId="Textoindependiente">
+  <w:style w:type="paragraph" w:styleId="BodyText">
     <w:name w:val="Body Text"/>
     <w:basedOn w:val="Normal"/>
     <w:semiHidden/>
@@ -10656,7 +9417,7 @@
       <w:sz w:val="24"/>
     </w:rPr>
   </w:style>
-  <w:style w:type="paragraph" w:styleId="Encabezado">
+  <w:style w:type="paragraph" w:styleId="Header">
     <w:name w:val="header"/>
     <w:basedOn w:val="Normal"/>
     <w:semiHidden/>
@@ -10667,7 +9428,7 @@
       </w:tabs>
     </w:pPr>
   </w:style>
-  <w:style w:type="paragraph" w:styleId="Piedepgina">
+  <w:style w:type="paragraph" w:styleId="Footer">
     <w:name w:val="footer"/>
     <w:basedOn w:val="Normal"/>
     <w:semiHidden/>
@@ -10678,7 +9439,7 @@
       </w:tabs>
     </w:pPr>
   </w:style>
-  <w:style w:type="paragraph" w:styleId="Descripcin">
+  <w:style w:type="paragraph" w:styleId="Caption">
     <w:name w:val="caption"/>
     <w:basedOn w:val="Normal"/>
     <w:next w:val="Normal"/>
@@ -10691,12 +9452,12 @@
       <w:sz w:val="24"/>
     </w:rPr>
   </w:style>
-  <w:style w:type="character" w:styleId="Nmerodepgina">
+  <w:style w:type="character" w:styleId="PageNumber">
     <w:name w:val="page number"/>
-    <w:basedOn w:val="Fuentedeprrafopredeter"/>
+    <w:basedOn w:val="DefaultParagraphFont"/>
     <w:semiHidden/>
   </w:style>
-  <w:style w:type="paragraph" w:styleId="Textoindependiente2">
+  <w:style w:type="paragraph" w:styleId="BodyText2">
     <w:name w:val="Body Text 2"/>
     <w:basedOn w:val="Normal"/>
     <w:semiHidden/>
@@ -10725,7 +9486,7 @@
   </w:style>
   <w:style w:type="paragraph" w:customStyle="1" w:styleId="IECA-Tit">
     <w:name w:val="IECA-Tit"/>
-    <w:basedOn w:val="Ttulo1"/>
+    <w:basedOn w:val="Heading1"/>
     <w:link w:val="IECA-TitCar"/>
     <w:autoRedefine/>
     <w:rsid w:val="004E7198"/>
@@ -10742,7 +9503,7 @@
   </w:style>
   <w:style w:type="paragraph" w:customStyle="1" w:styleId="IECA-autores">
     <w:name w:val="IECA-autores"/>
-    <w:basedOn w:val="Descripcin"/>
+    <w:basedOn w:val="Caption"/>
     <w:pPr>
       <w:framePr w:w="9001" w:h="1741" w:wrap="around" w:x="1441" w:y="7"/>
       <w:spacing w:after="80"/>
@@ -10750,7 +9511,7 @@
   </w:style>
   <w:style w:type="paragraph" w:customStyle="1" w:styleId="IECA-Titulo1">
     <w:name w:val="IECA-Titulo1"/>
-    <w:basedOn w:val="Ttulo3"/>
+    <w:basedOn w:val="Heading3"/>
     <w:link w:val="IECA-Titulo1Car"/>
     <w:autoRedefine/>
     <w:rsid w:val="004E7198"/>
@@ -10881,9 +9642,9 @@
       <w:lang w:val="en-US" w:eastAsia="es-VE"/>
     </w:rPr>
   </w:style>
-  <w:style w:type="character" w:styleId="Hipervnculo">
+  <w:style w:type="character" w:styleId="Hyperlink">
     <w:name w:val="Hyperlink"/>
-    <w:basedOn w:val="Fuentedeprrafopredeter"/>
+    <w:basedOn w:val="DefaultParagraphFont"/>
     <w:uiPriority w:val="99"/>
     <w:unhideWhenUsed/>
     <w:rsid w:val="002112BE"/>
@@ -10892,9 +9653,9 @@
       <w:u w:val="single"/>
     </w:rPr>
   </w:style>
-  <w:style w:type="character" w:styleId="Hipervnculovisitado">
+  <w:style w:type="character" w:styleId="FollowedHyperlink">
     <w:name w:val="FollowedHyperlink"/>
-    <w:basedOn w:val="Fuentedeprrafopredeter"/>
+    <w:basedOn w:val="DefaultParagraphFont"/>
     <w:uiPriority w:val="99"/>
     <w:semiHidden/>
     <w:unhideWhenUsed/>
@@ -10906,7 +9667,7 @@
   </w:style>
   <w:style w:type="character" w:customStyle="1" w:styleId="Mencinsinresolver1">
     <w:name w:val="Mención sin resolver1"/>
-    <w:basedOn w:val="Fuentedeprrafopredeter"/>
+    <w:basedOn w:val="DefaultParagraphFont"/>
     <w:uiPriority w:val="99"/>
     <w:semiHidden/>
     <w:unhideWhenUsed/>
@@ -10916,7 +9677,7 @@
       <w:shd w:val="clear" w:color="auto" w:fill="E1DFDD"/>
     </w:rPr>
   </w:style>
-  <w:style w:type="paragraph" w:styleId="Prrafodelista">
+  <w:style w:type="paragraph" w:styleId="ListParagraph">
     <w:name w:val="List Paragraph"/>
     <w:basedOn w:val="Normal"/>
     <w:uiPriority w:val="34"/>
@@ -10937,10 +9698,10 @@
       <w:framePr w:wrap="around"/>
     </w:pPr>
   </w:style>
-  <w:style w:type="character" w:customStyle="1" w:styleId="Ttulo1Car">
-    <w:name w:val="Título 1 Car"/>
-    <w:basedOn w:val="Fuentedeprrafopredeter"/>
-    <w:link w:val="Ttulo1"/>
+  <w:style w:type="character" w:customStyle="1" w:styleId="Heading1Char">
+    <w:name w:val="Heading 1 Char"/>
+    <w:basedOn w:val="DefaultParagraphFont"/>
+    <w:link w:val="Heading1"/>
     <w:rsid w:val="00C15F07"/>
     <w:rPr>
       <w:rFonts w:ascii="Arial" w:hAnsi="Arial"/>
@@ -10951,7 +9712,7 @@
   </w:style>
   <w:style w:type="character" w:customStyle="1" w:styleId="IECA-TitCar">
     <w:name w:val="IECA-Tit Car"/>
-    <w:basedOn w:val="Ttulo1Car"/>
+    <w:basedOn w:val="Heading1Char"/>
     <w:link w:val="IECA-Tit"/>
     <w:rsid w:val="00C15F07"/>
     <w:rPr>
@@ -10984,10 +9745,10 @@
     <w:qFormat/>
     <w:rsid w:val="00C15F07"/>
   </w:style>
-  <w:style w:type="character" w:customStyle="1" w:styleId="Ttulo3Car">
-    <w:name w:val="Título 3 Car"/>
-    <w:basedOn w:val="Fuentedeprrafopredeter"/>
-    <w:link w:val="Ttulo3"/>
+  <w:style w:type="character" w:customStyle="1" w:styleId="Heading3Char">
+    <w:name w:val="Heading 3 Char"/>
+    <w:basedOn w:val="DefaultParagraphFont"/>
+    <w:link w:val="Heading3"/>
     <w:rsid w:val="00C15F07"/>
     <w:rPr>
       <w:rFonts w:ascii="Arial" w:hAnsi="Arial"/>
@@ -10997,7 +9758,7 @@
   </w:style>
   <w:style w:type="character" w:customStyle="1" w:styleId="IECA-Titulo1Car">
     <w:name w:val="IECA-Titulo1 Car"/>
-    <w:basedOn w:val="Ttulo3Car"/>
+    <w:basedOn w:val="Heading3Char"/>
     <w:link w:val="IECA-Titulo1"/>
     <w:rsid w:val="00C15F07"/>
     <w:rPr>
@@ -11062,7 +9823,7 @@
   </w:style>
   <w:style w:type="character" w:customStyle="1" w:styleId="IECA-FigurasCar">
     <w:name w:val="IECA-Figuras Car"/>
-    <w:basedOn w:val="Fuentedeprrafopredeter"/>
+    <w:basedOn w:val="DefaultParagraphFont"/>
     <w:link w:val="IECA-Figuras"/>
     <w:rsid w:val="009103A7"/>
     <w:rPr>
@@ -11097,7 +9858,7 @@
   </w:style>
   <w:style w:type="character" w:customStyle="1" w:styleId="IECA-TablasCar">
     <w:name w:val="IECA-Tablas Car"/>
-    <w:basedOn w:val="Fuentedeprrafopredeter"/>
+    <w:basedOn w:val="DefaultParagraphFont"/>
     <w:link w:val="IECA-Tablas"/>
     <w:rsid w:val="009103A7"/>
     <w:rPr>
@@ -11135,9 +9896,9 @@
       <w:lang w:val="es-CO" w:eastAsia="es-CO"/>
     </w:rPr>
   </w:style>
-  <w:style w:type="character" w:styleId="Mencinsinresolver">
+  <w:style w:type="character" w:styleId="UnresolvedMention">
     <w:name w:val="Unresolved Mention"/>
-    <w:basedOn w:val="Fuentedeprrafopredeter"/>
+    <w:basedOn w:val="DefaultParagraphFont"/>
     <w:uiPriority w:val="99"/>
     <w:semiHidden/>
     <w:unhideWhenUsed/>
@@ -11147,9 +9908,9 @@
       <w:shd w:val="clear" w:color="auto" w:fill="E1DFDD"/>
     </w:rPr>
   </w:style>
-  <w:style w:type="character" w:styleId="Textodelmarcadordeposicin">
+  <w:style w:type="character" w:styleId="PlaceholderText">
     <w:name w:val="Placeholder Text"/>
-    <w:basedOn w:val="Fuentedeprrafopredeter"/>
+    <w:basedOn w:val="DefaultParagraphFont"/>
     <w:uiPriority w:val="99"/>
     <w:semiHidden/>
     <w:rsid w:val="008C6596"/>
@@ -11157,27 +9918,27 @@
       <w:color w:val="666666"/>
     </w:rPr>
   </w:style>
-  <w:style w:type="paragraph" w:styleId="Textocomentario">
+  <w:style w:type="paragraph" w:styleId="CommentText">
     <w:name w:val="annotation text"/>
     <w:basedOn w:val="Normal"/>
-    <w:link w:val="TextocomentarioCar"/>
+    <w:link w:val="CommentTextChar"/>
     <w:uiPriority w:val="99"/>
     <w:semiHidden/>
     <w:unhideWhenUsed/>
   </w:style>
-  <w:style w:type="character" w:customStyle="1" w:styleId="TextocomentarioCar">
-    <w:name w:val="Texto comentario Car"/>
-    <w:basedOn w:val="Fuentedeprrafopredeter"/>
-    <w:link w:val="Textocomentario"/>
+  <w:style w:type="character" w:customStyle="1" w:styleId="CommentTextChar">
+    <w:name w:val="Comment Text Char"/>
+    <w:basedOn w:val="DefaultParagraphFont"/>
+    <w:link w:val="CommentText"/>
     <w:uiPriority w:val="99"/>
     <w:semiHidden/>
     <w:rPr>
       <w:lang w:val="en-US" w:eastAsia="es-VE"/>
     </w:rPr>
   </w:style>
-  <w:style w:type="character" w:styleId="Refdecomentario">
+  <w:style w:type="character" w:styleId="CommentReference">
     <w:name w:val="annotation reference"/>
-    <w:basedOn w:val="Fuentedeprrafopredeter"/>
+    <w:basedOn w:val="DefaultParagraphFont"/>
     <w:uiPriority w:val="99"/>
     <w:semiHidden/>
     <w:unhideWhenUsed/>
@@ -11186,10 +9947,10 @@
       <w:szCs w:val="16"/>
     </w:rPr>
   </w:style>
-  <w:style w:type="paragraph" w:styleId="Textodeglobo">
+  <w:style w:type="paragraph" w:styleId="BalloonText">
     <w:name w:val="Balloon Text"/>
     <w:basedOn w:val="Normal"/>
-    <w:link w:val="TextodegloboCar"/>
+    <w:link w:val="BalloonTextChar"/>
     <w:uiPriority w:val="99"/>
     <w:semiHidden/>
     <w:unhideWhenUsed/>
@@ -11200,10 +9961,10 @@
       <w:szCs w:val="18"/>
     </w:rPr>
   </w:style>
-  <w:style w:type="character" w:customStyle="1" w:styleId="TextodegloboCar">
-    <w:name w:val="Texto de globo Car"/>
-    <w:basedOn w:val="Fuentedeprrafopredeter"/>
-    <w:link w:val="Textodeglobo"/>
+  <w:style w:type="character" w:customStyle="1" w:styleId="BalloonTextChar">
+    <w:name w:val="Balloon Text Char"/>
+    <w:basedOn w:val="DefaultParagraphFont"/>
+    <w:link w:val="BalloonText"/>
     <w:uiPriority w:val="99"/>
     <w:semiHidden/>
     <w:rsid w:val="002D77DA"/>
@@ -11487,12 +10248,7 @@
 </file>
 
 <file path=customXml/item2.xml><?xml version="1.0" encoding="utf-8"?>
-<?mso-contentType ?>
-<FormTemplates xmlns="http://schemas.microsoft.com/sharepoint/v3/contenttype/forms">
-  <Display>DocumentLibraryForm</Display>
-  <Edit>DocumentLibraryForm</Edit>
-  <New>DocumentLibraryForm</New>
-</FormTemplates>
+<b:Sources xmlns:b="http://schemas.openxmlformats.org/officeDocument/2006/bibliography" xmlns="http://schemas.openxmlformats.org/officeDocument/2006/bibliography" SelectedStyle="\APASixthEditionOfficeOnline.xsl" StyleName="APA" Version="6"/>
 </file>
 
 <file path=customXml/item3.xml><?xml version="1.0" encoding="utf-8"?>
@@ -11749,7 +10505,12 @@
 </file>
 
 <file path=customXml/item4.xml><?xml version="1.0" encoding="utf-8"?>
-<b:Sources xmlns:b="http://schemas.openxmlformats.org/officeDocument/2006/bibliography" xmlns="http://schemas.openxmlformats.org/officeDocument/2006/bibliography" SelectedStyle="\APASixthEditionOfficeOnline.xsl" StyleName="APA" Version="6"/>
+<?mso-contentType ?>
+<FormTemplates xmlns="http://schemas.microsoft.com/sharepoint/v3/contenttype/forms">
+  <Display>DocumentLibraryForm</Display>
+  <Edit>DocumentLibraryForm</Edit>
+  <New>DocumentLibraryForm</New>
+</FormTemplates>
 </file>
 
 <file path=customXml/itemProps1.xml><?xml version="1.0" encoding="utf-8"?>
@@ -11763,9 +10524,9 @@
 </file>
 
 <file path=customXml/itemProps2.xml><?xml version="1.0" encoding="utf-8"?>
-<ds:datastoreItem xmlns:ds="http://schemas.openxmlformats.org/officeDocument/2006/customXml" ds:itemID="{B88124A3-2660-4BDF-AEFC-D01D18FDB53B}">
+<ds:datastoreItem xmlns:ds="http://schemas.openxmlformats.org/officeDocument/2006/customXml" ds:itemID="{82B825AC-6891-42F2-A5DF-E72428F2CAD2}">
   <ds:schemaRefs>
-    <ds:schemaRef ds:uri="http://schemas.microsoft.com/sharepoint/v3/contenttype/forms"/>
+    <ds:schemaRef ds:uri="http://schemas.openxmlformats.org/officeDocument/2006/bibliography"/>
   </ds:schemaRefs>
 </ds:datastoreItem>
 </file>
@@ -11790,9 +10551,9 @@
 </file>
 
 <file path=customXml/itemProps4.xml><?xml version="1.0" encoding="utf-8"?>
-<ds:datastoreItem xmlns:ds="http://schemas.openxmlformats.org/officeDocument/2006/customXml" ds:itemID="{82B825AC-6891-42F2-A5DF-E72428F2CAD2}">
+<ds:datastoreItem xmlns:ds="http://schemas.openxmlformats.org/officeDocument/2006/customXml" ds:itemID="{B88124A3-2660-4BDF-AEFC-D01D18FDB53B}">
   <ds:schemaRefs>
-    <ds:schemaRef ds:uri="http://schemas.openxmlformats.org/officeDocument/2006/bibliography"/>
+    <ds:schemaRef ds:uri="http://schemas.microsoft.com/sharepoint/v3/contenttype/forms"/>
   </ds:schemaRefs>
 </ds:datastoreItem>
 </file>
--- a/tool/PMP/temp/XXVI_SNHH26_Resumen_PMax24HAutomColombia_v1.docx
+++ b/tool/PMP/temp/XXVI_SNHH26_Resumen_PMax24HAutomColombia_v1.docx
@@ -2083,14 +2083,63 @@
         </w:rPr>
         <w:t xml:space="preserve">En el presente estudio, los registros </w:t>
       </w:r>
-      <w:r>
-        <w:rPr>
-          <w:rFonts w:ascii="Arial" w:hAnsi="Arial" w:cs="Arial"/>
-          <w:color w:val="auto"/>
-          <w:sz w:val="20"/>
-          <w:lang w:val="es-CO"/>
-        </w:rPr>
-        <w:t xml:space="preserve">Pmaa24h </w:t>
+      <w:commentRangeStart w:id="0"/>
+      <w:r>
+        <w:rPr>
+          <w:rFonts w:ascii="Arial" w:hAnsi="Arial" w:cs="Arial"/>
+          <w:color w:val="auto"/>
+          <w:sz w:val="20"/>
+          <w:lang w:val="es-CO"/>
+        </w:rPr>
+        <w:t>P</w:t>
+      </w:r>
+      <w:r>
+        <w:rPr>
+          <w:rFonts w:ascii="Arial" w:hAnsi="Arial" w:cs="Arial"/>
+          <w:color w:val="auto"/>
+          <w:sz w:val="20"/>
+          <w:lang w:val="es-CO"/>
+        </w:rPr>
+        <w:t>M</w:t>
+      </w:r>
+      <w:r>
+        <w:rPr>
+          <w:rFonts w:ascii="Arial" w:hAnsi="Arial" w:cs="Arial"/>
+          <w:color w:val="auto"/>
+          <w:sz w:val="20"/>
+          <w:lang w:val="es-CO"/>
+        </w:rPr>
+        <w:t>a</w:t>
+      </w:r>
+      <w:r>
+        <w:rPr>
+          <w:rFonts w:ascii="Arial" w:hAnsi="Arial" w:cs="Arial"/>
+          <w:color w:val="auto"/>
+          <w:sz w:val="20"/>
+          <w:lang w:val="es-CO"/>
+        </w:rPr>
+        <w:t>x</w:t>
+      </w:r>
+      <w:r>
+        <w:rPr>
+          <w:rFonts w:ascii="Arial" w:hAnsi="Arial" w:cs="Arial"/>
+          <w:color w:val="auto"/>
+          <w:sz w:val="20"/>
+          <w:lang w:val="es-CO"/>
+        </w:rPr>
+        <w:t xml:space="preserve">24h </w:t>
+      </w:r>
+      <w:commentRangeEnd w:id="0"/>
+      <w:r>
+        <w:rPr>
+          <w:rStyle w:val="CommentReference"/>
+          <w:rFonts w:ascii="Arial" w:hAnsi="Arial" w:cs="Arial"/>
+          <w:color w:val="auto"/>
+          <w:sz w:val="20"/>
+          <w:szCs w:val="20"/>
+          <w:lang w:val="es-CO"/>
+        </w:rPr>
+        <w:commentReference w:id="0"/>
       </w:r>
       <w:r>
         <w:rPr>
@@ -2554,7 +2603,7 @@
                     </pic:cNvPicPr>
                   </pic:nvPicPr>
                   <pic:blipFill>
-                    <a:blip r:embed="rId16">
+                    <a:blip r:embed="rId20">
                       <a:extLst>
                         <a:ext uri="{28A0092B-C50C-407E-A947-70E740481C1C}">
                           <a14:useLocalDpi xmlns:a14="http://schemas.microsoft.com/office/drawing/2010/main" val="0"/>
@@ -2632,21 +2681,46 @@
           <w:rFonts w:ascii="Arial" w:hAnsi="Arial" w:cs="Arial"/>
           <w:lang w:val="es-VE"/>
         </w:rPr>
-        <w:t>CDF con la función log-Angli</w:t>
-      </w:r>
+        <w:t>CDF con la función log-</w:t>
+      </w:r>
+      <w:commentRangeStart w:id="1"/>
       <w:r>
         <w:rPr>
           <w:rFonts w:ascii="Arial" w:hAnsi="Arial" w:cs="Arial"/>
           <w:lang w:val="es-VE"/>
         </w:rPr>
-        <w:t>y</w:t>
+        <w:t>Angli</w:t>
       </w:r>
       <w:r>
         <w:rPr>
           <w:rFonts w:ascii="Arial" w:hAnsi="Arial" w:cs="Arial"/>
           <w:lang w:val="es-VE"/>
         </w:rPr>
-        <w:t xml:space="preserve"> y EDF</w:t>
+        <w:t>t</w:t>
+      </w:r>
+      <w:r>
+        <w:rPr>
+          <w:rFonts w:ascii="Arial" w:hAnsi="Arial" w:cs="Arial"/>
+          <w:lang w:val="es-VE"/>
+        </w:rPr>
+        <w:t xml:space="preserve"> </w:t>
+      </w:r>
+      <w:commentRangeEnd w:id="1"/>
+      <w:r>
+        <w:rPr>
+          <w:rStyle w:val="CommentReference"/>
+          <w:rFonts w:ascii="Arial" w:hAnsi="Arial" w:cs="Arial"/>
+          <w:szCs w:val="20"/>
+          <w:lang w:val="es-VE"/>
+        </w:rPr>
+        <w:commentReference w:id="1"/>
+      </w:r>
+      <w:r>
+        <w:rPr>
+          <w:rFonts w:ascii="Arial" w:hAnsi="Arial" w:cs="Arial"/>
+          <w:lang w:val="es-VE"/>
+        </w:rPr>
+        <w:t>y EDF</w:t>
       </w:r>
       <w:r>
         <w:rPr>
@@ -3210,7 +3284,7 @@
                     </pic:cNvPicPr>
                   </pic:nvPicPr>
                   <pic:blipFill>
-                    <a:blip r:embed="rId17" cstate="print">
+                    <a:blip r:embed="rId21" cstate="print">
                       <a:extLst>
                         <a:ext uri="{28A0092B-C50C-407E-A947-70E740481C1C}">
                           <a14:useLocalDpi xmlns:a14="http://schemas.microsoft.com/office/drawing/2010/main" val="0"/>
@@ -3319,7 +3393,7 @@
                     </pic:cNvPicPr>
                   </pic:nvPicPr>
                   <pic:blipFill>
-                    <a:blip r:embed="rId18" cstate="print">
+                    <a:blip r:embed="rId22" cstate="print">
                       <a:extLst>
                         <a:ext uri="{28A0092B-C50C-407E-A947-70E740481C1C}">
                           <a14:useLocalDpi xmlns:a14="http://schemas.microsoft.com/office/drawing/2010/main" val="0"/>
@@ -3447,7 +3521,15 @@
           <w:rFonts w:ascii="Arial" w:hAnsi="Arial" w:cs="Arial"/>
           <w:lang w:val="es-CO"/>
         </w:rPr>
-        <w:t>Johnson SU y Johnson SU; Caribe (41) mostró la misma tendencia con mayor dispersión; Orinoco (32) resaltó log</w:t>
+        <w:t xml:space="preserve">Johnson SU y Johnson SU; Caribe (41) mostró la misma tendencia con mayor dispersión; Orinoco (32) resaltó </w:t>
+      </w:r>
+      <w:commentRangeStart w:id="2"/>
+      <w:r>
+        <w:rPr>
+          <w:rFonts w:ascii="Arial" w:hAnsi="Arial" w:cs="Arial"/>
+          <w:lang w:val="es-CO"/>
+        </w:rPr>
+        <w:t>log</w:t>
       </w:r>
       <w:r>
         <w:rPr>
@@ -3461,7 +3543,32 @@
           <w:rFonts w:ascii="Arial" w:hAnsi="Arial" w:cs="Arial"/>
           <w:lang w:val="es-CO"/>
         </w:rPr>
-        <w:t xml:space="preserve">Gamma; y en Pacífico (13) y Amazonas (7) la baja densidad de estaciones produjo repartos casi uniformes entre varias PDF (cada una con un único “mejor ajuste”). </w:t>
+        <w:t>dG</w:t>
+      </w:r>
+      <w:r>
+        <w:rPr>
+          <w:rFonts w:ascii="Arial" w:hAnsi="Arial" w:cs="Arial"/>
+          <w:lang w:val="es-CO"/>
+        </w:rPr>
+        <w:t>amma</w:t>
+      </w:r>
+      <w:commentRangeEnd w:id="2"/>
+      <w:r>
+        <w:rPr>
+          <w:rStyle w:val="CommentReference"/>
+          <w:rFonts w:ascii="Arial" w:hAnsi="Arial" w:cs="Arial"/>
+          <w:sz w:val="20"/>
+          <w:szCs w:val="20"/>
+          <w:lang w:val="es-CO"/>
+        </w:rPr>
+        <w:commentReference w:id="2"/>
+      </w:r>
+      <w:r>
+        <w:rPr>
+          <w:rFonts w:ascii="Arial" w:hAnsi="Arial" w:cs="Arial"/>
+          <w:lang w:val="es-CO"/>
+        </w:rPr>
+        <w:t xml:space="preserve">; y en Pacífico (13) y Amazonas (7) la baja densidad de estaciones produjo repartos casi uniformes entre varias PDF (cada una con un único “mejor ajuste”). </w:t>
       </w:r>
     </w:p>
     <w:p>
@@ -5029,7 +5136,7 @@
                     </pic:cNvPicPr>
                   </pic:nvPicPr>
                   <pic:blipFill rotWithShape="1">
-                    <a:blip r:embed="rId19" cstate="print">
+                    <a:blip r:embed="rId23" cstate="print">
                       <a:extLst>
                         <a:ext uri="{28A0092B-C50C-407E-A947-70E740481C1C}">
                           <a14:useLocalDpi xmlns:a14="http://schemas.microsoft.com/office/drawing/2010/main" val="0"/>
@@ -6101,7 +6208,47 @@
           <w:rFonts w:ascii="Arial" w:hAnsi="Arial" w:cs="Arial"/>
           <w:lang w:val="es-CO"/>
         </w:rPr>
-        <w:t xml:space="preserve"> del procesamiento de un número muy grande de datos de Pmax24h utilizando herramientas estadísticas programadas en Python</w:t>
+        <w:t xml:space="preserve"> del procesamiento de un número muy grande de datos de </w:t>
+      </w:r>
+      <w:commentRangeStart w:id="3"/>
+      <w:r>
+        <w:rPr>
+          <w:rFonts w:ascii="Arial" w:hAnsi="Arial" w:cs="Arial"/>
+          <w:lang w:val="es-CO"/>
+        </w:rPr>
+        <w:t>P</w:t>
+      </w:r>
+      <w:r>
+        <w:rPr>
+          <w:rFonts w:ascii="Arial" w:hAnsi="Arial" w:cs="Arial"/>
+          <w:lang w:val="es-CO"/>
+        </w:rPr>
+        <w:t>M</w:t>
+      </w:r>
+      <w:r>
+        <w:rPr>
+          <w:rFonts w:ascii="Arial" w:hAnsi="Arial" w:cs="Arial"/>
+          <w:lang w:val="es-CO"/>
+        </w:rPr>
+        <w:t xml:space="preserve">ax24h </w:t>
+      </w:r>
+      <w:commentRangeEnd w:id="3"/>
+      <w:r>
+        <w:rPr>
+          <w:rStyle w:val="CommentReference"/>
+          <w:rFonts w:ascii="Arial" w:hAnsi="Arial" w:cs="Arial"/>
+          <w:sz w:val="20"/>
+          <w:szCs w:val="20"/>
+          <w:lang w:val="es-CO"/>
+        </w:rPr>
+        <w:commentReference w:id="3"/>
+      </w:r>
+      <w:r>
+        <w:rPr>
+          <w:rFonts w:ascii="Arial" w:hAnsi="Arial" w:cs="Arial"/>
+          <w:lang w:val="es-CO"/>
+        </w:rPr>
+        <w:t>utilizando herramientas estadísticas programadas en Python</w:t>
       </w:r>
       <w:r>
         <w:rPr>
@@ -7200,7 +7347,7 @@
         </w:rPr>
         <w:t xml:space="preserve">NOAA – Physical Sciences Laboratory. (2025). Probable Maximum Precipitation Modernization. </w:t>
       </w:r>
-      <w:hyperlink r:id="rId20" w:history="1">
+      <w:hyperlink r:id="rId24" w:history="1">
         <w:r>
           <w:rPr>
             <w:rStyle w:val="Hyperlink"/>
@@ -7488,9 +7635,9 @@
       </w:pPr>
     </w:p>
     <w:sectPr>
-      <w:headerReference w:type="default" r:id="rId21"/>
-      <w:footerReference w:type="even" r:id="rId22"/>
-      <w:footerReference w:type="default" r:id="rId23"/>
+      <w:headerReference w:type="default" r:id="rId25"/>
+      <w:footerReference w:type="even" r:id="rId26"/>
+      <w:footerReference w:type="default" r:id="rId27"/>
       <w:endnotePr>
         <w:numFmt w:val="decimal"/>
       </w:endnotePr>
@@ -7502,6 +7649,102 @@
     </w:sectPr>
   </w:body>
 </w:document>
+</file>
+
+<file path=word/comments.xml><?xml version="1.0" encoding="utf-8"?>
+<w:comments xmlns:wpc="http://schemas.microsoft.com/office/word/2010/wordprocessingCanvas" xmlns:cx="http://schemas.microsoft.com/office/drawing/2014/chartex" xmlns:cx1="http://schemas.microsoft.com/office/drawing/2015/9/8/chartex" xmlns:cx2="http://schemas.microsoft.com/office/drawing/2015/10/21/chartex" xmlns:cx3="http://schemas.microsoft.com/office/drawing/2016/5/9/chartex" xmlns:cx4="http://schemas.microsoft.com/office/drawing/2016/5/10/chartex" xmlns:cx5="http://schemas.microsoft.com/office/drawing/2016/5/11/chartex" xmlns:cx6="http://schemas.microsoft.com/office/drawing/2016/5/12/chartex" xmlns:cx7="http://schemas.microsoft.com/office/drawing/2016/5/13/chartex" xmlns:cx8="http://schemas.microsoft.com/office/drawing/2016/5/14/chartex" xmlns:mc="http://schemas.openxmlformats.org/markup-compatibility/2006" xmlns:aink="http://schemas.microsoft.com/office/drawing/2016/ink" xmlns:am3d="http://schemas.microsoft.com/office/drawing/2017/model3d" xmlns:o="urn:schemas-microsoft-com:office:office" xmlns:oel="http://schemas.microsoft.com/office/2019/extlst" xmlns:r="http://schemas.openxmlformats.org/officeDocument/2006/relationships" xmlns:m="http://schemas.openxmlformats.org/officeDocument/2006/math" xmlns:v="urn:schemas-microsoft-com:vml" xmlns:wp14="http://schemas.microsoft.com/office/word/2010/wordprocessingDrawing" xmlns:wp="http://schemas.openxmlformats.org/drawingml/2006/wordprocessingDrawing" xmlns:w10="urn:schemas-microsoft-com:office:word" xmlns:w="http://schemas.openxmlformats.org/wordprocessingml/2006/main" xmlns:w14="http://schemas.microsoft.com/office/word/2010/wordml" xmlns:w15="http://schemas.microsoft.com/office/word/2012/wordml" xmlns:w16cex="http://schemas.microsoft.com/office/word/2018/wordml/cex" xmlns:w16cid="http://schemas.microsoft.com/office/word/2016/wordml/cid" xmlns:w16="http://schemas.microsoft.com/office/word/2018/wordml" xmlns:w16du="http://schemas.microsoft.com/office/word/2023/wordml/word16du" xmlns:w16sdtdh="http://schemas.microsoft.com/office/word/2020/wordml/sdtdatahash" xmlns:w16sdtfl="http://schemas.microsoft.com/office/word/2024/wordml/sdtformatlock" xmlns:w16se="http://schemas.microsoft.com/office/word/2015/wordml/symex" xmlns:wpg="http://schemas.microsoft.com/office/word/2010/wordprocessingGroup" xmlns:wpi="http://schemas.microsoft.com/office/word/2010/wordprocessingInk" xmlns:wne="http://schemas.microsoft.com/office/word/2006/wordml" xmlns:wps="http://schemas.microsoft.com/office/word/2010/wordprocessingShape" mc:Ignorable="w14 w15 w16se w16cid w16 w16cex w16sdtdh w16sdtfl w16du wp14">
+  <w:comment w:id="0" w:author="WILLIAM RICARDO AGUILAR PIÑA" w:date="2026-03-04T08:32:00Z" w:initials="WA">
+    <w:p>
+      <w:pPr>
+        <w:pStyle w:val="CommentText"/>
+      </w:pPr>
+      <w:r>
+        <w:rPr>
+          <w:rStyle w:val="CommentReference"/>
+        </w:rPr>
+        <w:annotationRef/>
+      </w:r>
+      <w:r>
+        <w:t>Pmax24h</w:t>
+      </w:r>
+    </w:p>
+  </w:comment>
+  <w:comment w:id="1" w:author="WILLIAM RICARDO AGUILAR PIÑA" w:date="2026-03-04T08:33:00Z" w:initials="WA">
+    <w:p>
+      <w:pPr>
+        <w:pStyle w:val="CommentText"/>
+      </w:pPr>
+      <w:r>
+        <w:rPr>
+          <w:rStyle w:val="CommentReference"/>
+        </w:rPr>
+        <w:annotationRef/>
+      </w:r>
+      <w:r>
+        <w:t>Anglit</w:t>
+      </w:r>
+    </w:p>
+  </w:comment>
+  <w:comment w:id="2" w:author="WILLIAM RICARDO AGUILAR PIÑA" w:date="2026-03-04T08:36:00Z" w:initials="WA">
+    <w:p>
+      <w:pPr>
+        <w:pStyle w:val="CommentText"/>
+      </w:pPr>
+      <w:r>
+        <w:rPr>
+          <w:rStyle w:val="CommentReference"/>
+        </w:rPr>
+        <w:annotationRef/>
+      </w:r>
+      <w:r>
+        <w:t>dGamma</w:t>
+      </w:r>
+    </w:p>
+  </w:comment>
+  <w:comment w:id="3" w:author="WILLIAM RICARDO AGUILAR PIÑA" w:date="2026-03-04T08:39:00Z" w:initials="WA">
+    <w:p>
+      <w:pPr>
+        <w:pStyle w:val="CommentText"/>
+      </w:pPr>
+      <w:r>
+        <w:rPr>
+          <w:rStyle w:val="CommentReference"/>
+        </w:rPr>
+        <w:annotationRef/>
+      </w:r>
+      <w:r>
+        <w:t>Pmax24h</w:t>
+      </w:r>
+    </w:p>
+  </w:comment>
+</w:comments>
+</file>
+
+<file path=word/commentsExtended.xml><?xml version="1.0" encoding="utf-8"?>
+<w15:commentsEx xmlns:wpc="http://schemas.microsoft.com/office/word/2010/wordprocessingCanvas" xmlns:cx="http://schemas.microsoft.com/office/drawing/2014/chartex" xmlns:cx1="http://schemas.microsoft.com/office/drawing/2015/9/8/chartex" xmlns:cx2="http://schemas.microsoft.com/office/drawing/2015/10/21/chartex" xmlns:cx3="http://schemas.microsoft.com/office/drawing/2016/5/9/chartex" xmlns:cx4="http://schemas.microsoft.com/office/drawing/2016/5/10/chartex" xmlns:cx5="http://schemas.microsoft.com/office/drawing/2016/5/11/chartex" xmlns:cx6="http://schemas.microsoft.com/office/drawing/2016/5/12/chartex" xmlns:cx7="http://schemas.microsoft.com/office/drawing/2016/5/13/chartex" xmlns:cx8="http://schemas.microsoft.com/office/drawing/2016/5/14/chartex" xmlns:mc="http://schemas.openxmlformats.org/markup-compatibility/2006" xmlns:aink="http://schemas.microsoft.com/office/drawing/2016/ink" xmlns:am3d="http://schemas.microsoft.com/office/drawing/2017/model3d" xmlns:o="urn:schemas-microsoft-com:office:office" xmlns:oel="http://schemas.microsoft.com/office/2019/extlst" xmlns:r="http://schemas.openxmlformats.org/officeDocument/2006/relationships" xmlns:m="http://schemas.openxmlformats.org/officeDocument/2006/math" xmlns:v="urn:schemas-microsoft-com:vml" xmlns:wp14="http://schemas.microsoft.com/office/word/2010/wordprocessingDrawing" xmlns:wp="http://schemas.openxmlformats.org/drawingml/2006/wordprocessingDrawing" xmlns:w10="urn:schemas-microsoft-com:office:word" xmlns:w="http://schemas.openxmlformats.org/wordprocessingml/2006/main" xmlns:w14="http://schemas.microsoft.com/office/word/2010/wordml" xmlns:w15="http://schemas.microsoft.com/office/word/2012/wordml" xmlns:w16cex="http://schemas.microsoft.com/office/word/2018/wordml/cex" xmlns:w16cid="http://schemas.microsoft.com/office/word/2016/wordml/cid" xmlns:w16="http://schemas.microsoft.com/office/word/2018/wordml" xmlns:w16du="http://schemas.microsoft.com/office/word/2023/wordml/word16du" xmlns:w16sdtdh="http://schemas.microsoft.com/office/word/2020/wordml/sdtdatahash" xmlns:w16sdtfl="http://schemas.microsoft.com/office/word/2024/wordml/sdtformatlock" xmlns:w16se="http://schemas.microsoft.com/office/word/2015/wordml/symex" xmlns:wpg="http://schemas.microsoft.com/office/word/2010/wordprocessingGroup" xmlns:wpi="http://schemas.microsoft.com/office/word/2010/wordprocessingInk" xmlns:wne="http://schemas.microsoft.com/office/word/2006/wordml" xmlns:wps="http://schemas.microsoft.com/office/word/2010/wordprocessingShape" mc:Ignorable="w14 w15 w16se w16cid w16 w16cex w16sdtdh w16sdtfl w16du wp14">
+  <w15:commentEx w15:paraId="6D5F3D0C" w15:done="0"/>
+  <w15:commentEx w15:paraId="3EE77940" w15:done="0"/>
+  <w15:commentEx w15:paraId="455D3745" w15:done="0"/>
+  <w15:commentEx w15:paraId="3EB3F854" w15:done="0"/>
+</w15:commentsEx>
+</file>
+
+<file path=word/commentsExtensible.xml><?xml version="1.0" encoding="utf-8"?>
+<w16cex:commentsExtensible xmlns:wpc="http://schemas.microsoft.com/office/word/2010/wordprocessingCanvas" xmlns:cx="http://schemas.microsoft.com/office/drawing/2014/chartex" xmlns:cx1="http://schemas.microsoft.com/office/drawing/2015/9/8/chartex" xmlns:cx2="http://schemas.microsoft.com/office/drawing/2015/10/21/chartex" xmlns:cx3="http://schemas.microsoft.com/office/drawing/2016/5/9/chartex" xmlns:cx4="http://schemas.microsoft.com/office/drawing/2016/5/10/chartex" xmlns:cx5="http://schemas.microsoft.com/office/drawing/2016/5/11/chartex" xmlns:cx6="http://schemas.microsoft.com/office/drawing/2016/5/12/chartex" xmlns:cx7="http://schemas.microsoft.com/office/drawing/2016/5/13/chartex" xmlns:cx8="http://schemas.microsoft.com/office/drawing/2016/5/14/chartex" xmlns:cr="http://schemas.microsoft.com/office/comments/2020/reactions" xmlns:mc="http://schemas.openxmlformats.org/markup-compatibility/2006" xmlns:aink="http://schemas.microsoft.com/office/drawing/2016/ink" xmlns:am3d="http://schemas.microsoft.com/office/drawing/2017/model3d" xmlns:o="urn:schemas-microsoft-com:office:office" xmlns:oel="http://schemas.microsoft.com/office/2019/extlst" xmlns:r="http://schemas.openxmlformats.org/officeDocument/2006/relationships" xmlns:m="http://schemas.openxmlformats.org/officeDocument/2006/math" xmlns:v="urn:schemas-microsoft-com:vml" xmlns:wp14="http://schemas.microsoft.com/office/word/2010/wordprocessingDrawing" xmlns:wp="http://schemas.openxmlformats.org/drawingml/2006/wordprocessingDrawing" xmlns:w10="urn:schemas-microsoft-com:office:word" xmlns:w="http://schemas.openxmlformats.org/wordprocessingml/2006/main" xmlns:w14="http://schemas.microsoft.com/office/word/2010/wordml" xmlns:w15="http://schemas.microsoft.com/office/word/2012/wordml" xmlns:w16cex="http://schemas.microsoft.com/office/word/2018/wordml/cex" xmlns:w16cid="http://schemas.microsoft.com/office/word/2016/wordml/cid" xmlns:w16="http://schemas.microsoft.com/office/word/2018/wordml" xmlns:w16du="http://schemas.microsoft.com/office/word/2023/wordml/word16du" xmlns:w16sdtdh="http://schemas.microsoft.com/office/word/2020/wordml/sdtdatahash" xmlns:w16sdtfl="http://schemas.microsoft.com/office/word/2024/wordml/sdtformatlock" xmlns:w16se="http://schemas.microsoft.com/office/word/2015/wordml/symex" xmlns:wpg="http://schemas.microsoft.com/office/word/2010/wordprocessingGroup" xmlns:wpi="http://schemas.microsoft.com/office/word/2010/wordprocessingInk" xmlns:wne="http://schemas.microsoft.com/office/word/2006/wordml" xmlns:wps="http://schemas.microsoft.com/office/word/2010/wordprocessingShape" mc:Ignorable="w14 w15 w16se w16cid w16 w16cex w16sdtdh w16sdtfl cr w16du wp14">
+  <w16cex:commentExtensible w16cex:durableId="58E38213" w16cex:dateUtc="2026-03-04T13:32:00Z"/>
+  <w16cex:commentExtensible w16cex:durableId="7F93B73D" w16cex:dateUtc="2026-03-04T13:33:00Z"/>
+  <w16cex:commentExtensible w16cex:durableId="7541196D" w16cex:dateUtc="2026-03-04T13:36:00Z"/>
+  <w16cex:commentExtensible w16cex:durableId="442651D4" w16cex:dateUtc="2026-03-04T13:39:00Z"/>
+</w16cex:commentsExtensible>
+</file>
+
+<file path=word/commentsIds.xml><?xml version="1.0" encoding="utf-8"?>
+<w16cid:commentsIds xmlns:wpc="http://schemas.microsoft.com/office/word/2010/wordprocessingCanvas" xmlns:cx="http://schemas.microsoft.com/office/drawing/2014/chartex" xmlns:cx1="http://schemas.microsoft.com/office/drawing/2015/9/8/chartex" xmlns:cx2="http://schemas.microsoft.com/office/drawing/2015/10/21/chartex" xmlns:cx3="http://schemas.microsoft.com/office/drawing/2016/5/9/chartex" xmlns:cx4="http://schemas.microsoft.com/office/drawing/2016/5/10/chartex" xmlns:cx5="http://schemas.microsoft.com/office/drawing/2016/5/11/chartex" xmlns:cx6="http://schemas.microsoft.com/office/drawing/2016/5/12/chartex" xmlns:cx7="http://schemas.microsoft.com/office/drawing/2016/5/13/chartex" xmlns:cx8="http://schemas.microsoft.com/office/drawing/2016/5/14/chartex" xmlns:mc="http://schemas.openxmlformats.org/markup-compatibility/2006" xmlns:aink="http://schemas.microsoft.com/office/drawing/2016/ink" xmlns:am3d="http://schemas.microsoft.com/office/drawing/2017/model3d" xmlns:o="urn:schemas-microsoft-com:office:office" xmlns:oel="http://schemas.microsoft.com/office/2019/extlst" xmlns:r="http://schemas.openxmlformats.org/officeDocument/2006/relationships" xmlns:m="http://schemas.openxmlformats.org/officeDocument/2006/math" xmlns:v="urn:schemas-microsoft-com:vml" xmlns:wp14="http://schemas.microsoft.com/office/word/2010/wordprocessingDrawing" xmlns:wp="http://schemas.openxmlformats.org/drawingml/2006/wordprocessingDrawing" xmlns:w10="urn:schemas-microsoft-com:office:word" xmlns:w="http://schemas.openxmlformats.org/wordprocessingml/2006/main" xmlns:w14="http://schemas.microsoft.com/office/word/2010/wordml" xmlns:w15="http://schemas.microsoft.com/office/word/2012/wordml" xmlns:w16cex="http://schemas.microsoft.com/office/word/2018/wordml/cex" xmlns:w16cid="http://schemas.microsoft.com/office/word/2016/wordml/cid" xmlns:w16="http://schemas.microsoft.com/office/word/2018/wordml" xmlns:w16du="http://schemas.microsoft.com/office/word/2023/wordml/word16du" xmlns:w16sdtdh="http://schemas.microsoft.com/office/word/2020/wordml/sdtdatahash" xmlns:w16sdtfl="http://schemas.microsoft.com/office/word/2024/wordml/sdtformatlock" xmlns:w16se="http://schemas.microsoft.com/office/word/2015/wordml/symex" xmlns:wpg="http://schemas.microsoft.com/office/word/2010/wordprocessingGroup" xmlns:wpi="http://schemas.microsoft.com/office/word/2010/wordprocessingInk" xmlns:wne="http://schemas.microsoft.com/office/word/2006/wordml" xmlns:wps="http://schemas.microsoft.com/office/word/2010/wordprocessingShape" mc:Ignorable="w14 w15 w16se w16cid w16 w16cex w16sdtdh w16sdtfl w16du wp14">
+  <w16cid:commentId w16cid:paraId="6D5F3D0C" w16cid:durableId="58E38213"/>
+  <w16cid:commentId w16cid:paraId="3EE77940" w16cid:durableId="7F93B73D"/>
+  <w16cid:commentId w16cid:paraId="455D3745" w16cid:durableId="7541196D"/>
+  <w16cid:commentId w16cid:paraId="3EB3F854" w16cid:durableId="442651D4"/>
+</w16cid:commentsIds>
 </file>
 
 <file path=word/endnotes.xml><?xml version="1.0" encoding="utf-8"?>
@@ -8930,6 +9173,14 @@
     <w:abstractNumId w:val="11"/>
   </w:num>
 </w:numbering>
+</file>
+
+<file path=word/people.xml><?xml version="1.0" encoding="utf-8"?>
+<w15:people xmlns:wpc="http://schemas.microsoft.com/office/word/2010/wordprocessingCanvas" xmlns:cx="http://schemas.microsoft.com/office/drawing/2014/chartex" xmlns:cx1="http://schemas.microsoft.com/office/drawing/2015/9/8/chartex" xmlns:cx2="http://schemas.microsoft.com/office/drawing/2015/10/21/chartex" xmlns:cx3="http://schemas.microsoft.com/office/drawing/2016/5/9/chartex" xmlns:cx4="http://schemas.microsoft.com/office/drawing/2016/5/10/chartex" xmlns:cx5="http://schemas.microsoft.com/office/drawing/2016/5/11/chartex" xmlns:cx6="http://schemas.microsoft.com/office/drawing/2016/5/12/chartex" xmlns:cx7="http://schemas.microsoft.com/office/drawing/2016/5/13/chartex" xmlns:cx8="http://schemas.microsoft.com/office/drawing/2016/5/14/chartex" xmlns:mc="http://schemas.openxmlformats.org/markup-compatibility/2006" xmlns:aink="http://schemas.microsoft.com/office/drawing/2016/ink" xmlns:am3d="http://schemas.microsoft.com/office/drawing/2017/model3d" xmlns:o="urn:schemas-microsoft-com:office:office" xmlns:oel="http://schemas.microsoft.com/office/2019/extlst" xmlns:r="http://schemas.openxmlformats.org/officeDocument/2006/relationships" xmlns:m="http://schemas.openxmlformats.org/officeDocument/2006/math" xmlns:v="urn:schemas-microsoft-com:vml" xmlns:wp14="http://schemas.microsoft.com/office/word/2010/wordprocessingDrawing" xmlns:wp="http://schemas.openxmlformats.org/drawingml/2006/wordprocessingDrawing" xmlns:w10="urn:schemas-microsoft-com:office:word" xmlns:w="http://schemas.openxmlformats.org/wordprocessingml/2006/main" xmlns:w14="http://schemas.microsoft.com/office/word/2010/wordml" xmlns:w15="http://schemas.microsoft.com/office/word/2012/wordml" xmlns:w16cex="http://schemas.microsoft.com/office/word/2018/wordml/cex" xmlns:w16cid="http://schemas.microsoft.com/office/word/2016/wordml/cid" xmlns:w16="http://schemas.microsoft.com/office/word/2018/wordml" xmlns:w16du="http://schemas.microsoft.com/office/word/2023/wordml/word16du" xmlns:w16sdtdh="http://schemas.microsoft.com/office/word/2020/wordml/sdtdatahash" xmlns:w16sdtfl="http://schemas.microsoft.com/office/word/2024/wordml/sdtformatlock" xmlns:w16se="http://schemas.microsoft.com/office/word/2015/wordml/symex" xmlns:wpg="http://schemas.microsoft.com/office/word/2010/wordprocessingGroup" xmlns:wpi="http://schemas.microsoft.com/office/word/2010/wordprocessingInk" xmlns:wne="http://schemas.microsoft.com/office/word/2006/wordml" xmlns:wps="http://schemas.microsoft.com/office/word/2010/wordprocessingShape" mc:Ignorable="w14 w15 w16se w16cid w16 w16cex w16sdtdh w16sdtfl w16du wp14">
+  <w15:person w15:author="WILLIAM RICARDO AGUILAR PIÑA">
+    <w15:presenceInfo w15:providerId="AD" w15:userId="S::william.aguilar@escuelaing.edu.co::25538c52-b196-49fc-9025-2dd86a54f18a"/>
+  </w15:person>
+</w15:people>
 </file>
 
 <file path=word/styles.xml><?xml version="1.0" encoding="utf-8"?>
@@ -9975,6 +10226,33 @@
       <w:lang w:val="en-US" w:eastAsia="es-VE"/>
     </w:rPr>
   </w:style>
+  <w:style w:type="paragraph" w:styleId="CommentSubject">
+    <w:name w:val="annotation subject"/>
+    <w:basedOn w:val="CommentText"/>
+    <w:next w:val="CommentText"/>
+    <w:link w:val="CommentSubjectChar"/>
+    <w:uiPriority w:val="99"/>
+    <w:semiHidden/>
+    <w:unhideWhenUsed/>
+    <w:rsid w:val="00EB596D"/>
+    <w:rPr>
+      <w:b/>
+      <w:bCs/>
+    </w:rPr>
+  </w:style>
+  <w:style w:type="character" w:customStyle="1" w:styleId="CommentSubjectChar">
+    <w:name w:val="Comment Subject Char"/>
+    <w:basedOn w:val="CommentTextChar"/>
+    <w:link w:val="CommentSubject"/>
+    <w:uiPriority w:val="99"/>
+    <w:semiHidden/>
+    <w:rsid w:val="00EB596D"/>
+    <w:rPr>
+      <w:b/>
+      <w:bCs/>
+      <w:lang w:val="en-US" w:eastAsia="es-VE"/>
+    </w:rPr>
+  </w:style>
 </w:styles>
 </file>
 

--- a/tool/PMP/temp/XXVI_SNHH26_Resumen_PMax24HAutomColombia_v1.docx
+++ b/tool/PMP/temp/XXVI_SNHH26_Resumen_PMax24HAutomColombia_v1.docx
@@ -7713,7 +7713,13 @@
         <w:annotationRef/>
       </w:r>
       <w:r>
-        <w:t>Pmax24h</w:t>
+        <w:t>P</w:t>
+      </w:r>
+      <w:r>
+        <w:t>M</w:t>
+      </w:r>
+      <w:r>
+        <w:t>ax24h</w:t>
       </w:r>
     </w:p>
   </w:comment>

--- a/tool/PMP/temp/XXVI_SNHH26_Resumen_PMax24HAutomColombia_v1.docx
+++ b/tool/PMP/temp/XXVI_SNHH26_Resumen_PMax24HAutomColombia_v1.docx
@@ -65,6 +65,7 @@
         </w:rPr>
         <w:t>Juan David Rodr</w:t>
       </w:r>
+      <w:commentRangeStart w:id="0"/>
       <w:r>
         <w:rPr>
           <w:rFonts w:ascii="Arial Nova" w:hAnsi="Arial Nova"/>
@@ -74,14 +75,16 @@
         </w:rPr>
         <w:t>í</w:t>
       </w:r>
-      <w:r>
-        <w:rPr>
+      <w:commentRangeEnd w:id="0"/>
+      <w:r>
+        <w:rPr>
+          <w:rStyle w:val="CommentReference"/>
           <w:rFonts w:ascii="Arial Nova" w:hAnsi="Arial Nova"/>
           <w:sz w:val="22"/>
           <w:szCs w:val="22"/>
           <w:lang w:val="es-CO"/>
         </w:rPr>
-        <w:t>guez Acevedo</w:t>
+        <w:commentReference w:id="0"/>
       </w:r>
       <w:r>
         <w:rPr>
@@ -90,7 +93,7 @@
           <w:szCs w:val="22"/>
           <w:lang w:val="es-CO"/>
         </w:rPr>
-        <w:t xml:space="preserve">, </w:t>
+        <w:t>guez Acevedo</w:t>
       </w:r>
       <w:r>
         <w:rPr>
@@ -99,6 +102,15 @@
           <w:szCs w:val="22"/>
           <w:lang w:val="es-CO"/>
         </w:rPr>
+        <w:t xml:space="preserve">, </w:t>
+      </w:r>
+      <w:r>
+        <w:rPr>
+          <w:rFonts w:ascii="Arial Nova" w:hAnsi="Arial Nova"/>
+          <w:sz w:val="22"/>
+          <w:szCs w:val="22"/>
+          <w:lang w:val="es-CO"/>
+        </w:rPr>
         <w:t>William Ricardo Aguilar Piña</w:t>
       </w:r>
     </w:p>
@@ -148,7 +160,7 @@
           <w:lang w:val="es-CO"/>
         </w:rPr>
       </w:pPr>
-      <w:hyperlink r:id="rId11">
+      <w:hyperlink r:id="rId15">
         <w:r>
           <w:rPr>
             <w:rStyle w:val="Hyperlink"/>
@@ -169,7 +181,7 @@
         </w:rPr>
         <w:t xml:space="preserve">, </w:t>
       </w:r>
-      <w:hyperlink r:id="rId12">
+      <w:hyperlink r:id="rId16">
         <w:r>
           <w:rPr>
             <w:rStyle w:val="Hyperlink"/>
@@ -199,7 +211,7 @@
         </w:rPr>
         <w:t xml:space="preserve"> </w:t>
       </w:r>
-      <w:hyperlink r:id="rId13">
+      <w:hyperlink r:id="rId17">
         <w:r>
           <w:rPr>
             <w:rStyle w:val="Hyperlink"/>
@@ -851,7 +863,7 @@
                     </pic:cNvPicPr>
                   </pic:nvPicPr>
                   <pic:blipFill rotWithShape="1">
-                    <a:blip r:embed="rId14" cstate="print">
+                    <a:blip r:embed="rId18" cstate="print">
                       <a:extLst>
                         <a:ext uri="{28A0092B-C50C-407E-A947-70E740481C1C}">
                           <a14:useLocalDpi xmlns:a14="http://schemas.microsoft.com/office/drawing/2010/main" val="0"/>
@@ -1604,7 +1616,7 @@
                     </pic:cNvPicPr>
                   </pic:nvPicPr>
                   <pic:blipFill rotWithShape="1">
-                    <a:blip r:embed="rId15">
+                    <a:blip r:embed="rId19">
                       <a:extLst>
                         <a:ext uri="{28A0092B-C50C-407E-A947-70E740481C1C}">
                           <a14:useLocalDpi xmlns:a14="http://schemas.microsoft.com/office/drawing/2010/main" val="0"/>
@@ -2083,7 +2095,7 @@
         </w:rPr>
         <w:t xml:space="preserve">En el presente estudio, los registros </w:t>
       </w:r>
-      <w:commentRangeStart w:id="0"/>
+      <w:commentRangeStart w:id="1"/>
       <w:r>
         <w:rPr>
           <w:rFonts w:ascii="Arial" w:hAnsi="Arial" w:cs="Arial"/>
@@ -2129,7 +2141,7 @@
         </w:rPr>
         <w:t xml:space="preserve">24h </w:t>
       </w:r>
-      <w:commentRangeEnd w:id="0"/>
+      <w:commentRangeEnd w:id="1"/>
       <w:r>
         <w:rPr>
           <w:rStyle w:val="CommentReference"/>
@@ -2139,7 +2151,7 @@
           <w:szCs w:val="20"/>
           <w:lang w:val="es-CO"/>
         </w:rPr>
-        <w:commentReference w:id="0"/>
+        <w:commentReference w:id="1"/>
       </w:r>
       <w:r>
         <w:rPr>
@@ -2683,7 +2695,7 @@
         </w:rPr>
         <w:t>CDF con la función log-</w:t>
       </w:r>
-      <w:commentRangeStart w:id="1"/>
+      <w:commentRangeStart w:id="2"/>
       <w:r>
         <w:rPr>
           <w:rFonts w:ascii="Arial" w:hAnsi="Arial" w:cs="Arial"/>
@@ -2705,7 +2717,7 @@
         </w:rPr>
         <w:t xml:space="preserve"> </w:t>
       </w:r>
-      <w:commentRangeEnd w:id="1"/>
+      <w:commentRangeEnd w:id="2"/>
       <w:r>
         <w:rPr>
           <w:rStyle w:val="CommentReference"/>
@@ -2713,7 +2725,7 @@
           <w:szCs w:val="20"/>
           <w:lang w:val="es-VE"/>
         </w:rPr>
-        <w:commentReference w:id="1"/>
+        <w:commentReference w:id="2"/>
       </w:r>
       <w:r>
         <w:rPr>
@@ -3523,7 +3535,7 @@
         </w:rPr>
         <w:t xml:space="preserve">Johnson SU y Johnson SU; Caribe (41) mostró la misma tendencia con mayor dispersión; Orinoco (32) resaltó </w:t>
       </w:r>
-      <w:commentRangeStart w:id="2"/>
+      <w:commentRangeStart w:id="3"/>
       <w:r>
         <w:rPr>
           <w:rFonts w:ascii="Arial" w:hAnsi="Arial" w:cs="Arial"/>
@@ -3552,7 +3564,7 @@
         </w:rPr>
         <w:t>amma</w:t>
       </w:r>
-      <w:commentRangeEnd w:id="2"/>
+      <w:commentRangeEnd w:id="3"/>
       <w:r>
         <w:rPr>
           <w:rStyle w:val="CommentReference"/>
@@ -3561,7 +3573,7 @@
           <w:szCs w:val="20"/>
           <w:lang w:val="es-CO"/>
         </w:rPr>
-        <w:commentReference w:id="2"/>
+        <w:commentReference w:id="3"/>
       </w:r>
       <w:r>
         <w:rPr>
@@ -6210,7 +6222,7 @@
         </w:rPr>
         <w:t xml:space="preserve"> del procesamiento de un número muy grande de datos de </w:t>
       </w:r>
-      <w:commentRangeStart w:id="3"/>
+      <w:commentRangeStart w:id="4"/>
       <w:r>
         <w:rPr>
           <w:rFonts w:ascii="Arial" w:hAnsi="Arial" w:cs="Arial"/>
@@ -6232,7 +6244,7 @@
         </w:rPr>
         <w:t xml:space="preserve">ax24h </w:t>
       </w:r>
-      <w:commentRangeEnd w:id="3"/>
+      <w:commentRangeEnd w:id="4"/>
       <w:r>
         <w:rPr>
           <w:rStyle w:val="CommentReference"/>
@@ -6241,7 +6253,7 @@
           <w:szCs w:val="20"/>
           <w:lang w:val="es-CO"/>
         </w:rPr>
-        <w:commentReference w:id="3"/>
+        <w:commentReference w:id="4"/>
       </w:r>
       <w:r>
         <w:rPr>
@@ -7653,7 +7665,7 @@
 
 <file path=word/comments.xml><?xml version="1.0" encoding="utf-8"?>
 <w:comments xmlns:wpc="http://schemas.microsoft.com/office/word/2010/wordprocessingCanvas" xmlns:cx="http://schemas.microsoft.com/office/drawing/2014/chartex" xmlns:cx1="http://schemas.microsoft.com/office/drawing/2015/9/8/chartex" xmlns:cx2="http://schemas.microsoft.com/office/drawing/2015/10/21/chartex" xmlns:cx3="http://schemas.microsoft.com/office/drawing/2016/5/9/chartex" xmlns:cx4="http://schemas.microsoft.com/office/drawing/2016/5/10/chartex" xmlns:cx5="http://schemas.microsoft.com/office/drawing/2016/5/11/chartex" xmlns:cx6="http://schemas.microsoft.com/office/drawing/2016/5/12/chartex" xmlns:cx7="http://schemas.microsoft.com/office/drawing/2016/5/13/chartex" xmlns:cx8="http://schemas.microsoft.com/office/drawing/2016/5/14/chartex" xmlns:mc="http://schemas.openxmlformats.org/markup-compatibility/2006" xmlns:aink="http://schemas.microsoft.com/office/drawing/2016/ink" xmlns:am3d="http://schemas.microsoft.com/office/drawing/2017/model3d" xmlns:o="urn:schemas-microsoft-com:office:office" xmlns:oel="http://schemas.microsoft.com/office/2019/extlst" xmlns:r="http://schemas.openxmlformats.org/officeDocument/2006/relationships" xmlns:m="http://schemas.openxmlformats.org/officeDocument/2006/math" xmlns:v="urn:schemas-microsoft-com:vml" xmlns:wp14="http://schemas.microsoft.com/office/word/2010/wordprocessingDrawing" xmlns:wp="http://schemas.openxmlformats.org/drawingml/2006/wordprocessingDrawing" xmlns:w10="urn:schemas-microsoft-com:office:word" xmlns:w="http://schemas.openxmlformats.org/wordprocessingml/2006/main" xmlns:w14="http://schemas.microsoft.com/office/word/2010/wordml" xmlns:w15="http://schemas.microsoft.com/office/word/2012/wordml" xmlns:w16cex="http://schemas.microsoft.com/office/word/2018/wordml/cex" xmlns:w16cid="http://schemas.microsoft.com/office/word/2016/wordml/cid" xmlns:w16="http://schemas.microsoft.com/office/word/2018/wordml" xmlns:w16du="http://schemas.microsoft.com/office/word/2023/wordml/word16du" xmlns:w16sdtdh="http://schemas.microsoft.com/office/word/2020/wordml/sdtdatahash" xmlns:w16sdtfl="http://schemas.microsoft.com/office/word/2024/wordml/sdtformatlock" xmlns:w16se="http://schemas.microsoft.com/office/word/2015/wordml/symex" xmlns:wpg="http://schemas.microsoft.com/office/word/2010/wordprocessingGroup" xmlns:wpi="http://schemas.microsoft.com/office/word/2010/wordprocessingInk" xmlns:wne="http://schemas.microsoft.com/office/word/2006/wordml" xmlns:wps="http://schemas.microsoft.com/office/word/2010/wordprocessingShape" mc:Ignorable="w14 w15 w16se w16cid w16 w16cex w16sdtdh w16sdtfl w16du wp14">
-  <w:comment w:id="0" w:author="WILLIAM RICARDO AGUILAR PIÑA" w:date="2026-03-04T08:32:00Z" w:initials="WA">
+  <w:comment w:id="0" w:author="WILLIAM RICARDO AGUILAR PIÑA" w:date="2026-03-04T08:52:00Z" w:initials="WA">
     <w:p>
       <w:pPr>
         <w:pStyle w:val="CommentText"/>
@@ -7665,11 +7677,27 @@
         <w:annotationRef/>
       </w:r>
       <w:r>
+        <w:t>í</w:t>
+      </w:r>
+    </w:p>
+  </w:comment>
+  <w:comment w:id="1" w:author="WILLIAM RICARDO AGUILAR PIÑA" w:date="2026-03-04T08:32:00Z" w:initials="WA">
+    <w:p>
+      <w:pPr>
+        <w:pStyle w:val="CommentText"/>
+      </w:pPr>
+      <w:r>
+        <w:rPr>
+          <w:rStyle w:val="CommentReference"/>
+        </w:rPr>
+        <w:annotationRef/>
+      </w:r>
+      <w:r>
         <w:t>Pmax24h</w:t>
       </w:r>
     </w:p>
   </w:comment>
-  <w:comment w:id="1" w:author="WILLIAM RICARDO AGUILAR PIÑA" w:date="2026-03-04T08:33:00Z" w:initials="WA">
+  <w:comment w:id="2" w:author="WILLIAM RICARDO AGUILAR PIÑA" w:date="2026-03-04T08:33:00Z" w:initials="WA">
     <w:p>
       <w:pPr>
         <w:pStyle w:val="CommentText"/>
@@ -7685,7 +7713,7 @@
       </w:r>
     </w:p>
   </w:comment>
-  <w:comment w:id="2" w:author="WILLIAM RICARDO AGUILAR PIÑA" w:date="2026-03-04T08:36:00Z" w:initials="WA">
+  <w:comment w:id="3" w:author="WILLIAM RICARDO AGUILAR PIÑA" w:date="2026-03-04T08:36:00Z" w:initials="WA">
     <w:p>
       <w:pPr>
         <w:pStyle w:val="CommentText"/>
@@ -7701,7 +7729,7 @@
       </w:r>
     </w:p>
   </w:comment>
-  <w:comment w:id="3" w:author="WILLIAM RICARDO AGUILAR PIÑA" w:date="2026-03-04T08:39:00Z" w:initials="WA">
+  <w:comment w:id="4" w:author="WILLIAM RICARDO AGUILAR PIÑA" w:date="2026-03-04T08:39:00Z" w:initials="WA">
     <w:p>
       <w:pPr>
         <w:pStyle w:val="CommentText"/>
@@ -7728,6 +7756,7 @@
 
 <file path=word/commentsExtended.xml><?xml version="1.0" encoding="utf-8"?>
 <w15:commentsEx xmlns:wpc="http://schemas.microsoft.com/office/word/2010/wordprocessingCanvas" xmlns:cx="http://schemas.microsoft.com/office/drawing/2014/chartex" xmlns:cx1="http://schemas.microsoft.com/office/drawing/2015/9/8/chartex" xmlns:cx2="http://schemas.microsoft.com/office/drawing/2015/10/21/chartex" xmlns:cx3="http://schemas.microsoft.com/office/drawing/2016/5/9/chartex" xmlns:cx4="http://schemas.microsoft.com/office/drawing/2016/5/10/chartex" xmlns:cx5="http://schemas.microsoft.com/office/drawing/2016/5/11/chartex" xmlns:cx6="http://schemas.microsoft.com/office/drawing/2016/5/12/chartex" xmlns:cx7="http://schemas.microsoft.com/office/drawing/2016/5/13/chartex" xmlns:cx8="http://schemas.microsoft.com/office/drawing/2016/5/14/chartex" xmlns:mc="http://schemas.openxmlformats.org/markup-compatibility/2006" xmlns:aink="http://schemas.microsoft.com/office/drawing/2016/ink" xmlns:am3d="http://schemas.microsoft.com/office/drawing/2017/model3d" xmlns:o="urn:schemas-microsoft-com:office:office" xmlns:oel="http://schemas.microsoft.com/office/2019/extlst" xmlns:r="http://schemas.openxmlformats.org/officeDocument/2006/relationships" xmlns:m="http://schemas.openxmlformats.org/officeDocument/2006/math" xmlns:v="urn:schemas-microsoft-com:vml" xmlns:wp14="http://schemas.microsoft.com/office/word/2010/wordprocessingDrawing" xmlns:wp="http://schemas.openxmlformats.org/drawingml/2006/wordprocessingDrawing" xmlns:w10="urn:schemas-microsoft-com:office:word" xmlns:w="http://schemas.openxmlformats.org/wordprocessingml/2006/main" xmlns:w14="http://schemas.microsoft.com/office/word/2010/wordml" xmlns:w15="http://schemas.microsoft.com/office/word/2012/wordml" xmlns:w16cex="http://schemas.microsoft.com/office/word/2018/wordml/cex" xmlns:w16cid="http://schemas.microsoft.com/office/word/2016/wordml/cid" xmlns:w16="http://schemas.microsoft.com/office/word/2018/wordml" xmlns:w16du="http://schemas.microsoft.com/office/word/2023/wordml/word16du" xmlns:w16sdtdh="http://schemas.microsoft.com/office/word/2020/wordml/sdtdatahash" xmlns:w16sdtfl="http://schemas.microsoft.com/office/word/2024/wordml/sdtformatlock" xmlns:w16se="http://schemas.microsoft.com/office/word/2015/wordml/symex" xmlns:wpg="http://schemas.microsoft.com/office/word/2010/wordprocessingGroup" xmlns:wpi="http://schemas.microsoft.com/office/word/2010/wordprocessingInk" xmlns:wne="http://schemas.microsoft.com/office/word/2006/wordml" xmlns:wps="http://schemas.microsoft.com/office/word/2010/wordprocessingShape" mc:Ignorable="w14 w15 w16se w16cid w16 w16cex w16sdtdh w16sdtfl w16du wp14">
+  <w15:commentEx w15:paraId="23D9CA4D" w15:done="0"/>
   <w15:commentEx w15:paraId="6D5F3D0C" w15:done="0"/>
   <w15:commentEx w15:paraId="3EE77940" w15:done="0"/>
   <w15:commentEx w15:paraId="455D3745" w15:done="0"/>
@@ -7737,6 +7766,7 @@
 
 <file path=word/commentsExtensible.xml><?xml version="1.0" encoding="utf-8"?>
 <w16cex:commentsExtensible xmlns:wpc="http://schemas.microsoft.com/office/word/2010/wordprocessingCanvas" xmlns:cx="http://schemas.microsoft.com/office/drawing/2014/chartex" xmlns:cx1="http://schemas.microsoft.com/office/drawing/2015/9/8/chartex" xmlns:cx2="http://schemas.microsoft.com/office/drawing/2015/10/21/chartex" xmlns:cx3="http://schemas.microsoft.com/office/drawing/2016/5/9/chartex" xmlns:cx4="http://schemas.microsoft.com/office/drawing/2016/5/10/chartex" xmlns:cx5="http://schemas.microsoft.com/office/drawing/2016/5/11/chartex" xmlns:cx6="http://schemas.microsoft.com/office/drawing/2016/5/12/chartex" xmlns:cx7="http://schemas.microsoft.com/office/drawing/2016/5/13/chartex" xmlns:cx8="http://schemas.microsoft.com/office/drawing/2016/5/14/chartex" xmlns:cr="http://schemas.microsoft.com/office/comments/2020/reactions" xmlns:mc="http://schemas.openxmlformats.org/markup-compatibility/2006" xmlns:aink="http://schemas.microsoft.com/office/drawing/2016/ink" xmlns:am3d="http://schemas.microsoft.com/office/drawing/2017/model3d" xmlns:o="urn:schemas-microsoft-com:office:office" xmlns:oel="http://schemas.microsoft.com/office/2019/extlst" xmlns:r="http://schemas.openxmlformats.org/officeDocument/2006/relationships" xmlns:m="http://schemas.openxmlformats.org/officeDocument/2006/math" xmlns:v="urn:schemas-microsoft-com:vml" xmlns:wp14="http://schemas.microsoft.com/office/word/2010/wordprocessingDrawing" xmlns:wp="http://schemas.openxmlformats.org/drawingml/2006/wordprocessingDrawing" xmlns:w10="urn:schemas-microsoft-com:office:word" xmlns:w="http://schemas.openxmlformats.org/wordprocessingml/2006/main" xmlns:w14="http://schemas.microsoft.com/office/word/2010/wordml" xmlns:w15="http://schemas.microsoft.com/office/word/2012/wordml" xmlns:w16cex="http://schemas.microsoft.com/office/word/2018/wordml/cex" xmlns:w16cid="http://schemas.microsoft.com/office/word/2016/wordml/cid" xmlns:w16="http://schemas.microsoft.com/office/word/2018/wordml" xmlns:w16du="http://schemas.microsoft.com/office/word/2023/wordml/word16du" xmlns:w16sdtdh="http://schemas.microsoft.com/office/word/2020/wordml/sdtdatahash" xmlns:w16sdtfl="http://schemas.microsoft.com/office/word/2024/wordml/sdtformatlock" xmlns:w16se="http://schemas.microsoft.com/office/word/2015/wordml/symex" xmlns:wpg="http://schemas.microsoft.com/office/word/2010/wordprocessingGroup" xmlns:wpi="http://schemas.microsoft.com/office/word/2010/wordprocessingInk" xmlns:wne="http://schemas.microsoft.com/office/word/2006/wordml" xmlns:wps="http://schemas.microsoft.com/office/word/2010/wordprocessingShape" mc:Ignorable="w14 w15 w16se w16cid w16 w16cex w16sdtdh w16sdtfl cr w16du wp14">
+  <w16cex:commentExtensible w16cex:durableId="20F8BA99" w16cex:dateUtc="2026-03-04T13:52:00Z"/>
   <w16cex:commentExtensible w16cex:durableId="58E38213" w16cex:dateUtc="2026-03-04T13:32:00Z"/>
   <w16cex:commentExtensible w16cex:durableId="7F93B73D" w16cex:dateUtc="2026-03-04T13:33:00Z"/>
   <w16cex:commentExtensible w16cex:durableId="7541196D" w16cex:dateUtc="2026-03-04T13:36:00Z"/>
@@ -7746,6 +7776,7 @@
 
 <file path=word/commentsIds.xml><?xml version="1.0" encoding="utf-8"?>
 <w16cid:commentsIds xmlns:wpc="http://schemas.microsoft.com/office/word/2010/wordprocessingCanvas" xmlns:cx="http://schemas.microsoft.com/office/drawing/2014/chartex" xmlns:cx1="http://schemas.microsoft.com/office/drawing/2015/9/8/chartex" xmlns:cx2="http://schemas.microsoft.com/office/drawing/2015/10/21/chartex" xmlns:cx3="http://schemas.microsoft.com/office/drawing/2016/5/9/chartex" xmlns:cx4="http://schemas.microsoft.com/office/drawing/2016/5/10/chartex" xmlns:cx5="http://schemas.microsoft.com/office/drawing/2016/5/11/chartex" xmlns:cx6="http://schemas.microsoft.com/office/drawing/2016/5/12/chartex" xmlns:cx7="http://schemas.microsoft.com/office/drawing/2016/5/13/chartex" xmlns:cx8="http://schemas.microsoft.com/office/drawing/2016/5/14/chartex" xmlns:mc="http://schemas.openxmlformats.org/markup-compatibility/2006" xmlns:aink="http://schemas.microsoft.com/office/drawing/2016/ink" xmlns:am3d="http://schemas.microsoft.com/office/drawing/2017/model3d" xmlns:o="urn:schemas-microsoft-com:office:office" xmlns:oel="http://schemas.microsoft.com/office/2019/extlst" xmlns:r="http://schemas.openxmlformats.org/officeDocument/2006/relationships" xmlns:m="http://schemas.openxmlformats.org/officeDocument/2006/math" xmlns:v="urn:schemas-microsoft-com:vml" xmlns:wp14="http://schemas.microsoft.com/office/word/2010/wordprocessingDrawing" xmlns:wp="http://schemas.openxmlformats.org/drawingml/2006/wordprocessingDrawing" xmlns:w10="urn:schemas-microsoft-com:office:word" xmlns:w="http://schemas.openxmlformats.org/wordprocessingml/2006/main" xmlns:w14="http://schemas.microsoft.com/office/word/2010/wordml" xmlns:w15="http://schemas.microsoft.com/office/word/2012/wordml" xmlns:w16cex="http://schemas.microsoft.com/office/word/2018/wordml/cex" xmlns:w16cid="http://schemas.microsoft.com/office/word/2016/wordml/cid" xmlns:w16="http://schemas.microsoft.com/office/word/2018/wordml" xmlns:w16du="http://schemas.microsoft.com/office/word/2023/wordml/word16du" xmlns:w16sdtdh="http://schemas.microsoft.com/office/word/2020/wordml/sdtdatahash" xmlns:w16sdtfl="http://schemas.microsoft.com/office/word/2024/wordml/sdtformatlock" xmlns:w16se="http://schemas.microsoft.com/office/word/2015/wordml/symex" xmlns:wpg="http://schemas.microsoft.com/office/word/2010/wordprocessingGroup" xmlns:wpi="http://schemas.microsoft.com/office/word/2010/wordprocessingInk" xmlns:wne="http://schemas.microsoft.com/office/word/2006/wordml" xmlns:wps="http://schemas.microsoft.com/office/word/2010/wordprocessingShape" mc:Ignorable="w14 w15 w16se w16cid w16 w16cex w16sdtdh w16sdtfl w16du wp14">
+  <w16cid:commentId w16cid:paraId="23D9CA4D" w16cid:durableId="20F8BA99"/>
   <w16cid:commentId w16cid:paraId="6D5F3D0C" w16cid:durableId="58E38213"/>
   <w16cid:commentId w16cid:paraId="3EE77940" w16cid:durableId="7F93B73D"/>
   <w16cid:commentId w16cid:paraId="455D3745" w16cid:durableId="7541196D"/>
